--- a/Theory_Project Report.docx
+++ b/Theory_Project Report.docx
@@ -102,6 +102,11 @@
           <w:rFonts w:asciiTheme="majorBidi" w:hAnsiTheme="majorBidi" w:cstheme="majorBidi"/>
         </w:rPr>
       </w:r>
+      <w:r>
+        <w:rPr>
+          <w:rFonts w:asciiTheme="majorBidi" w:hAnsiTheme="majorBidi" w:cstheme="majorBidi"/>
+        </w:rPr>
+      </w:r>
     </w:p>
     <w:p>
       <w:pPr>
@@ -139,6 +144,11 @@
           <w:rFonts w:asciiTheme="majorBidi" w:hAnsiTheme="majorBidi" w:cstheme="majorBidi"/>
         </w:rPr>
       </w:r>
+      <w:r>
+        <w:rPr>
+          <w:rFonts w:asciiTheme="majorBidi" w:hAnsiTheme="majorBidi" w:cstheme="majorBidi"/>
+        </w:rPr>
+      </w:r>
     </w:p>
     <w:p>
       <w:pPr>
@@ -176,6 +186,11 @@
           <w:rFonts w:asciiTheme="majorBidi" w:hAnsiTheme="majorBidi" w:cstheme="majorBidi"/>
         </w:rPr>
       </w:r>
+      <w:r>
+        <w:rPr>
+          <w:rFonts w:asciiTheme="majorBidi" w:hAnsiTheme="majorBidi" w:cstheme="majorBidi"/>
+        </w:rPr>
+      </w:r>
     </w:p>
     <w:p>
       <w:pPr>
@@ -213,12 +228,6 @@
           <w:rFonts w:asciiTheme="majorBidi" w:hAnsiTheme="majorBidi" w:cstheme="majorBidi"/>
           <w:color w:val="333333"/>
         </w:rPr>
-      </w:r>
-      <w:r>
-        <w:rPr>
-          <w:rFonts w:asciiTheme="majorBidi" w:hAnsiTheme="majorBidi" w:cstheme="majorBidi"/>
-          <w:color w:val="333333"/>
-        </w:rPr>
         <w:t xml:space="preserve">231001040</w:t>
       </w:r>
       <w:r>
@@ -233,6 +242,11 @@
           <w:rFonts w:asciiTheme="majorBidi" w:hAnsiTheme="majorBidi" w:cstheme="majorBidi"/>
         </w:rPr>
       </w:r>
+      <w:r>
+        <w:rPr>
+          <w:rFonts w:asciiTheme="majorBidi" w:hAnsiTheme="majorBidi" w:cstheme="majorBidi"/>
+        </w:rPr>
+      </w:r>
     </w:p>
     <w:p>
       <w:pPr>
@@ -298,6 +312,11 @@
           <w:rFonts w:asciiTheme="majorBidi" w:hAnsiTheme="majorBidi" w:cstheme="majorBidi"/>
         </w:rPr>
       </w:r>
+      <w:r>
+        <w:rPr>
+          <w:rFonts w:asciiTheme="majorBidi" w:hAnsiTheme="majorBidi" w:cstheme="majorBidi"/>
+        </w:rPr>
+      </w:r>
     </w:p>
     <w:p>
       <w:pPr>
@@ -315,6 +334,11 @@
           <w:szCs w:val="24"/>
         </w:rPr>
         <w:br w:type="page" w:clear="all"/>
+      </w:r>
+      <w:r>
+        <w:rPr>
+          <w:rFonts w:asciiTheme="majorBidi" w:hAnsiTheme="majorBidi" w:cstheme="majorBidi"/>
+        </w:rPr>
       </w:r>
       <w:r>
         <w:rPr>
@@ -357,144 +381,7 @@
           <w:szCs w:val="30"/>
         </w:rPr>
       </w:r>
-    </w:p>
-    <w:p>
-      <w:pPr>
-        <w:pBdr>
-          <w:bottom w:val="single" w:color="2e75b6" w:sz="4" w:space="1"/>
-        </w:pBdr>
-        <w:spacing w:after="120" w:before="120"/>
-        <w:ind/>
-        <w:rPr>
-          <w:rFonts w:asciiTheme="majorBidi" w:hAnsiTheme="majorBidi" w:cstheme="majorBidi"/>
-        </w:rPr>
-      </w:pPr>
       <w:r>
-        <w:rPr>
-          <w:rFonts w:asciiTheme="majorBidi" w:hAnsiTheme="majorBidi" w:cstheme="majorBidi"/>
-        </w:rPr>
-      </w:r>
-      <w:r>
-        <w:rPr>
-          <w:rFonts w:asciiTheme="majorBidi" w:hAnsiTheme="majorBidi" w:cstheme="majorBidi"/>
-        </w:rPr>
-      </w:r>
-    </w:p>
-    <w:p>
-      <w:pPr>
-        <w:pBdr/>
-        <w:spacing w:after="80" w:before="80"/>
-        <w:ind/>
-        <w:rPr>
-          <w:rFonts w:asciiTheme="majorBidi" w:hAnsiTheme="majorBidi" w:cstheme="majorBidi"/>
-        </w:rPr>
-      </w:pPr>
-      <w:r>
-        <w:rPr>
-          <w:rFonts w:asciiTheme="majorBidi" w:hAnsiTheme="majorBidi" w:cstheme="majorBidi"/>
-        </w:rPr>
-      </w:r>
-      <w:r>
-        <w:rPr>
-          <w:rFonts w:asciiTheme="majorBidi" w:hAnsiTheme="majorBidi" w:cstheme="majorBidi"/>
-        </w:rPr>
-      </w:r>
-    </w:p>
-    <w:p>
-      <w:pPr>
-        <w:pBdr/>
-        <w:spacing w:after="80" w:before="80"/>
-        <w:ind/>
-        <w:rPr>
-          <w:rFonts w:asciiTheme="majorBidi" w:hAnsiTheme="majorBidi" w:cstheme="majorBidi"/>
-        </w:rPr>
-      </w:pPr>
-      <w:r>
-        <w:rPr>
-          <w:rFonts w:asciiTheme="majorBidi" w:hAnsiTheme="majorBidi" w:cstheme="majorBidi"/>
-        </w:rPr>
-        <w:t xml:space="preserve">This project implements the Subset Construction Algorithm to convert a Nondeterministic Finite Automaton (NFA) with epsilon (ε) transitions into an equivalent Determinis</w:t>
-      </w:r>
-      <w:r>
-        <w:rPr>
-          <w:rFonts w:asciiTheme="majorBidi" w:hAnsiTheme="majorBidi" w:cstheme="majorBidi"/>
-        </w:rPr>
-        <w:t xml:space="preserve">tic Finite Automaton (DFA). NFAs are powerful theoretical models, but they allow multiple possible transitions for a single input symbol and can transition without consuming any character (ε-transitions). While this makes NFAs convenient for design, comput</w:t>
-      </w:r>
-      <w:r>
-        <w:rPr>
-          <w:rFonts w:asciiTheme="majorBidi" w:hAnsiTheme="majorBidi" w:cstheme="majorBidi"/>
-        </w:rPr>
-        <w:t xml:space="preserve">ers require a deterministic machine where each state has exactly one transition per symbol. This engine bridges that gap: it reads an NFA definition, applies the well-known subset construction procedure, and outputs the fully computed DFA transition table.</w:t>
-      </w:r>
-      <w:r>
-        <w:rPr>
-          <w:rFonts w:asciiTheme="majorBidi" w:hAnsiTheme="majorBidi" w:cstheme="majorBidi"/>
-        </w:rPr>
-      </w:r>
-    </w:p>
-    <w:p>
-      <w:pPr>
-        <w:pBdr/>
-        <w:spacing w:after="80" w:before="80"/>
-        <w:ind/>
-        <w:rPr>
-          <w:rFonts w:asciiTheme="majorBidi" w:hAnsiTheme="majorBidi" w:cstheme="majorBidi"/>
-        </w:rPr>
-      </w:pPr>
-      <w:r>
-        <w:rPr>
-          <w:rFonts w:asciiTheme="majorBidi" w:hAnsiTheme="majorBidi" w:cstheme="majorBidi"/>
-        </w:rPr>
-      </w:r>
-      <w:r>
-        <w:rPr>
-          <w:rFonts w:asciiTheme="majorBidi" w:hAnsiTheme="majorBidi" w:cstheme="majorBidi"/>
-        </w:rPr>
-      </w:r>
-    </w:p>
-    <w:p>
-      <w:pPr>
-        <w:pBdr/>
-        <w:spacing w:after="80" w:before="80"/>
-        <w:ind/>
-        <w:rPr>
-          <w:rFonts w:asciiTheme="majorBidi" w:hAnsiTheme="majorBidi" w:cstheme="majorBidi"/>
-        </w:rPr>
-      </w:pPr>
-      <w:r>
-        <w:rPr>
-          <w:rFonts w:asciiTheme="majorBidi" w:hAnsiTheme="majorBidi" w:cstheme="majorBidi"/>
-        </w:rPr>
-        <w:t xml:space="preserve">The project is a zero-dependency Python engine with no external libraries used. Every algorithm — graph traversal, closure computation, state naming, and tab</w:t>
-      </w:r>
-      <w:r>
-        <w:rPr>
-          <w:rFonts w:asciiTheme="majorBidi" w:hAnsiTheme="majorBidi" w:cstheme="majorBidi"/>
-        </w:rPr>
-        <w:t xml:space="preserve">le formatting — is implemented from scratch. NFAs are supplied via JSON files, making it easy to define and swap test cases. The final DFA is printed as a formatted transition table to the terminal, clearly marking the start state and all accepting states.</w:t>
-      </w:r>
-      <w:r>
-        <w:rPr>
-          <w:rFonts w:asciiTheme="majorBidi" w:hAnsiTheme="majorBidi" w:cstheme="majorBidi"/>
-        </w:rPr>
-      </w:r>
-    </w:p>
-    <w:p>
-      <w:pPr>
-        <w:pBdr/>
-        <w:spacing w:after="80" w:before="80"/>
-        <w:ind/>
-        <w:rPr/>
-      </w:pPr>
-      <w:r/>
-      <w:r/>
-    </w:p>
-    <w:p>
-      <w:pPr>
-        <w:pBdr/>
-        <w:spacing w:after="120" w:before="360"/>
-        <w:ind/>
         <w:rPr>
           <w:rFonts w:asciiTheme="majorBidi" w:hAnsiTheme="majorBidi" w:cstheme="majorBidi"/>
           <w:b/>
@@ -503,8 +390,170 @@
           <w:sz w:val="30"/>
           <w:szCs w:val="30"/>
         </w:rPr>
+      </w:r>
+    </w:p>
+    <w:p>
+      <w:pPr>
+        <w:pBdr>
+          <w:bottom w:val="single" w:color="2e75b6" w:sz="4" w:space="1"/>
+        </w:pBdr>
+        <w:spacing w:after="120" w:before="120"/>
+        <w:ind/>
+        <w:rPr>
+          <w:rFonts w:asciiTheme="majorBidi" w:hAnsiTheme="majorBidi" w:cstheme="majorBidi"/>
+        </w:rPr>
       </w:pPr>
       <w:r>
+        <w:rPr>
+          <w:rFonts w:asciiTheme="majorBidi" w:hAnsiTheme="majorBidi" w:cstheme="majorBidi"/>
+        </w:rPr>
+      </w:r>
+      <w:r>
+        <w:rPr>
+          <w:rFonts w:asciiTheme="majorBidi" w:hAnsiTheme="majorBidi" w:cstheme="majorBidi"/>
+        </w:rPr>
+      </w:r>
+      <w:r>
+        <w:rPr>
+          <w:rFonts w:asciiTheme="majorBidi" w:hAnsiTheme="majorBidi" w:cstheme="majorBidi"/>
+        </w:rPr>
+      </w:r>
+    </w:p>
+    <w:p>
+      <w:pPr>
+        <w:pBdr/>
+        <w:spacing w:after="80" w:before="80"/>
+        <w:ind/>
+        <w:rPr>
+          <w:rFonts w:asciiTheme="majorBidi" w:hAnsiTheme="majorBidi" w:cstheme="majorBidi"/>
+        </w:rPr>
+      </w:pPr>
+      <w:r>
+        <w:rPr>
+          <w:rFonts w:asciiTheme="majorBidi" w:hAnsiTheme="majorBidi" w:cstheme="majorBidi"/>
+        </w:rPr>
+      </w:r>
+      <w:r>
+        <w:rPr>
+          <w:rFonts w:asciiTheme="majorBidi" w:hAnsiTheme="majorBidi" w:cstheme="majorBidi"/>
+        </w:rPr>
+      </w:r>
+      <w:r>
+        <w:rPr>
+          <w:rFonts w:asciiTheme="majorBidi" w:hAnsiTheme="majorBidi" w:cstheme="majorBidi"/>
+        </w:rPr>
+      </w:r>
+    </w:p>
+    <w:p>
+      <w:pPr>
+        <w:pBdr/>
+        <w:spacing w:after="80" w:before="80"/>
+        <w:ind/>
+        <w:rPr>
+          <w:rFonts w:asciiTheme="majorBidi" w:hAnsiTheme="majorBidi" w:cstheme="majorBidi"/>
+        </w:rPr>
+      </w:pPr>
+      <w:r>
+        <w:rPr>
+          <w:rFonts w:asciiTheme="majorBidi" w:hAnsiTheme="majorBidi" w:cstheme="majorBidi"/>
+        </w:rPr>
+        <w:t xml:space="preserve">This project implements the Subset Construction Algorithm to convert a Nondeterministic Finite Automaton (NFA) with epsilon (ε) transitions into an equivalent Determinis</w:t>
+      </w:r>
+      <w:r>
+        <w:rPr>
+          <w:rFonts w:asciiTheme="majorBidi" w:hAnsiTheme="majorBidi" w:cstheme="majorBidi"/>
+        </w:rPr>
+        <w:t xml:space="preserve">tic Finite Automaton (DFA). NFAs are powerful theoretical models, but they allow multiple possible transitions for a single input symbol and can transition without consuming any character (ε-transitions). While this makes NFAs convenient for design, comput</w:t>
+      </w:r>
+      <w:r>
+        <w:rPr>
+          <w:rFonts w:asciiTheme="majorBidi" w:hAnsiTheme="majorBidi" w:cstheme="majorBidi"/>
+        </w:rPr>
+        <w:t xml:space="preserve">ers require a deterministic machine where each state has exactly one transition per symbol. This engine bridges that gap: it reads an NFA definition, applies the well-known subset construction procedure, and outputs the fully computed DFA transition table.</w:t>
+      </w:r>
+      <w:r>
+        <w:rPr>
+          <w:rFonts w:asciiTheme="majorBidi" w:hAnsiTheme="majorBidi" w:cstheme="majorBidi"/>
+        </w:rPr>
+      </w:r>
+      <w:r>
+        <w:rPr>
+          <w:rFonts w:asciiTheme="majorBidi" w:hAnsiTheme="majorBidi" w:cstheme="majorBidi"/>
+        </w:rPr>
+      </w:r>
+    </w:p>
+    <w:p>
+      <w:pPr>
+        <w:pBdr/>
+        <w:spacing w:after="80" w:before="80"/>
+        <w:ind/>
+        <w:rPr>
+          <w:rFonts w:asciiTheme="majorBidi" w:hAnsiTheme="majorBidi" w:cstheme="majorBidi"/>
+        </w:rPr>
+      </w:pPr>
+      <w:r>
+        <w:rPr>
+          <w:rFonts w:asciiTheme="majorBidi" w:hAnsiTheme="majorBidi" w:cstheme="majorBidi"/>
+        </w:rPr>
+      </w:r>
+      <w:r>
+        <w:rPr>
+          <w:rFonts w:asciiTheme="majorBidi" w:hAnsiTheme="majorBidi" w:cstheme="majorBidi"/>
+        </w:rPr>
+      </w:r>
+      <w:r>
+        <w:rPr>
+          <w:rFonts w:asciiTheme="majorBidi" w:hAnsiTheme="majorBidi" w:cstheme="majorBidi"/>
+        </w:rPr>
+      </w:r>
+    </w:p>
+    <w:p>
+      <w:pPr>
+        <w:pBdr/>
+        <w:spacing w:after="80" w:before="80"/>
+        <w:ind/>
+        <w:rPr>
+          <w:rFonts w:asciiTheme="majorBidi" w:hAnsiTheme="majorBidi" w:cstheme="majorBidi"/>
+        </w:rPr>
+      </w:pPr>
+      <w:r>
+        <w:rPr>
+          <w:rFonts w:asciiTheme="majorBidi" w:hAnsiTheme="majorBidi" w:cstheme="majorBidi"/>
+        </w:rPr>
+        <w:t xml:space="preserve">The project is a zero-dependency Python engine with no external libraries used. Every algorithm — graph traversal, closure computation, state naming, and tab</w:t>
+      </w:r>
+      <w:r>
+        <w:rPr>
+          <w:rFonts w:asciiTheme="majorBidi" w:hAnsiTheme="majorBidi" w:cstheme="majorBidi"/>
+        </w:rPr>
+        <w:t xml:space="preserve">le formatting — is implemented from scratch. NFAs are supplied via JSON files, making it easy to define and swap test cases. The final DFA is printed as a formatted transition table to the terminal, clearly marking the start state and all accepting states.</w:t>
+      </w:r>
+      <w:r>
+        <w:rPr>
+          <w:rFonts w:asciiTheme="majorBidi" w:hAnsiTheme="majorBidi" w:cstheme="majorBidi"/>
+        </w:rPr>
+      </w:r>
+      <w:r>
+        <w:rPr>
+          <w:rFonts w:asciiTheme="majorBidi" w:hAnsiTheme="majorBidi" w:cstheme="majorBidi"/>
+        </w:rPr>
+      </w:r>
+    </w:p>
+    <w:p>
+      <w:pPr>
+        <w:pBdr/>
+        <w:spacing w:after="80" w:before="80"/>
+        <w:ind/>
+        <w:rPr/>
+      </w:pPr>
+      <w:r/>
+      <w:r/>
+    </w:p>
+    <w:p>
+      <w:pPr>
+        <w:pBdr/>
+        <w:spacing w:after="120" w:before="360"/>
+        <w:ind/>
         <w:rPr>
           <w:rFonts w:asciiTheme="majorBidi" w:hAnsiTheme="majorBidi" w:cstheme="majorBidi"/>
           <w:b/>
@@ -513,8 +562,7 @@
           <w:sz w:val="30"/>
           <w:szCs w:val="30"/>
         </w:rPr>
-        <w:t xml:space="preserve">2. Input Format</w:t>
-      </w:r>
+      </w:pPr>
       <w:r>
         <w:rPr>
           <w:rFonts w:asciiTheme="majorBidi" w:hAnsiTheme="majorBidi" w:cstheme="majorBidi"/>
@@ -524,6 +572,27 @@
           <w:sz w:val="30"/>
           <w:szCs w:val="30"/>
         </w:rPr>
+        <w:t xml:space="preserve">2. Input Format</w:t>
+      </w:r>
+      <w:r>
+        <w:rPr>
+          <w:rFonts w:asciiTheme="majorBidi" w:hAnsiTheme="majorBidi" w:cstheme="majorBidi"/>
+          <w:b/>
+          <w:bCs/>
+          <w:color w:val="1f4e79"/>
+          <w:sz w:val="30"/>
+          <w:szCs w:val="30"/>
+        </w:rPr>
+      </w:r>
+      <w:r>
+        <w:rPr>
+          <w:rFonts w:asciiTheme="majorBidi" w:hAnsiTheme="majorBidi" w:cstheme="majorBidi"/>
+          <w:b/>
+          <w:bCs/>
+          <w:color w:val="1f4e79"/>
+          <w:sz w:val="30"/>
+          <w:szCs w:val="30"/>
+        </w:rPr>
       </w:r>
     </w:p>
     <w:p>
@@ -547,21 +616,6 @@
           <w:rFonts w:asciiTheme="majorBidi" w:hAnsiTheme="majorBidi" w:cstheme="majorBidi"/>
         </w:rPr>
       </w:r>
-    </w:p>
-    <w:p>
-      <w:pPr>
-        <w:pBdr/>
-        <w:spacing w:after="80" w:before="80"/>
-        <w:ind/>
-        <w:rPr>
-          <w:rFonts w:asciiTheme="majorBidi" w:hAnsiTheme="majorBidi" w:cstheme="majorBidi"/>
-        </w:rPr>
-      </w:pPr>
-      <w:r>
-        <w:rPr>
-          <w:rFonts w:asciiTheme="majorBidi" w:hAnsiTheme="majorBidi" w:cstheme="majorBidi"/>
-        </w:rPr>
-      </w:r>
       <w:r>
         <w:rPr>
           <w:rFonts w:asciiTheme="majorBidi" w:hAnsiTheme="majorBidi" w:cstheme="majorBidi"/>
@@ -581,7 +635,37 @@
         <w:rPr>
           <w:rFonts w:asciiTheme="majorBidi" w:hAnsiTheme="majorBidi" w:cstheme="majorBidi"/>
         </w:rPr>
+      </w:r>
+      <w:r>
+        <w:rPr>
+          <w:rFonts w:asciiTheme="majorBidi" w:hAnsiTheme="majorBidi" w:cstheme="majorBidi"/>
+        </w:rPr>
+      </w:r>
+      <w:r>
+        <w:rPr>
+          <w:rFonts w:asciiTheme="majorBidi" w:hAnsiTheme="majorBidi" w:cstheme="majorBidi"/>
+        </w:rPr>
+      </w:r>
+    </w:p>
+    <w:p>
+      <w:pPr>
+        <w:pBdr/>
+        <w:spacing w:after="80" w:before="80"/>
+        <w:ind/>
+        <w:rPr>
+          <w:rFonts w:asciiTheme="majorBidi" w:hAnsiTheme="majorBidi" w:cstheme="majorBidi"/>
+        </w:rPr>
+      </w:pPr>
+      <w:r>
+        <w:rPr>
+          <w:rFonts w:asciiTheme="majorBidi" w:hAnsiTheme="majorBidi" w:cstheme="majorBidi"/>
+        </w:rPr>
         <w:t xml:space="preserve">The NFA is defined in a JSON file with the following structure:</w:t>
+      </w:r>
+      <w:r>
+        <w:rPr>
+          <w:rFonts w:asciiTheme="majorBidi" w:hAnsiTheme="majorBidi" w:cstheme="majorBidi"/>
+        </w:rPr>
       </w:r>
       <w:r>
         <w:rPr>
@@ -887,6 +971,11 @@
           <w:rFonts w:asciiTheme="majorBidi" w:hAnsiTheme="majorBidi" w:cstheme="majorBidi"/>
         </w:rPr>
       </w:r>
+      <w:r>
+        <w:rPr>
+          <w:rFonts w:asciiTheme="majorBidi" w:hAnsiTheme="majorBidi" w:cstheme="majorBidi"/>
+        </w:rPr>
+      </w:r>
     </w:p>
     <w:p>
       <w:pPr>
@@ -912,6 +1001,11 @@
           <w:rFonts w:asciiTheme="majorBidi" w:hAnsiTheme="majorBidi" w:cstheme="majorBidi"/>
         </w:rPr>
       </w:r>
+      <w:r>
+        <w:rPr>
+          <w:rFonts w:asciiTheme="majorBidi" w:hAnsiTheme="majorBidi" w:cstheme="majorBidi"/>
+        </w:rPr>
+      </w:r>
     </w:p>
     <w:p>
       <w:pPr>
@@ -937,6 +1031,11 @@
           <w:rFonts w:asciiTheme="majorBidi" w:hAnsiTheme="majorBidi" w:cstheme="majorBidi"/>
         </w:rPr>
       </w:r>
+      <w:r>
+        <w:rPr>
+          <w:rFonts w:asciiTheme="majorBidi" w:hAnsiTheme="majorBidi" w:cstheme="majorBidi"/>
+        </w:rPr>
+      </w:r>
     </w:p>
     <w:p>
       <w:pPr>
@@ -962,6 +1061,11 @@
           <w:rFonts w:asciiTheme="majorBidi" w:hAnsiTheme="majorBidi" w:cstheme="majorBidi"/>
         </w:rPr>
       </w:r>
+      <w:r>
+        <w:rPr>
+          <w:rFonts w:asciiTheme="majorBidi" w:hAnsiTheme="majorBidi" w:cstheme="majorBidi"/>
+        </w:rPr>
+      </w:r>
     </w:p>
     <w:p>
       <w:pPr>
@@ -987,6 +1091,11 @@
           <w:rFonts w:asciiTheme="majorBidi" w:hAnsiTheme="majorBidi" w:cstheme="majorBidi"/>
         </w:rPr>
       </w:r>
+      <w:r>
+        <w:rPr>
+          <w:rFonts w:asciiTheme="majorBidi" w:hAnsiTheme="majorBidi" w:cstheme="majorBidi"/>
+        </w:rPr>
+      </w:r>
     </w:p>
     <w:p>
       <w:pPr>
@@ -1012,6 +1121,11 @@
           <w:rFonts w:asciiTheme="majorBidi" w:hAnsiTheme="majorBidi" w:cstheme="majorBidi"/>
         </w:rPr>
       </w:r>
+      <w:r>
+        <w:rPr>
+          <w:rFonts w:asciiTheme="majorBidi" w:hAnsiTheme="majorBidi" w:cstheme="majorBidi"/>
+        </w:rPr>
+      </w:r>
     </w:p>
     <w:p>
       <w:pPr>
@@ -1031,6 +1145,11 @@
           <w:rFonts w:asciiTheme="majorBidi" w:hAnsiTheme="majorBidi" w:cstheme="majorBidi"/>
         </w:rPr>
         <w:t xml:space="preserve">epsilon_transitions — maps states to states reachable via ε (no input consumed).</w:t>
+      </w:r>
+      <w:r>
+        <w:rPr>
+          <w:rFonts w:asciiTheme="majorBidi" w:hAnsiTheme="majorBidi" w:cstheme="majorBidi"/>
+        </w:rPr>
       </w:r>
       <w:r>
         <w:rPr>
@@ -1083,6 +1202,16 @@
           <w:szCs w:val="30"/>
         </w:rPr>
       </w:r>
+      <w:r>
+        <w:rPr>
+          <w:rFonts w:asciiTheme="majorBidi" w:hAnsiTheme="majorBidi" w:cstheme="majorBidi"/>
+          <w:b/>
+          <w:bCs/>
+          <w:color w:val="1f4e79"/>
+          <w:sz w:val="30"/>
+          <w:szCs w:val="30"/>
+        </w:rPr>
+      </w:r>
     </w:p>
     <w:p>
       <w:pPr>
@@ -1105,21 +1234,6 @@
           <w:rFonts w:asciiTheme="majorBidi" w:hAnsiTheme="majorBidi" w:cstheme="majorBidi"/>
         </w:rPr>
       </w:r>
-    </w:p>
-    <w:p>
-      <w:pPr>
-        <w:pBdr/>
-        <w:spacing w:after="80" w:before="80"/>
-        <w:ind/>
-        <w:rPr>
-          <w:rFonts w:asciiTheme="majorBidi" w:hAnsiTheme="majorBidi" w:cstheme="majorBidi"/>
-        </w:rPr>
-      </w:pPr>
-      <w:r>
-        <w:rPr>
-          <w:rFonts w:asciiTheme="majorBidi" w:hAnsiTheme="majorBidi" w:cstheme="majorBidi"/>
-        </w:rPr>
-      </w:r>
       <w:r>
         <w:rPr>
           <w:rFonts w:asciiTheme="majorBidi" w:hAnsiTheme="majorBidi" w:cstheme="majorBidi"/>
@@ -1139,6 +1253,31 @@
         <w:rPr>
           <w:rFonts w:asciiTheme="majorBidi" w:hAnsiTheme="majorBidi" w:cstheme="majorBidi"/>
         </w:rPr>
+      </w:r>
+      <w:r>
+        <w:rPr>
+          <w:rFonts w:asciiTheme="majorBidi" w:hAnsiTheme="majorBidi" w:cstheme="majorBidi"/>
+        </w:rPr>
+      </w:r>
+      <w:r>
+        <w:rPr>
+          <w:rFonts w:asciiTheme="majorBidi" w:hAnsiTheme="majorBidi" w:cstheme="majorBidi"/>
+        </w:rPr>
+      </w:r>
+    </w:p>
+    <w:p>
+      <w:pPr>
+        <w:pBdr/>
+        <w:spacing w:after="80" w:before="80"/>
+        <w:ind/>
+        <w:rPr>
+          <w:rFonts w:asciiTheme="majorBidi" w:hAnsiTheme="majorBidi" w:cstheme="majorBidi"/>
+        </w:rPr>
+      </w:pPr>
+      <w:r>
+        <w:rPr>
+          <w:rFonts w:asciiTheme="majorBidi" w:hAnsiTheme="majorBidi" w:cstheme="majorBidi"/>
+        </w:rPr>
         <w:t xml:space="preserve">The program prints a formatted DFA transition table to the terminal. Each DFA state is assigned a single capital letter (A, B, C, ...) via the Subset Construction naming scheme. The start state is prefixed with → and accepting states are prefixed with *.</w:t>
       </w:r>
       <w:r>
@@ -1146,21 +1285,6 @@
           <w:rFonts w:asciiTheme="majorBidi" w:hAnsiTheme="majorBidi" w:cstheme="majorBidi"/>
         </w:rPr>
       </w:r>
-    </w:p>
-    <w:p>
-      <w:pPr>
-        <w:pBdr/>
-        <w:spacing w:after="80" w:before="80"/>
-        <w:ind/>
-        <w:rPr>
-          <w:rFonts w:asciiTheme="majorBidi" w:hAnsiTheme="majorBidi" w:cstheme="majorBidi"/>
-        </w:rPr>
-      </w:pPr>
-      <w:r>
-        <w:rPr>
-          <w:rFonts w:asciiTheme="majorBidi" w:hAnsiTheme="majorBidi" w:cstheme="majorBidi"/>
-        </w:rPr>
-      </w:r>
       <w:r>
         <w:rPr>
           <w:rFonts w:asciiTheme="majorBidi" w:hAnsiTheme="majorBidi" w:cstheme="majorBidi"/>
@@ -1180,7 +1304,37 @@
         <w:rPr>
           <w:rFonts w:asciiTheme="majorBidi" w:hAnsiTheme="majorBidi" w:cstheme="majorBidi"/>
         </w:rPr>
+      </w:r>
+      <w:r>
+        <w:rPr>
+          <w:rFonts w:asciiTheme="majorBidi" w:hAnsiTheme="majorBidi" w:cstheme="majorBidi"/>
+        </w:rPr>
+      </w:r>
+      <w:r>
+        <w:rPr>
+          <w:rFonts w:asciiTheme="majorBidi" w:hAnsiTheme="majorBidi" w:cstheme="majorBidi"/>
+        </w:rPr>
+      </w:r>
+    </w:p>
+    <w:p>
+      <w:pPr>
+        <w:pBdr/>
+        <w:spacing w:after="80" w:before="80"/>
+        <w:ind/>
+        <w:rPr>
+          <w:rFonts w:asciiTheme="majorBidi" w:hAnsiTheme="majorBidi" w:cstheme="majorBidi"/>
+        </w:rPr>
+      </w:pPr>
+      <w:r>
+        <w:rPr>
+          <w:rFonts w:asciiTheme="majorBidi" w:hAnsiTheme="majorBidi" w:cstheme="majorBidi"/>
+        </w:rPr>
         <w:t xml:space="preserve">Sample output for nfa_complex.json:</w:t>
+      </w:r>
+      <w:r>
+        <w:rPr>
+          <w:rFonts w:asciiTheme="majorBidi" w:hAnsiTheme="majorBidi" w:cstheme="majorBidi"/>
+        </w:rPr>
       </w:r>
       <w:r>
         <w:rPr>
@@ -1354,6 +1508,11 @@
           <w:rFonts w:asciiTheme="majorBidi" w:hAnsiTheme="majorBidi" w:cstheme="majorBidi"/>
         </w:rPr>
         <w:t xml:space="preserve">The table above as a formatted transition table:</w:t>
+      </w:r>
+      <w:r>
+        <w:rPr>
+          <w:rFonts w:asciiTheme="majorBidi" w:hAnsiTheme="majorBidi" w:cstheme="majorBidi"/>
+        </w:rPr>
       </w:r>
       <w:r>
         <w:rPr>
@@ -1881,6 +2040,11 @@
           <w:rFonts w:asciiTheme="majorBidi" w:hAnsiTheme="majorBidi" w:cstheme="majorBidi"/>
         </w:rPr>
       </w:r>
+      <w:r>
+        <w:rPr>
+          <w:rFonts w:asciiTheme="majorBidi" w:hAnsiTheme="majorBidi" w:cstheme="majorBidi"/>
+        </w:rPr>
+      </w:r>
     </w:p>
     <w:p>
       <w:pPr>
@@ -1906,6 +2070,11 @@
           <w:rFonts w:asciiTheme="majorBidi" w:hAnsiTheme="majorBidi" w:cstheme="majorBidi"/>
         </w:rPr>
       </w:r>
+      <w:r>
+        <w:rPr>
+          <w:rFonts w:asciiTheme="majorBidi" w:hAnsiTheme="majorBidi" w:cstheme="majorBidi"/>
+        </w:rPr>
+      </w:r>
     </w:p>
     <w:p>
       <w:pPr>
@@ -1931,6 +2100,11 @@
           <w:rFonts w:asciiTheme="majorBidi" w:hAnsiTheme="majorBidi" w:cstheme="majorBidi"/>
         </w:rPr>
       </w:r>
+      <w:r>
+        <w:rPr>
+          <w:rFonts w:asciiTheme="majorBidi" w:hAnsiTheme="majorBidi" w:cstheme="majorBidi"/>
+        </w:rPr>
+      </w:r>
     </w:p>
     <w:p>
       <w:pPr>
@@ -1956,6 +2130,11 @@
           <w:rFonts w:asciiTheme="majorBidi" w:hAnsiTheme="majorBidi" w:cstheme="majorBidi"/>
         </w:rPr>
       </w:r>
+      <w:r>
+        <w:rPr>
+          <w:rFonts w:asciiTheme="majorBidi" w:hAnsiTheme="majorBidi" w:cstheme="majorBidi"/>
+        </w:rPr>
+      </w:r>
     </w:p>
     <w:p>
       <w:pPr>
@@ -1966,6 +2145,11 @@
           <w:rFonts w:asciiTheme="majorBidi" w:hAnsiTheme="majorBidi" w:cstheme="majorBidi"/>
         </w:rPr>
       </w:pPr>
+      <w:r>
+        <w:rPr>
+          <w:rFonts w:asciiTheme="majorBidi" w:hAnsiTheme="majorBidi" w:cstheme="majorBidi"/>
+        </w:rPr>
+      </w:r>
       <w:r>
         <w:rPr>
           <w:rFonts w:asciiTheme="majorBidi" w:hAnsiTheme="majorBidi" w:cstheme="majorBidi"/>
@@ -2012,6 +2196,16 @@
           <w:szCs w:val="30"/>
         </w:rPr>
       </w:r>
+      <w:r>
+        <w:rPr>
+          <w:rFonts w:asciiTheme="majorBidi" w:hAnsiTheme="majorBidi" w:cstheme="majorBidi"/>
+          <w:b/>
+          <w:bCs/>
+          <w:color w:val="1f4e79"/>
+          <w:sz w:val="30"/>
+          <w:szCs w:val="30"/>
+        </w:rPr>
+      </w:r>
     </w:p>
     <w:p>
       <w:pPr>
@@ -2034,21 +2228,6 @@
           <w:rFonts w:asciiTheme="majorBidi" w:hAnsiTheme="majorBidi" w:cstheme="majorBidi"/>
         </w:rPr>
       </w:r>
-    </w:p>
-    <w:p>
-      <w:pPr>
-        <w:pBdr/>
-        <w:spacing w:after="80" w:before="80"/>
-        <w:ind/>
-        <w:rPr>
-          <w:rFonts w:asciiTheme="majorBidi" w:hAnsiTheme="majorBidi" w:cstheme="majorBidi"/>
-        </w:rPr>
-      </w:pPr>
-      <w:r>
-        <w:rPr>
-          <w:rFonts w:asciiTheme="majorBidi" w:hAnsiTheme="majorBidi" w:cstheme="majorBidi"/>
-        </w:rPr>
-      </w:r>
       <w:r>
         <w:rPr>
           <w:rFonts w:asciiTheme="majorBidi" w:hAnsiTheme="majorBidi" w:cstheme="majorBidi"/>
@@ -2068,6 +2247,31 @@
         <w:rPr>
           <w:rFonts w:asciiTheme="majorBidi" w:hAnsiTheme="majorBidi" w:cstheme="majorBidi"/>
         </w:rPr>
+      </w:r>
+      <w:r>
+        <w:rPr>
+          <w:rFonts w:asciiTheme="majorBidi" w:hAnsiTheme="majorBidi" w:cstheme="majorBidi"/>
+        </w:rPr>
+      </w:r>
+      <w:r>
+        <w:rPr>
+          <w:rFonts w:asciiTheme="majorBidi" w:hAnsiTheme="majorBidi" w:cstheme="majorBidi"/>
+        </w:rPr>
+      </w:r>
+    </w:p>
+    <w:p>
+      <w:pPr>
+        <w:pBdr/>
+        <w:spacing w:after="80" w:before="80"/>
+        <w:ind/>
+        <w:rPr>
+          <w:rFonts w:asciiTheme="majorBidi" w:hAnsiTheme="majorBidi" w:cstheme="majorBidi"/>
+        </w:rPr>
+      </w:pPr>
+      <w:r>
+        <w:rPr>
+          <w:rFonts w:asciiTheme="majorBidi" w:hAnsiTheme="majorBidi" w:cstheme="majorBidi"/>
+        </w:rPr>
         <w:t xml:space="preserve">The core of the engine follows the classical Subset Construction (Powerset Construction) algorithm. Below is a step-by-step description of how it works internally.</w:t>
       </w:r>
       <w:r>
@@ -2075,6 +2279,11 @@
           <w:rFonts w:asciiTheme="majorBidi" w:hAnsiTheme="majorBidi" w:cstheme="majorBidi"/>
         </w:rPr>
       </w:r>
+      <w:r>
+        <w:rPr>
+          <w:rFonts w:asciiTheme="majorBidi" w:hAnsiTheme="majorBidi" w:cstheme="majorBidi"/>
+        </w:rPr>
+      </w:r>
     </w:p>
     <w:p>
       <w:pPr>
@@ -2085,6 +2294,11 @@
           <w:rFonts w:asciiTheme="majorBidi" w:hAnsiTheme="majorBidi" w:cstheme="majorBidi"/>
         </w:rPr>
       </w:pPr>
+      <w:r>
+        <w:rPr>
+          <w:rFonts w:asciiTheme="majorBidi" w:hAnsiTheme="majorBidi" w:cstheme="majorBidi"/>
+        </w:rPr>
+      </w:r>
       <w:r>
         <w:rPr>
           <w:rFonts w:asciiTheme="majorBidi" w:hAnsiTheme="majorBidi" w:cstheme="majorBidi"/>
@@ -2131,59 +2345,7 @@
           <w:szCs w:val="24"/>
         </w:rPr>
       </w:r>
-    </w:p>
-    <w:p>
-      <w:pPr>
-        <w:pBdr/>
-        <w:spacing w:after="80" w:before="80"/>
-        <w:ind/>
-        <w:rPr>
-          <w:rFonts w:asciiTheme="majorBidi" w:hAnsiTheme="majorBidi" w:cstheme="majorBidi"/>
-        </w:rPr>
-      </w:pPr>
       <w:r>
-        <w:rPr>
-          <w:rFonts w:asciiTheme="majorBidi" w:hAnsiTheme="majorBidi" w:cstheme="majorBidi"/>
-        </w:rPr>
-        <w:t xml:space="preserve">Computes all NFA states reachable from a give</w:t>
-      </w:r>
-      <w:r>
-        <w:rPr>
-          <w:rFonts w:asciiTheme="majorBidi" w:hAnsiTheme="majorBidi" w:cstheme="majorBidi"/>
-        </w:rPr>
-        <w:t xml:space="preserve">n state using only ε-transitions (without consuming any input). It uses a Depth-First Search (DFS) with a stack and a visited set to avoid infinite loops. The result is a set of states that the machine is implicitly "in" whenever it enters the given state.</w:t>
-      </w:r>
-      <w:r>
-        <w:rPr>
-          <w:rFonts w:asciiTheme="majorBidi" w:hAnsiTheme="majorBidi" w:cstheme="majorBidi"/>
-        </w:rPr>
-      </w:r>
-    </w:p>
-    <w:p>
-      <w:pPr>
-        <w:pBdr/>
-        <w:spacing w:after="80" w:before="80"/>
-        <w:ind/>
-        <w:rPr>
-          <w:rFonts w:asciiTheme="majorBidi" w:hAnsiTheme="majorBidi" w:cstheme="majorBidi"/>
-        </w:rPr>
-      </w:pPr>
-      <w:r>
-        <w:rPr>
-          <w:rFonts w:asciiTheme="majorBidi" w:hAnsiTheme="majorBidi" w:cstheme="majorBidi"/>
-        </w:rPr>
-      </w:r>
-      <w:r>
-        <w:rPr>
-          <w:rFonts w:asciiTheme="majorBidi" w:hAnsiTheme="majorBidi" w:cstheme="majorBidi"/>
-        </w:rPr>
-      </w:r>
-    </w:p>
-    <w:p>
-      <w:pPr>
-        <w:pBdr/>
-        <w:spacing w:after="80" w:before="240"/>
-        <w:ind/>
         <w:rPr>
           <w:rFonts w:asciiTheme="majorBidi" w:hAnsiTheme="majorBidi" w:cstheme="majorBidi"/>
           <w:b/>
@@ -2192,8 +2354,70 @@
           <w:sz w:val="24"/>
           <w:szCs w:val="24"/>
         </w:rPr>
+      </w:r>
+    </w:p>
+    <w:p>
+      <w:pPr>
+        <w:pBdr/>
+        <w:spacing w:after="80" w:before="80"/>
+        <w:ind/>
+        <w:rPr>
+          <w:rFonts w:asciiTheme="majorBidi" w:hAnsiTheme="majorBidi" w:cstheme="majorBidi"/>
+        </w:rPr>
       </w:pPr>
       <w:r>
+        <w:rPr>
+          <w:rFonts w:asciiTheme="majorBidi" w:hAnsiTheme="majorBidi" w:cstheme="majorBidi"/>
+        </w:rPr>
+        <w:t xml:space="preserve">Computes all NFA states reachable from a give</w:t>
+      </w:r>
+      <w:r>
+        <w:rPr>
+          <w:rFonts w:asciiTheme="majorBidi" w:hAnsiTheme="majorBidi" w:cstheme="majorBidi"/>
+        </w:rPr>
+        <w:t xml:space="preserve">n state using only ε-transitions (without consuming any input). It uses a Depth-First Search (DFS) with a stack and a visited set to avoid infinite loops. The result is a set of states that the machine is implicitly "in" whenever it enters the given state.</w:t>
+      </w:r>
+      <w:r>
+        <w:rPr>
+          <w:rFonts w:asciiTheme="majorBidi" w:hAnsiTheme="majorBidi" w:cstheme="majorBidi"/>
+        </w:rPr>
+      </w:r>
+      <w:r>
+        <w:rPr>
+          <w:rFonts w:asciiTheme="majorBidi" w:hAnsiTheme="majorBidi" w:cstheme="majorBidi"/>
+        </w:rPr>
+      </w:r>
+    </w:p>
+    <w:p>
+      <w:pPr>
+        <w:pBdr/>
+        <w:spacing w:after="80" w:before="80"/>
+        <w:ind/>
+        <w:rPr>
+          <w:rFonts w:asciiTheme="majorBidi" w:hAnsiTheme="majorBidi" w:cstheme="majorBidi"/>
+        </w:rPr>
+      </w:pPr>
+      <w:r>
+        <w:rPr>
+          <w:rFonts w:asciiTheme="majorBidi" w:hAnsiTheme="majorBidi" w:cstheme="majorBidi"/>
+        </w:rPr>
+      </w:r>
+      <w:r>
+        <w:rPr>
+          <w:rFonts w:asciiTheme="majorBidi" w:hAnsiTheme="majorBidi" w:cstheme="majorBidi"/>
+        </w:rPr>
+      </w:r>
+      <w:r>
+        <w:rPr>
+          <w:rFonts w:asciiTheme="majorBidi" w:hAnsiTheme="majorBidi" w:cstheme="majorBidi"/>
+        </w:rPr>
+      </w:r>
+    </w:p>
+    <w:p>
+      <w:pPr>
+        <w:pBdr/>
+        <w:spacing w:after="80" w:before="240"/>
+        <w:ind/>
         <w:rPr>
           <w:rFonts w:asciiTheme="majorBidi" w:hAnsiTheme="majorBidi" w:cstheme="majorBidi"/>
           <w:b/>
@@ -2202,8 +2426,7 @@
           <w:sz w:val="24"/>
           <w:szCs w:val="24"/>
         </w:rPr>
-        <w:t xml:space="preserve">4.2  move(states, symbol)</w:t>
-      </w:r>
+      </w:pPr>
       <w:r>
         <w:rPr>
           <w:rFonts w:asciiTheme="majorBidi" w:hAnsiTheme="majorBidi" w:cstheme="majorBidi"/>
@@ -2213,60 +2436,9 @@
           <w:sz w:val="24"/>
           <w:szCs w:val="24"/>
         </w:rPr>
-      </w:r>
-    </w:p>
-    <w:p>
-      <w:pPr>
-        <w:pBdr/>
-        <w:spacing w:after="80" w:before="80"/>
-        <w:ind/>
-        <w:rPr>
-          <w:rFonts w:asciiTheme="majorBidi" w:hAnsiTheme="majorBidi" w:cstheme="majorBidi"/>
-        </w:rPr>
-      </w:pPr>
-      <w:r>
-        <w:rPr>
-          <w:rFonts w:asciiTheme="majorBidi" w:hAnsiTheme="majorBidi" w:cstheme="majorBidi"/>
-        </w:rPr>
-        <w:t xml:space="preserve">Given a set of NFA states and an input symbol</w:t>
+        <w:t xml:space="preserve">4.2  move(states, symbol)</w:t>
       </w:r>
       <w:r>
-        <w:rPr>
-          <w:rFonts w:asciiTheme="majorBidi" w:hAnsiTheme="majorBidi" w:cstheme="majorBidi"/>
-        </w:rPr>
-        <w:t xml:space="preserve">, this function returns all NFA states reachable by: (1) following the symbol-based transitions from any state in the set, then (2) computing the ε-closure of each resulting state. This captures all immediate and epsilon-reachable destinations in one step.</w:t>
-      </w:r>
-      <w:r>
-        <w:rPr>
-          <w:rFonts w:asciiTheme="majorBidi" w:hAnsiTheme="majorBidi" w:cstheme="majorBidi"/>
-        </w:rPr>
-      </w:r>
-    </w:p>
-    <w:p>
-      <w:pPr>
-        <w:pBdr/>
-        <w:spacing w:after="80" w:before="80"/>
-        <w:ind/>
-        <w:rPr>
-          <w:rFonts w:asciiTheme="majorBidi" w:hAnsiTheme="majorBidi" w:cstheme="majorBidi"/>
-        </w:rPr>
-      </w:pPr>
-      <w:r>
-        <w:rPr>
-          <w:rFonts w:asciiTheme="majorBidi" w:hAnsiTheme="majorBidi" w:cstheme="majorBidi"/>
-        </w:rPr>
-      </w:r>
-      <w:r>
-        <w:rPr>
-          <w:rFonts w:asciiTheme="majorBidi" w:hAnsiTheme="majorBidi" w:cstheme="majorBidi"/>
-        </w:rPr>
-      </w:r>
-    </w:p>
-    <w:p>
-      <w:pPr>
-        <w:pBdr/>
-        <w:spacing w:after="80" w:before="240"/>
-        <w:ind/>
         <w:rPr>
           <w:rFonts w:asciiTheme="majorBidi" w:hAnsiTheme="majorBidi" w:cstheme="majorBidi"/>
           <w:b/>
@@ -2275,7 +2447,7 @@
           <w:sz w:val="24"/>
           <w:szCs w:val="24"/>
         </w:rPr>
-      </w:pPr>
+      </w:r>
       <w:r>
         <w:rPr>
           <w:rFonts w:asciiTheme="majorBidi" w:hAnsiTheme="majorBidi" w:cstheme="majorBidi"/>
@@ -2285,9 +2457,70 @@
           <w:sz w:val="24"/>
           <w:szCs w:val="24"/>
         </w:rPr>
-        <w:t xml:space="preserve">4.3  nfa_to_dfa(start_node, alphabet, nfa_accepting_states)</w:t>
+      </w:r>
+    </w:p>
+    <w:p>
+      <w:pPr>
+        <w:pBdr/>
+        <w:spacing w:after="80" w:before="80"/>
+        <w:ind/>
+        <w:rPr>
+          <w:rFonts w:asciiTheme="majorBidi" w:hAnsiTheme="majorBidi" w:cstheme="majorBidi"/>
+        </w:rPr>
+      </w:pPr>
+      <w:r>
+        <w:rPr>
+          <w:rFonts w:asciiTheme="majorBidi" w:hAnsiTheme="majorBidi" w:cstheme="majorBidi"/>
+        </w:rPr>
+        <w:t xml:space="preserve">Given a set of NFA states and an input symbol</w:t>
       </w:r>
       <w:r>
+        <w:rPr>
+          <w:rFonts w:asciiTheme="majorBidi" w:hAnsiTheme="majorBidi" w:cstheme="majorBidi"/>
+        </w:rPr>
+        <w:t xml:space="preserve">, this function returns all NFA states reachable by: (1) following the symbol-based transitions from any state in the set, then (2) computing the ε-closure of each resulting state. This captures all immediate and epsilon-reachable destinations in one step.</w:t>
+      </w:r>
+      <w:r>
+        <w:rPr>
+          <w:rFonts w:asciiTheme="majorBidi" w:hAnsiTheme="majorBidi" w:cstheme="majorBidi"/>
+        </w:rPr>
+      </w:r>
+      <w:r>
+        <w:rPr>
+          <w:rFonts w:asciiTheme="majorBidi" w:hAnsiTheme="majorBidi" w:cstheme="majorBidi"/>
+        </w:rPr>
+      </w:r>
+    </w:p>
+    <w:p>
+      <w:pPr>
+        <w:pBdr/>
+        <w:spacing w:after="80" w:before="80"/>
+        <w:ind/>
+        <w:rPr>
+          <w:rFonts w:asciiTheme="majorBidi" w:hAnsiTheme="majorBidi" w:cstheme="majorBidi"/>
+        </w:rPr>
+      </w:pPr>
+      <w:r>
+        <w:rPr>
+          <w:rFonts w:asciiTheme="majorBidi" w:hAnsiTheme="majorBidi" w:cstheme="majorBidi"/>
+        </w:rPr>
+      </w:r>
+      <w:r>
+        <w:rPr>
+          <w:rFonts w:asciiTheme="majorBidi" w:hAnsiTheme="majorBidi" w:cstheme="majorBidi"/>
+        </w:rPr>
+      </w:r>
+      <w:r>
+        <w:rPr>
+          <w:rFonts w:asciiTheme="majorBidi" w:hAnsiTheme="majorBidi" w:cstheme="majorBidi"/>
+        </w:rPr>
+      </w:r>
+    </w:p>
+    <w:p>
+      <w:pPr>
+        <w:pBdr/>
+        <w:spacing w:after="80" w:before="240"/>
+        <w:ind/>
         <w:rPr>
           <w:rFonts w:asciiTheme="majorBidi" w:hAnsiTheme="majorBidi" w:cstheme="majorBidi"/>
           <w:b/>
@@ -2296,229 +2529,8 @@
           <w:sz w:val="24"/>
           <w:szCs w:val="24"/>
         </w:rPr>
-      </w:r>
-    </w:p>
-    <w:p>
-      <w:pPr>
-        <w:pBdr/>
-        <w:spacing w:after="80" w:before="80"/>
-        <w:ind/>
-        <w:rPr>
-          <w:rFonts w:asciiTheme="majorBidi" w:hAnsiTheme="majorBidi" w:cstheme="majorBidi"/>
-        </w:rPr>
       </w:pPr>
       <w:r>
-        <w:rPr>
-          <w:rFonts w:asciiTheme="majorBidi" w:hAnsiTheme="majorBidi" w:cstheme="majorBidi"/>
-        </w:rPr>
-        <w:t xml:space="preserve">This is the main conversion engine. It runs the Subset Construction algorithm:</w:t>
-      </w:r>
-      <w:r>
-        <w:rPr>
-          <w:rFonts w:asciiTheme="majorBidi" w:hAnsiTheme="majorBidi" w:cstheme="majorBidi"/>
-        </w:rPr>
-      </w:r>
-    </w:p>
-    <w:p>
-      <w:pPr>
-        <w:numPr>
-          <w:ilvl w:val="0"/>
-          <w:numId w:val="2"/>
-        </w:numPr>
-        <w:pBdr/>
-        <w:spacing w:after="60" w:before="60"/>
-        <w:ind/>
-        <w:rPr>
-          <w:rFonts w:asciiTheme="majorBidi" w:hAnsiTheme="majorBidi" w:cstheme="majorBidi"/>
-        </w:rPr>
-      </w:pPr>
-      <w:r>
-        <w:rPr>
-          <w:rFonts w:asciiTheme="majorBidi" w:hAnsiTheme="majorBidi" w:cstheme="majorBidi"/>
-        </w:rPr>
-        <w:t xml:space="preserve">Compute ε-closure of the NFA start state → this becomes DFA state A.</w:t>
-      </w:r>
-      <w:r>
-        <w:rPr>
-          <w:rFonts w:asciiTheme="majorBidi" w:hAnsiTheme="majorBidi" w:cstheme="majorBidi"/>
-        </w:rPr>
-      </w:r>
-    </w:p>
-    <w:p>
-      <w:pPr>
-        <w:numPr>
-          <w:ilvl w:val="0"/>
-          <w:numId w:val="2"/>
-        </w:numPr>
-        <w:pBdr/>
-        <w:spacing w:after="60" w:before="60"/>
-        <w:ind/>
-        <w:rPr>
-          <w:rFonts w:asciiTheme="majorBidi" w:hAnsiTheme="majorBidi" w:cstheme="majorBidi"/>
-        </w:rPr>
-      </w:pPr>
-      <w:r>
-        <w:rPr>
-          <w:rFonts w:asciiTheme="majorBidi" w:hAnsiTheme="majorBidi" w:cstheme="majorBidi"/>
-        </w:rPr>
-        <w:t xml:space="preserve">Use a queue of unprocessed DFA states. Start with state A.</w:t>
-      </w:r>
-      <w:r>
-        <w:rPr>
-          <w:rFonts w:asciiTheme="majorBidi" w:hAnsiTheme="majorBidi" w:cstheme="majorBidi"/>
-        </w:rPr>
-      </w:r>
-    </w:p>
-    <w:p>
-      <w:pPr>
-        <w:numPr>
-          <w:ilvl w:val="0"/>
-          <w:numId w:val="2"/>
-        </w:numPr>
-        <w:pBdr/>
-        <w:spacing w:after="60" w:before="60"/>
-        <w:ind/>
-        <w:rPr>
-          <w:rFonts w:asciiTheme="majorBidi" w:hAnsiTheme="majorBidi" w:cstheme="majorBidi"/>
-        </w:rPr>
-      </w:pPr>
-      <w:r>
-        <w:rPr>
-          <w:rFonts w:asciiTheme="majorBidi" w:hAnsiTheme="majorBidi" w:cstheme="majorBidi"/>
-        </w:rPr>
-        <w:t xml:space="preserve">For each DFA state (a set of NFA states) and each symbol in the alphabet, call move() to find the next set of NFA states.</w:t>
-      </w:r>
-      <w:r>
-        <w:rPr>
-          <w:rFonts w:asciiTheme="majorBidi" w:hAnsiTheme="majorBidi" w:cstheme="majorBidi"/>
-        </w:rPr>
-      </w:r>
-    </w:p>
-    <w:p>
-      <w:pPr>
-        <w:numPr>
-          <w:ilvl w:val="0"/>
-          <w:numId w:val="2"/>
-        </w:numPr>
-        <w:pBdr/>
-        <w:spacing w:after="60" w:before="60"/>
-        <w:ind/>
-        <w:rPr>
-          <w:rFonts w:asciiTheme="majorBidi" w:hAnsiTheme="majorBidi" w:cstheme="majorBidi"/>
-        </w:rPr>
-      </w:pPr>
-      <w:r>
-        <w:rPr>
-          <w:rFonts w:asciiTheme="majorBidi" w:hAnsiTheme="majorBidi" w:cstheme="majorBidi"/>
-        </w:rPr>
-        <w:t xml:space="preserve">If the resulting set is new, assign it the next letter name and add it to the queue.</w:t>
-      </w:r>
-      <w:r>
-        <w:rPr>
-          <w:rFonts w:asciiTheme="majorBidi" w:hAnsiTheme="majorBidi" w:cstheme="majorBidi"/>
-        </w:rPr>
-      </w:r>
-    </w:p>
-    <w:p>
-      <w:pPr>
-        <w:numPr>
-          <w:ilvl w:val="0"/>
-          <w:numId w:val="2"/>
-        </w:numPr>
-        <w:pBdr/>
-        <w:spacing w:after="60" w:before="60"/>
-        <w:ind/>
-        <w:rPr>
-          <w:rFonts w:asciiTheme="majorBidi" w:hAnsiTheme="majorBidi" w:cstheme="majorBidi"/>
-        </w:rPr>
-      </w:pPr>
-      <w:r>
-        <w:rPr>
-          <w:rFonts w:asciiTheme="majorBidi" w:hAnsiTheme="majorBidi" w:cstheme="majorBidi"/>
-        </w:rPr>
-        <w:t xml:space="preserve">Record the transition (DFA_state, symbol) → next_DFA_state.</w:t>
-      </w:r>
-      <w:r>
-        <w:rPr>
-          <w:rFonts w:asciiTheme="majorBidi" w:hAnsiTheme="majorBidi" w:cstheme="majorBidi"/>
-        </w:rPr>
-      </w:r>
-    </w:p>
-    <w:p>
-      <w:pPr>
-        <w:numPr>
-          <w:ilvl w:val="0"/>
-          <w:numId w:val="2"/>
-        </w:numPr>
-        <w:pBdr/>
-        <w:spacing w:after="60" w:before="60"/>
-        <w:ind/>
-        <w:rPr>
-          <w:rFonts w:asciiTheme="majorBidi" w:hAnsiTheme="majorBidi" w:cstheme="majorBidi"/>
-        </w:rPr>
-      </w:pPr>
-      <w:r>
-        <w:rPr>
-          <w:rFonts w:asciiTheme="majorBidi" w:hAnsiTheme="majorBidi" w:cstheme="majorBidi"/>
-        </w:rPr>
-        <w:t xml:space="preserve">A DFA state is accepting if it contains any NFA accepting state.</w:t>
-      </w:r>
-      <w:r>
-        <w:rPr>
-          <w:rFonts w:asciiTheme="majorBidi" w:hAnsiTheme="majorBidi" w:cstheme="majorBidi"/>
-        </w:rPr>
-      </w:r>
-    </w:p>
-    <w:p>
-      <w:pPr>
-        <w:numPr>
-          <w:ilvl w:val="0"/>
-          <w:numId w:val="2"/>
-        </w:numPr>
-        <w:pBdr/>
-        <w:spacing w:after="60" w:before="60"/>
-        <w:ind/>
-        <w:rPr>
-          <w:rFonts w:asciiTheme="majorBidi" w:hAnsiTheme="majorBidi" w:cstheme="majorBidi"/>
-        </w:rPr>
-      </w:pPr>
-      <w:r>
-        <w:rPr>
-          <w:rFonts w:asciiTheme="majorBidi" w:hAnsiTheme="majorBidi" w:cstheme="majorBidi"/>
-        </w:rPr>
-        <w:t xml:space="preserve">Repeat until the queue is empty.</w:t>
-      </w:r>
-      <w:r>
-        <w:rPr>
-          <w:rFonts w:asciiTheme="majorBidi" w:hAnsiTheme="majorBidi" w:cstheme="majorBidi"/>
-        </w:rPr>
-      </w:r>
-    </w:p>
-    <w:p>
-      <w:pPr>
-        <w:pBdr/>
-        <w:spacing w:after="80" w:before="80"/>
-        <w:ind/>
-        <w:rPr>
-          <w:rFonts w:asciiTheme="majorBidi" w:hAnsiTheme="majorBidi" w:cstheme="majorBidi"/>
-        </w:rPr>
-      </w:pPr>
-      <w:r>
-        <w:rPr>
-          <w:rFonts w:asciiTheme="majorBidi" w:hAnsiTheme="majorBidi" w:cstheme="majorBidi"/>
-        </w:rPr>
-      </w:r>
-      <w:r>
-        <w:rPr>
-          <w:rFonts w:asciiTheme="majorBidi" w:hAnsiTheme="majorBidi" w:cstheme="majorBidi"/>
-        </w:rPr>
-      </w:r>
-    </w:p>
-    <w:p>
-      <w:pPr>
-        <w:pBdr/>
-        <w:spacing w:after="80" w:before="240"/>
-        <w:ind/>
         <w:rPr>
           <w:rFonts w:asciiTheme="majorBidi" w:hAnsiTheme="majorBidi" w:cstheme="majorBidi"/>
           <w:b/>
@@ -2527,7 +2539,8 @@
           <w:sz w:val="24"/>
           <w:szCs w:val="24"/>
         </w:rPr>
-      </w:pPr>
+        <w:t xml:space="preserve">4.3  nfa_to_dfa(start_node, alphabet, nfa_accepting_states)</w:t>
+      </w:r>
       <w:r>
         <w:rPr>
           <w:rFonts w:asciiTheme="majorBidi" w:hAnsiTheme="majorBidi" w:cstheme="majorBidi"/>
@@ -2537,7 +2550,6 @@
           <w:sz w:val="24"/>
           <w:szCs w:val="24"/>
         </w:rPr>
-        <w:t xml:space="preserve">4.4  read_nfa_from_json(filename)</w:t>
       </w:r>
       <w:r>
         <w:rPr>
@@ -2563,7 +2575,12 @@
         <w:rPr>
           <w:rFonts w:asciiTheme="majorBidi" w:hAnsiTheme="majorBidi" w:cstheme="majorBidi"/>
         </w:rPr>
-        <w:t xml:space="preserve">Reads the NFA JSON file and constructs a linked graph of State objects. It does this in two passes: first creating all State objects, then resolving string names into actual object references to handle forward references correctly.</w:t>
+        <w:t xml:space="preserve">This is the main conversion engine. It runs the Subset Construction algorithm:</w:t>
+      </w:r>
+      <w:r>
+        <w:rPr>
+          <w:rFonts w:asciiTheme="majorBidi" w:hAnsiTheme="majorBidi" w:cstheme="majorBidi"/>
+        </w:rPr>
       </w:r>
       <w:r>
         <w:rPr>
@@ -2573,6 +2590,216 @@
     </w:p>
     <w:p>
       <w:pPr>
+        <w:numPr>
+          <w:ilvl w:val="0"/>
+          <w:numId w:val="2"/>
+        </w:numPr>
+        <w:pBdr/>
+        <w:spacing w:after="60" w:before="60"/>
+        <w:ind/>
+        <w:rPr>
+          <w:rFonts w:asciiTheme="majorBidi" w:hAnsiTheme="majorBidi" w:cstheme="majorBidi"/>
+        </w:rPr>
+      </w:pPr>
+      <w:r>
+        <w:rPr>
+          <w:rFonts w:asciiTheme="majorBidi" w:hAnsiTheme="majorBidi" w:cstheme="majorBidi"/>
+        </w:rPr>
+        <w:t xml:space="preserve">Compute ε-closure of the NFA start state → this becomes DFA state A.</w:t>
+      </w:r>
+      <w:r>
+        <w:rPr>
+          <w:rFonts w:asciiTheme="majorBidi" w:hAnsiTheme="majorBidi" w:cstheme="majorBidi"/>
+        </w:rPr>
+      </w:r>
+      <w:r>
+        <w:rPr>
+          <w:rFonts w:asciiTheme="majorBidi" w:hAnsiTheme="majorBidi" w:cstheme="majorBidi"/>
+        </w:rPr>
+      </w:r>
+    </w:p>
+    <w:p>
+      <w:pPr>
+        <w:numPr>
+          <w:ilvl w:val="0"/>
+          <w:numId w:val="2"/>
+        </w:numPr>
+        <w:pBdr/>
+        <w:spacing w:after="60" w:before="60"/>
+        <w:ind/>
+        <w:rPr>
+          <w:rFonts w:asciiTheme="majorBidi" w:hAnsiTheme="majorBidi" w:cstheme="majorBidi"/>
+        </w:rPr>
+      </w:pPr>
+      <w:r>
+        <w:rPr>
+          <w:rFonts w:asciiTheme="majorBidi" w:hAnsiTheme="majorBidi" w:cstheme="majorBidi"/>
+        </w:rPr>
+        <w:t xml:space="preserve">Use a queue of unprocessed DFA states. Start with state A.</w:t>
+      </w:r>
+      <w:r>
+        <w:rPr>
+          <w:rFonts w:asciiTheme="majorBidi" w:hAnsiTheme="majorBidi" w:cstheme="majorBidi"/>
+        </w:rPr>
+      </w:r>
+      <w:r>
+        <w:rPr>
+          <w:rFonts w:asciiTheme="majorBidi" w:hAnsiTheme="majorBidi" w:cstheme="majorBidi"/>
+        </w:rPr>
+      </w:r>
+    </w:p>
+    <w:p>
+      <w:pPr>
+        <w:numPr>
+          <w:ilvl w:val="0"/>
+          <w:numId w:val="2"/>
+        </w:numPr>
+        <w:pBdr/>
+        <w:spacing w:after="60" w:before="60"/>
+        <w:ind/>
+        <w:rPr>
+          <w:rFonts w:asciiTheme="majorBidi" w:hAnsiTheme="majorBidi" w:cstheme="majorBidi"/>
+        </w:rPr>
+      </w:pPr>
+      <w:r>
+        <w:rPr>
+          <w:rFonts w:asciiTheme="majorBidi" w:hAnsiTheme="majorBidi" w:cstheme="majorBidi"/>
+        </w:rPr>
+        <w:t xml:space="preserve">For each DFA state (a set of NFA states) and each symbol in the alphabet, call move() to find the next set of NFA states.</w:t>
+      </w:r>
+      <w:r>
+        <w:rPr>
+          <w:rFonts w:asciiTheme="majorBidi" w:hAnsiTheme="majorBidi" w:cstheme="majorBidi"/>
+        </w:rPr>
+      </w:r>
+      <w:r>
+        <w:rPr>
+          <w:rFonts w:asciiTheme="majorBidi" w:hAnsiTheme="majorBidi" w:cstheme="majorBidi"/>
+        </w:rPr>
+      </w:r>
+    </w:p>
+    <w:p>
+      <w:pPr>
+        <w:numPr>
+          <w:ilvl w:val="0"/>
+          <w:numId w:val="2"/>
+        </w:numPr>
+        <w:pBdr/>
+        <w:spacing w:after="60" w:before="60"/>
+        <w:ind/>
+        <w:rPr>
+          <w:rFonts w:asciiTheme="majorBidi" w:hAnsiTheme="majorBidi" w:cstheme="majorBidi"/>
+        </w:rPr>
+      </w:pPr>
+      <w:r>
+        <w:rPr>
+          <w:rFonts w:asciiTheme="majorBidi" w:hAnsiTheme="majorBidi" w:cstheme="majorBidi"/>
+        </w:rPr>
+        <w:t xml:space="preserve">If the resulting set is new, assign it the next letter name and add it to the queue.</w:t>
+      </w:r>
+      <w:r>
+        <w:rPr>
+          <w:rFonts w:asciiTheme="majorBidi" w:hAnsiTheme="majorBidi" w:cstheme="majorBidi"/>
+        </w:rPr>
+      </w:r>
+      <w:r>
+        <w:rPr>
+          <w:rFonts w:asciiTheme="majorBidi" w:hAnsiTheme="majorBidi" w:cstheme="majorBidi"/>
+        </w:rPr>
+      </w:r>
+    </w:p>
+    <w:p>
+      <w:pPr>
+        <w:numPr>
+          <w:ilvl w:val="0"/>
+          <w:numId w:val="2"/>
+        </w:numPr>
+        <w:pBdr/>
+        <w:spacing w:after="60" w:before="60"/>
+        <w:ind/>
+        <w:rPr>
+          <w:rFonts w:asciiTheme="majorBidi" w:hAnsiTheme="majorBidi" w:cstheme="majorBidi"/>
+        </w:rPr>
+      </w:pPr>
+      <w:r>
+        <w:rPr>
+          <w:rFonts w:asciiTheme="majorBidi" w:hAnsiTheme="majorBidi" w:cstheme="majorBidi"/>
+        </w:rPr>
+        <w:t xml:space="preserve">Record the transition (DFA_state, symbol) → next_DFA_state.</w:t>
+      </w:r>
+      <w:r>
+        <w:rPr>
+          <w:rFonts w:asciiTheme="majorBidi" w:hAnsiTheme="majorBidi" w:cstheme="majorBidi"/>
+        </w:rPr>
+      </w:r>
+      <w:r>
+        <w:rPr>
+          <w:rFonts w:asciiTheme="majorBidi" w:hAnsiTheme="majorBidi" w:cstheme="majorBidi"/>
+        </w:rPr>
+      </w:r>
+    </w:p>
+    <w:p>
+      <w:pPr>
+        <w:numPr>
+          <w:ilvl w:val="0"/>
+          <w:numId w:val="2"/>
+        </w:numPr>
+        <w:pBdr/>
+        <w:spacing w:after="60" w:before="60"/>
+        <w:ind/>
+        <w:rPr>
+          <w:rFonts w:asciiTheme="majorBidi" w:hAnsiTheme="majorBidi" w:cstheme="majorBidi"/>
+        </w:rPr>
+      </w:pPr>
+      <w:r>
+        <w:rPr>
+          <w:rFonts w:asciiTheme="majorBidi" w:hAnsiTheme="majorBidi" w:cstheme="majorBidi"/>
+        </w:rPr>
+        <w:t xml:space="preserve">A DFA state is accepting if it contains any NFA accepting state.</w:t>
+      </w:r>
+      <w:r>
+        <w:rPr>
+          <w:rFonts w:asciiTheme="majorBidi" w:hAnsiTheme="majorBidi" w:cstheme="majorBidi"/>
+        </w:rPr>
+      </w:r>
+      <w:r>
+        <w:rPr>
+          <w:rFonts w:asciiTheme="majorBidi" w:hAnsiTheme="majorBidi" w:cstheme="majorBidi"/>
+        </w:rPr>
+      </w:r>
+    </w:p>
+    <w:p>
+      <w:pPr>
+        <w:numPr>
+          <w:ilvl w:val="0"/>
+          <w:numId w:val="2"/>
+        </w:numPr>
+        <w:pBdr/>
+        <w:spacing w:after="60" w:before="60"/>
+        <w:ind/>
+        <w:rPr>
+          <w:rFonts w:asciiTheme="majorBidi" w:hAnsiTheme="majorBidi" w:cstheme="majorBidi"/>
+        </w:rPr>
+      </w:pPr>
+      <w:r>
+        <w:rPr>
+          <w:rFonts w:asciiTheme="majorBidi" w:hAnsiTheme="majorBidi" w:cstheme="majorBidi"/>
+        </w:rPr>
+        <w:t xml:space="preserve">Repeat until the queue is empty.</w:t>
+      </w:r>
+      <w:r>
+        <w:rPr>
+          <w:rFonts w:asciiTheme="majorBidi" w:hAnsiTheme="majorBidi" w:cstheme="majorBidi"/>
+        </w:rPr>
+      </w:r>
+      <w:r>
+        <w:rPr>
+          <w:rFonts w:asciiTheme="majorBidi" w:hAnsiTheme="majorBidi" w:cstheme="majorBidi"/>
+        </w:rPr>
+      </w:r>
+    </w:p>
+    <w:p>
+      <w:pPr>
         <w:pBdr/>
         <w:spacing w:after="80" w:before="80"/>
         <w:ind/>
@@ -2580,6 +2807,11 @@
           <w:rFonts w:asciiTheme="majorBidi" w:hAnsiTheme="majorBidi" w:cstheme="majorBidi"/>
         </w:rPr>
       </w:pPr>
+      <w:r>
+        <w:rPr>
+          <w:rFonts w:asciiTheme="majorBidi" w:hAnsiTheme="majorBidi" w:cstheme="majorBidi"/>
+        </w:rPr>
+      </w:r>
       <w:r>
         <w:rPr>
           <w:rFonts w:asciiTheme="majorBidi" w:hAnsiTheme="majorBidi" w:cstheme="majorBidi"/>
@@ -2614,7 +2846,7 @@
           <w:sz w:val="24"/>
           <w:szCs w:val="24"/>
         </w:rPr>
-        <w:t xml:space="preserve">4.5  print_dfa(...)</w:t>
+        <w:t xml:space="preserve">4.4  read_nfa_from_json(filename)</w:t>
       </w:r>
       <w:r>
         <w:rPr>
@@ -2626,6 +2858,113 @@
           <w:szCs w:val="24"/>
         </w:rPr>
       </w:r>
+      <w:r>
+        <w:rPr>
+          <w:rFonts w:asciiTheme="majorBidi" w:hAnsiTheme="majorBidi" w:cstheme="majorBidi"/>
+          <w:b/>
+          <w:bCs/>
+          <w:color w:val="2e75b6"/>
+          <w:sz w:val="24"/>
+          <w:szCs w:val="24"/>
+        </w:rPr>
+      </w:r>
+    </w:p>
+    <w:p>
+      <w:pPr>
+        <w:pBdr/>
+        <w:spacing w:after="80" w:before="80"/>
+        <w:ind/>
+        <w:rPr>
+          <w:rFonts w:asciiTheme="majorBidi" w:hAnsiTheme="majorBidi" w:cstheme="majorBidi"/>
+        </w:rPr>
+      </w:pPr>
+      <w:r>
+        <w:rPr>
+          <w:rFonts w:asciiTheme="majorBidi" w:hAnsiTheme="majorBidi" w:cstheme="majorBidi"/>
+        </w:rPr>
+        <w:t xml:space="preserve">Reads the NFA JSON file and constructs a linked graph of State objects. It does this in two passes: first creating all State objects, then resolving string names into actual object references to handle forward references correctly.</w:t>
+      </w:r>
+      <w:r>
+        <w:rPr>
+          <w:rFonts w:asciiTheme="majorBidi" w:hAnsiTheme="majorBidi" w:cstheme="majorBidi"/>
+        </w:rPr>
+      </w:r>
+      <w:r>
+        <w:rPr>
+          <w:rFonts w:asciiTheme="majorBidi" w:hAnsiTheme="majorBidi" w:cstheme="majorBidi"/>
+        </w:rPr>
+      </w:r>
+    </w:p>
+    <w:p>
+      <w:pPr>
+        <w:pBdr/>
+        <w:spacing w:after="80" w:before="80"/>
+        <w:ind/>
+        <w:rPr>
+          <w:rFonts w:asciiTheme="majorBidi" w:hAnsiTheme="majorBidi" w:cstheme="majorBidi"/>
+        </w:rPr>
+      </w:pPr>
+      <w:r>
+        <w:rPr>
+          <w:rFonts w:asciiTheme="majorBidi" w:hAnsiTheme="majorBidi" w:cstheme="majorBidi"/>
+        </w:rPr>
+      </w:r>
+      <w:r>
+        <w:rPr>
+          <w:rFonts w:asciiTheme="majorBidi" w:hAnsiTheme="majorBidi" w:cstheme="majorBidi"/>
+        </w:rPr>
+      </w:r>
+      <w:r>
+        <w:rPr>
+          <w:rFonts w:asciiTheme="majorBidi" w:hAnsiTheme="majorBidi" w:cstheme="majorBidi"/>
+        </w:rPr>
+      </w:r>
+    </w:p>
+    <w:p>
+      <w:pPr>
+        <w:pBdr/>
+        <w:spacing w:after="80" w:before="240"/>
+        <w:ind/>
+        <w:rPr>
+          <w:rFonts w:asciiTheme="majorBidi" w:hAnsiTheme="majorBidi" w:cstheme="majorBidi"/>
+          <w:b/>
+          <w:bCs/>
+          <w:color w:val="2e75b6"/>
+          <w:sz w:val="24"/>
+          <w:szCs w:val="24"/>
+        </w:rPr>
+      </w:pPr>
+      <w:r>
+        <w:rPr>
+          <w:rFonts w:asciiTheme="majorBidi" w:hAnsiTheme="majorBidi" w:cstheme="majorBidi"/>
+          <w:b/>
+          <w:bCs/>
+          <w:color w:val="2e75b6"/>
+          <w:sz w:val="24"/>
+          <w:szCs w:val="24"/>
+        </w:rPr>
+        <w:t xml:space="preserve">4.5  print_dfa(...)</w:t>
+      </w:r>
+      <w:r>
+        <w:rPr>
+          <w:rFonts w:asciiTheme="majorBidi" w:hAnsiTheme="majorBidi" w:cstheme="majorBidi"/>
+          <w:b/>
+          <w:bCs/>
+          <w:color w:val="2e75b6"/>
+          <w:sz w:val="24"/>
+          <w:szCs w:val="24"/>
+        </w:rPr>
+      </w:r>
+      <w:r>
+        <w:rPr>
+          <w:rFonts w:asciiTheme="majorBidi" w:hAnsiTheme="majorBidi" w:cstheme="majorBidi"/>
+          <w:b/>
+          <w:bCs/>
+          <w:color w:val="2e75b6"/>
+          <w:sz w:val="24"/>
+          <w:szCs w:val="24"/>
+        </w:rPr>
+      </w:r>
     </w:p>
     <w:p>
       <w:pPr>
@@ -2647,6 +2986,11 @@
           <w:rFonts w:asciiTheme="majorBidi" w:hAnsiTheme="majorBidi" w:cstheme="majorBidi"/>
         </w:rPr>
       </w:r>
+      <w:r>
+        <w:rPr>
+          <w:rFonts w:asciiTheme="majorBidi" w:hAnsiTheme="majorBidi" w:cstheme="majorBidi"/>
+        </w:rPr>
+      </w:r>
     </w:p>
     <w:p>
       <w:pPr>
@@ -2657,6 +3001,11 @@
           <w:rFonts w:asciiTheme="majorBidi" w:hAnsiTheme="majorBidi" w:cstheme="majorBidi"/>
         </w:rPr>
       </w:pPr>
+      <w:r>
+        <w:rPr>
+          <w:rFonts w:asciiTheme="majorBidi" w:hAnsiTheme="majorBidi" w:cstheme="majorBidi"/>
+        </w:rPr>
+      </w:r>
       <w:r>
         <w:rPr>
           <w:rFonts w:asciiTheme="majorBidi" w:hAnsiTheme="majorBidi" w:cstheme="majorBidi"/>
@@ -2703,199 +3052,7 @@
           <w:szCs w:val="30"/>
         </w:rPr>
       </w:r>
-    </w:p>
-    <w:p>
-      <w:pPr>
-        <w:pBdr>
-          <w:bottom w:val="single" w:color="2e75b6" w:sz="4" w:space="1"/>
-        </w:pBdr>
-        <w:spacing w:after="120" w:before="120"/>
-        <w:ind/>
-        <w:rPr>
-          <w:rFonts w:asciiTheme="majorBidi" w:hAnsiTheme="majorBidi" w:cstheme="majorBidi"/>
-        </w:rPr>
-      </w:pPr>
       <w:r>
-        <w:rPr>
-          <w:rFonts w:asciiTheme="majorBidi" w:hAnsiTheme="majorBidi" w:cstheme="majorBidi"/>
-        </w:rPr>
-      </w:r>
-      <w:r>
-        <w:rPr>
-          <w:rFonts w:asciiTheme="majorBidi" w:hAnsiTheme="majorBidi" w:cstheme="majorBidi"/>
-        </w:rPr>
-      </w:r>
-    </w:p>
-    <w:p>
-      <w:pPr>
-        <w:pBdr/>
-        <w:spacing w:after="80" w:before="80"/>
-        <w:ind/>
-        <w:rPr>
-          <w:rFonts w:asciiTheme="majorBidi" w:hAnsiTheme="majorBidi" w:cstheme="majorBidi"/>
-        </w:rPr>
-      </w:pPr>
-      <w:r>
-        <w:rPr>
-          <w:rFonts w:asciiTheme="majorBidi" w:hAnsiTheme="majorBidi" w:cstheme="majorBidi"/>
-        </w:rPr>
-      </w:r>
-      <w:r>
-        <w:rPr>
-          <w:rFonts w:asciiTheme="majorBidi" w:hAnsiTheme="majorBidi" w:cstheme="majorBidi"/>
-        </w:rPr>
-      </w:r>
-    </w:p>
-    <w:p>
-      <w:pPr>
-        <w:numPr>
-          <w:ilvl w:val="0"/>
-          <w:numId w:val="2"/>
-        </w:numPr>
-        <w:pBdr/>
-        <w:spacing w:after="60" w:before="60"/>
-        <w:ind/>
-        <w:rPr>
-          <w:rFonts w:asciiTheme="majorBidi" w:hAnsiTheme="majorBidi" w:cstheme="majorBidi"/>
-        </w:rPr>
-      </w:pPr>
-      <w:r>
-        <w:rPr>
-          <w:rFonts w:asciiTheme="majorBidi" w:hAnsiTheme="majorBidi" w:cstheme="majorBidi"/>
-        </w:rPr>
-        <w:t xml:space="preserve">Programming Language: Python</w:t>
-      </w:r>
-      <w:r>
-        <w:rPr>
-          <w:rFonts w:asciiTheme="majorBidi" w:hAnsiTheme="majorBidi" w:cstheme="majorBidi"/>
-        </w:rPr>
-      </w:r>
-    </w:p>
-    <w:p>
-      <w:pPr>
-        <w:numPr>
-          <w:ilvl w:val="0"/>
-          <w:numId w:val="2"/>
-        </w:numPr>
-        <w:pBdr/>
-        <w:spacing w:after="60" w:before="60"/>
-        <w:ind/>
-        <w:rPr>
-          <w:rFonts w:asciiTheme="majorBidi" w:hAnsiTheme="majorBidi" w:cstheme="majorBidi"/>
-        </w:rPr>
-      </w:pPr>
-      <w:r>
-        <w:rPr>
-          <w:rFonts w:asciiTheme="majorBidi" w:hAnsiTheme="majorBidi" w:cstheme="majorBidi"/>
-        </w:rPr>
-        <w:t xml:space="preserve">External Libraries: None (zero-dependency project — all algorithms implemented from scratch).</w:t>
-      </w:r>
-      <w:r>
-        <w:rPr>
-          <w:rFonts w:asciiTheme="majorBidi" w:hAnsiTheme="majorBidi" w:cstheme="majorBidi"/>
-        </w:rPr>
-      </w:r>
-    </w:p>
-    <w:p>
-      <w:pPr>
-        <w:numPr>
-          <w:ilvl w:val="0"/>
-          <w:numId w:val="2"/>
-        </w:numPr>
-        <w:pBdr/>
-        <w:spacing w:after="60" w:before="60"/>
-        <w:ind/>
-        <w:rPr>
-          <w:rFonts w:asciiTheme="majorBidi" w:hAnsiTheme="majorBidi" w:cstheme="majorBidi"/>
-        </w:rPr>
-      </w:pPr>
-      <w:r>
-        <w:rPr>
-          <w:rFonts w:asciiTheme="majorBidi" w:hAnsiTheme="majorBidi" w:cstheme="majorBidi"/>
-        </w:rPr>
-        <w:t xml:space="preserve">Standard Libraries used: json (for reading NFA definition files).</w:t>
-      </w:r>
-      <w:r>
-        <w:rPr>
-          <w:rFonts w:asciiTheme="majorBidi" w:hAnsiTheme="majorBidi" w:cstheme="majorBidi"/>
-        </w:rPr>
-      </w:r>
-    </w:p>
-    <w:p>
-      <w:pPr>
-        <w:numPr>
-          <w:ilvl w:val="0"/>
-          <w:numId w:val="2"/>
-        </w:numPr>
-        <w:pBdr/>
-        <w:spacing w:after="60" w:before="60"/>
-        <w:ind/>
-        <w:rPr>
-          <w:rFonts w:asciiTheme="majorBidi" w:hAnsiTheme="majorBidi" w:cstheme="majorBidi"/>
-        </w:rPr>
-      </w:pPr>
-      <w:r>
-        <w:rPr>
-          <w:rFonts w:asciiTheme="majorBidi" w:hAnsiTheme="majorBidi" w:cstheme="majorBidi"/>
-        </w:rPr>
-        <w:t xml:space="preserve">Input Format: JSON files (nfa.json, nfa_complex.json).</w:t>
-      </w:r>
-      <w:r>
-        <w:rPr>
-          <w:rFonts w:asciiTheme="majorBidi" w:hAnsiTheme="majorBidi" w:cstheme="majorBidi"/>
-        </w:rPr>
-      </w:r>
-    </w:p>
-    <w:p>
-      <w:pPr>
-        <w:numPr>
-          <w:ilvl w:val="0"/>
-          <w:numId w:val="2"/>
-        </w:numPr>
-        <w:pBdr/>
-        <w:spacing w:after="60" w:before="60"/>
-        <w:ind/>
-        <w:rPr>
-          <w:rFonts w:asciiTheme="majorBidi" w:hAnsiTheme="majorBidi" w:cstheme="majorBidi"/>
-        </w:rPr>
-      </w:pPr>
-      <w:r>
-        <w:rPr>
-          <w:rFonts w:asciiTheme="majorBidi" w:hAnsiTheme="majorBidi" w:cstheme="majorBidi"/>
-        </w:rPr>
-        <w:t xml:space="preserve">IDE / Environment: Compatible with any Python 3 environment; tested via terminal with python3 main.py and also works perfectly with VS code.</w:t>
-      </w:r>
-      <w:r>
-        <w:rPr>
-          <w:rFonts w:asciiTheme="majorBidi" w:hAnsiTheme="majorBidi" w:cstheme="majorBidi"/>
-        </w:rPr>
-      </w:r>
-    </w:p>
-    <w:p>
-      <w:pPr>
-        <w:pBdr/>
-        <w:spacing w:after="80" w:before="80"/>
-        <w:ind/>
-        <w:rPr>
-          <w:rFonts w:asciiTheme="majorBidi" w:hAnsiTheme="majorBidi" w:cstheme="majorBidi"/>
-        </w:rPr>
-      </w:pPr>
-      <w:r>
-        <w:rPr>
-          <w:rFonts w:asciiTheme="majorBidi" w:hAnsiTheme="majorBidi" w:cstheme="majorBidi"/>
-        </w:rPr>
-      </w:r>
-      <w:r>
-        <w:rPr>
-          <w:rFonts w:asciiTheme="majorBidi" w:hAnsiTheme="majorBidi" w:cstheme="majorBidi"/>
-        </w:rPr>
-      </w:r>
-    </w:p>
-    <w:p>
-      <w:pPr>
-        <w:pBdr/>
-        <w:spacing w:after="120" w:before="360"/>
-        <w:ind/>
         <w:rPr>
           <w:rFonts w:asciiTheme="majorBidi" w:hAnsiTheme="majorBidi" w:cstheme="majorBidi"/>
           <w:b/>
@@ -2904,8 +3061,240 @@
           <w:sz w:val="30"/>
           <w:szCs w:val="30"/>
         </w:rPr>
+      </w:r>
+    </w:p>
+    <w:p>
+      <w:pPr>
+        <w:pBdr>
+          <w:bottom w:val="single" w:color="2e75b6" w:sz="4" w:space="1"/>
+        </w:pBdr>
+        <w:spacing w:after="120" w:before="120"/>
+        <w:ind/>
+        <w:rPr>
+          <w:rFonts w:asciiTheme="majorBidi" w:hAnsiTheme="majorBidi" w:cstheme="majorBidi"/>
+        </w:rPr>
       </w:pPr>
       <w:r>
+        <w:rPr>
+          <w:rFonts w:asciiTheme="majorBidi" w:hAnsiTheme="majorBidi" w:cstheme="majorBidi"/>
+        </w:rPr>
+      </w:r>
+      <w:r>
+        <w:rPr>
+          <w:rFonts w:asciiTheme="majorBidi" w:hAnsiTheme="majorBidi" w:cstheme="majorBidi"/>
+        </w:rPr>
+      </w:r>
+      <w:r>
+        <w:rPr>
+          <w:rFonts w:asciiTheme="majorBidi" w:hAnsiTheme="majorBidi" w:cstheme="majorBidi"/>
+        </w:rPr>
+      </w:r>
+    </w:p>
+    <w:p>
+      <w:pPr>
+        <w:pBdr/>
+        <w:spacing w:after="80" w:before="80"/>
+        <w:ind/>
+        <w:rPr>
+          <w:rFonts w:asciiTheme="majorBidi" w:hAnsiTheme="majorBidi" w:cstheme="majorBidi"/>
+        </w:rPr>
+      </w:pPr>
+      <w:r>
+        <w:rPr>
+          <w:rFonts w:asciiTheme="majorBidi" w:hAnsiTheme="majorBidi" w:cstheme="majorBidi"/>
+        </w:rPr>
+      </w:r>
+      <w:r>
+        <w:rPr>
+          <w:rFonts w:asciiTheme="majorBidi" w:hAnsiTheme="majorBidi" w:cstheme="majorBidi"/>
+        </w:rPr>
+      </w:r>
+      <w:r>
+        <w:rPr>
+          <w:rFonts w:asciiTheme="majorBidi" w:hAnsiTheme="majorBidi" w:cstheme="majorBidi"/>
+        </w:rPr>
+      </w:r>
+    </w:p>
+    <w:p>
+      <w:pPr>
+        <w:numPr>
+          <w:ilvl w:val="0"/>
+          <w:numId w:val="2"/>
+        </w:numPr>
+        <w:pBdr/>
+        <w:spacing w:after="60" w:before="60"/>
+        <w:ind/>
+        <w:rPr>
+          <w:rFonts w:asciiTheme="majorBidi" w:hAnsiTheme="majorBidi" w:cstheme="majorBidi"/>
+        </w:rPr>
+      </w:pPr>
+      <w:r>
+        <w:rPr>
+          <w:rFonts w:asciiTheme="majorBidi" w:hAnsiTheme="majorBidi" w:cstheme="majorBidi"/>
+        </w:rPr>
+        <w:t xml:space="preserve">Programming Language: Python</w:t>
+      </w:r>
+      <w:r>
+        <w:rPr>
+          <w:rFonts w:asciiTheme="majorBidi" w:hAnsiTheme="majorBidi" w:cstheme="majorBidi"/>
+        </w:rPr>
+      </w:r>
+      <w:r>
+        <w:rPr>
+          <w:rFonts w:asciiTheme="majorBidi" w:hAnsiTheme="majorBidi" w:cstheme="majorBidi"/>
+        </w:rPr>
+      </w:r>
+    </w:p>
+    <w:p>
+      <w:pPr>
+        <w:numPr>
+          <w:ilvl w:val="0"/>
+          <w:numId w:val="2"/>
+        </w:numPr>
+        <w:pBdr/>
+        <w:spacing w:after="60" w:before="60"/>
+        <w:ind/>
+        <w:rPr>
+          <w:rFonts w:asciiTheme="majorBidi" w:hAnsiTheme="majorBidi" w:cstheme="majorBidi"/>
+        </w:rPr>
+      </w:pPr>
+      <w:r>
+        <w:rPr>
+          <w:rFonts w:asciiTheme="majorBidi" w:hAnsiTheme="majorBidi" w:cstheme="majorBidi"/>
+        </w:rPr>
+        <w:t xml:space="preserve">External Libraries: None (zero-dependency project — all algorithms implemented from scratch).</w:t>
+      </w:r>
+      <w:r>
+        <w:rPr>
+          <w:rFonts w:asciiTheme="majorBidi" w:hAnsiTheme="majorBidi" w:cstheme="majorBidi"/>
+        </w:rPr>
+      </w:r>
+      <w:r>
+        <w:rPr>
+          <w:rFonts w:asciiTheme="majorBidi" w:hAnsiTheme="majorBidi" w:cstheme="majorBidi"/>
+        </w:rPr>
+      </w:r>
+    </w:p>
+    <w:p>
+      <w:pPr>
+        <w:numPr>
+          <w:ilvl w:val="0"/>
+          <w:numId w:val="2"/>
+        </w:numPr>
+        <w:pBdr/>
+        <w:spacing w:after="60" w:before="60"/>
+        <w:ind/>
+        <w:rPr>
+          <w:rFonts w:asciiTheme="majorBidi" w:hAnsiTheme="majorBidi" w:cstheme="majorBidi"/>
+        </w:rPr>
+      </w:pPr>
+      <w:r>
+        <w:rPr>
+          <w:rFonts w:asciiTheme="majorBidi" w:hAnsiTheme="majorBidi" w:cstheme="majorBidi"/>
+        </w:rPr>
+        <w:t xml:space="preserve">Standard Libraries used: json (for reading NFA definition files).</w:t>
+      </w:r>
+      <w:r>
+        <w:rPr>
+          <w:rFonts w:asciiTheme="majorBidi" w:hAnsiTheme="majorBidi" w:cstheme="majorBidi"/>
+        </w:rPr>
+      </w:r>
+      <w:r>
+        <w:rPr>
+          <w:rFonts w:asciiTheme="majorBidi" w:hAnsiTheme="majorBidi" w:cstheme="majorBidi"/>
+        </w:rPr>
+      </w:r>
+    </w:p>
+    <w:p>
+      <w:pPr>
+        <w:numPr>
+          <w:ilvl w:val="0"/>
+          <w:numId w:val="2"/>
+        </w:numPr>
+        <w:pBdr/>
+        <w:spacing w:after="60" w:before="60"/>
+        <w:ind/>
+        <w:rPr>
+          <w:rFonts w:asciiTheme="majorBidi" w:hAnsiTheme="majorBidi" w:cstheme="majorBidi"/>
+        </w:rPr>
+      </w:pPr>
+      <w:r>
+        <w:rPr>
+          <w:rFonts w:asciiTheme="majorBidi" w:hAnsiTheme="majorBidi" w:cstheme="majorBidi"/>
+        </w:rPr>
+        <w:t xml:space="preserve">Input Format: JSON files (nfa.json, nfa_complex.json).</w:t>
+      </w:r>
+      <w:r>
+        <w:rPr>
+          <w:rFonts w:asciiTheme="majorBidi" w:hAnsiTheme="majorBidi" w:cstheme="majorBidi"/>
+        </w:rPr>
+      </w:r>
+      <w:r>
+        <w:rPr>
+          <w:rFonts w:asciiTheme="majorBidi" w:hAnsiTheme="majorBidi" w:cstheme="majorBidi"/>
+        </w:rPr>
+      </w:r>
+    </w:p>
+    <w:p>
+      <w:pPr>
+        <w:numPr>
+          <w:ilvl w:val="0"/>
+          <w:numId w:val="2"/>
+        </w:numPr>
+        <w:pBdr/>
+        <w:spacing w:after="60" w:before="60"/>
+        <w:ind/>
+        <w:rPr>
+          <w:rFonts w:asciiTheme="majorBidi" w:hAnsiTheme="majorBidi" w:cstheme="majorBidi"/>
+        </w:rPr>
+      </w:pPr>
+      <w:r>
+        <w:rPr>
+          <w:rFonts w:asciiTheme="majorBidi" w:hAnsiTheme="majorBidi" w:cstheme="majorBidi"/>
+        </w:rPr>
+        <w:t xml:space="preserve">IDE / Environment: Compatible with any Python 3 environment; tested via terminal with python3 main.py and also works perfectly with VS code.</w:t>
+      </w:r>
+      <w:r>
+        <w:rPr>
+          <w:rFonts w:asciiTheme="majorBidi" w:hAnsiTheme="majorBidi" w:cstheme="majorBidi"/>
+        </w:rPr>
+      </w:r>
+      <w:r>
+        <w:rPr>
+          <w:rFonts w:asciiTheme="majorBidi" w:hAnsiTheme="majorBidi" w:cstheme="majorBidi"/>
+        </w:rPr>
+      </w:r>
+    </w:p>
+    <w:p>
+      <w:pPr>
+        <w:pBdr/>
+        <w:spacing w:after="80" w:before="80"/>
+        <w:ind/>
+        <w:rPr>
+          <w:rFonts w:asciiTheme="majorBidi" w:hAnsiTheme="majorBidi" w:cstheme="majorBidi"/>
+        </w:rPr>
+      </w:pPr>
+      <w:r>
+        <w:rPr>
+          <w:rFonts w:asciiTheme="majorBidi" w:hAnsiTheme="majorBidi" w:cstheme="majorBidi"/>
+        </w:rPr>
+      </w:r>
+      <w:r>
+        <w:rPr>
+          <w:rFonts w:asciiTheme="majorBidi" w:hAnsiTheme="majorBidi" w:cstheme="majorBidi"/>
+        </w:rPr>
+      </w:r>
+      <w:r>
+        <w:rPr>
+          <w:rFonts w:asciiTheme="majorBidi" w:hAnsiTheme="majorBidi" w:cstheme="majorBidi"/>
+        </w:rPr>
+      </w:r>
+    </w:p>
+    <w:p>
+      <w:pPr>
+        <w:pBdr/>
+        <w:spacing w:after="120" w:before="360"/>
+        <w:ind/>
         <w:rPr>
           <w:rFonts w:asciiTheme="majorBidi" w:hAnsiTheme="majorBidi" w:cstheme="majorBidi"/>
           <w:b/>
@@ -2914,8 +3303,7 @@
           <w:sz w:val="30"/>
           <w:szCs w:val="30"/>
         </w:rPr>
-        <w:t xml:space="preserve">6. Project Structure</w:t>
-      </w:r>
+      </w:pPr>
       <w:r>
         <w:rPr>
           <w:rFonts w:asciiTheme="majorBidi" w:hAnsiTheme="majorBidi" w:cstheme="majorBidi"/>
@@ -2925,6 +3313,27 @@
           <w:sz w:val="30"/>
           <w:szCs w:val="30"/>
         </w:rPr>
+        <w:t xml:space="preserve">6. Project Structure</w:t>
+      </w:r>
+      <w:r>
+        <w:rPr>
+          <w:rFonts w:asciiTheme="majorBidi" w:hAnsiTheme="majorBidi" w:cstheme="majorBidi"/>
+          <w:b/>
+          <w:bCs/>
+          <w:color w:val="1f4e79"/>
+          <w:sz w:val="30"/>
+          <w:szCs w:val="30"/>
+        </w:rPr>
+      </w:r>
+      <w:r>
+        <w:rPr>
+          <w:rFonts w:asciiTheme="majorBidi" w:hAnsiTheme="majorBidi" w:cstheme="majorBidi"/>
+          <w:b/>
+          <w:bCs/>
+          <w:color w:val="1f4e79"/>
+          <w:sz w:val="30"/>
+          <w:szCs w:val="30"/>
+        </w:rPr>
       </w:r>
     </w:p>
     <w:p>
@@ -2938,6 +3347,11 @@
           <w:rFonts w:asciiTheme="majorBidi" w:hAnsiTheme="majorBidi" w:cstheme="majorBidi"/>
         </w:rPr>
       </w:pPr>
+      <w:r>
+        <w:rPr>
+          <w:rFonts w:asciiTheme="majorBidi" w:hAnsiTheme="majorBidi" w:cstheme="majorBidi"/>
+        </w:rPr>
+      </w:r>
       <w:r>
         <w:rPr>
           <w:rFonts w:asciiTheme="majorBidi" w:hAnsiTheme="majorBidi" w:cstheme="majorBidi"/>
@@ -3438,10 +3852,25 @@
         <w:pBdr/>
         <w:spacing w:after="80" w:before="80"/>
         <w:ind/>
-        <w:rPr/>
-      </w:pPr>
-      <w:r/>
-      <w:r/>
+        <w:rPr>
+          <w:rFonts w:asciiTheme="majorBidi" w:hAnsiTheme="majorBidi" w:cstheme="majorBidi"/>
+        </w:rPr>
+      </w:pPr>
+      <w:r>
+        <w:rPr>
+          <w:rFonts w:asciiTheme="majorBidi" w:hAnsiTheme="majorBidi" w:cstheme="majorBidi"/>
+        </w:rPr>
+      </w:r>
+      <w:r>
+        <w:rPr>
+          <w:rFonts w:asciiTheme="majorBidi" w:hAnsiTheme="majorBidi" w:cstheme="majorBidi"/>
+        </w:rPr>
+      </w:r>
+      <w:r>
+        <w:rPr>
+          <w:rFonts w:asciiTheme="majorBidi" w:hAnsiTheme="majorBidi" w:cstheme="majorBidi"/>
+        </w:rPr>
+      </w:r>
     </w:p>
     <w:p>
       <w:pPr>
@@ -3466,7 +3895,7 @@
           <w:sz w:val="30"/>
           <w:szCs w:val="30"/>
         </w:rPr>
-        <w:t xml:space="preserve">7. How to Run</w:t>
+        <w:t xml:space="preserve">7. Project Output</w:t>
       </w:r>
       <w:r>
         <w:rPr>
@@ -3478,191 +3907,7 @@
           <w:szCs w:val="30"/>
         </w:rPr>
       </w:r>
-    </w:p>
-    <w:p>
-      <w:pPr>
-        <w:pBdr>
-          <w:bottom w:val="single" w:color="2e75b6" w:sz="4" w:space="1"/>
-        </w:pBdr>
-        <w:spacing w:after="120" w:before="120"/>
-        <w:ind/>
-        <w:rPr>
-          <w:rFonts w:asciiTheme="majorBidi" w:hAnsiTheme="majorBidi" w:cstheme="majorBidi"/>
-        </w:rPr>
-      </w:pPr>
       <w:r>
-        <w:rPr>
-          <w:rFonts w:asciiTheme="majorBidi" w:hAnsiTheme="majorBidi" w:cstheme="majorBidi"/>
-        </w:rPr>
-      </w:r>
-      <w:r>
-        <w:rPr>
-          <w:rFonts w:asciiTheme="majorBidi" w:hAnsiTheme="majorBidi" w:cstheme="majorBidi"/>
-        </w:rPr>
-      </w:r>
-    </w:p>
-    <w:p>
-      <w:pPr>
-        <w:pBdr/>
-        <w:spacing w:after="80" w:before="80"/>
-        <w:ind/>
-        <w:rPr>
-          <w:rFonts w:asciiTheme="majorBidi" w:hAnsiTheme="majorBidi" w:cstheme="majorBidi"/>
-        </w:rPr>
-      </w:pPr>
-      <w:r>
-        <w:rPr>
-          <w:rFonts w:asciiTheme="majorBidi" w:hAnsiTheme="majorBidi" w:cstheme="majorBidi"/>
-        </w:rPr>
-      </w:r>
-      <w:r>
-        <w:rPr>
-          <w:rFonts w:asciiTheme="majorBidi" w:hAnsiTheme="majorBidi" w:cstheme="majorBidi"/>
-        </w:rPr>
-      </w:r>
-    </w:p>
-    <w:p>
-      <w:pPr>
-        <w:pBdr/>
-        <w:spacing w:after="80" w:before="80"/>
-        <w:ind/>
-        <w:rPr>
-          <w:rFonts w:asciiTheme="majorBidi" w:hAnsiTheme="majorBidi" w:cstheme="majorBidi"/>
-          <w:highlight w:val="none"/>
-        </w:rPr>
-      </w:pPr>
-      <w:r>
-        <w:rPr>
-          <w:rFonts w:asciiTheme="majorBidi" w:hAnsiTheme="majorBidi" w:cstheme="majorBidi"/>
-        </w:rPr>
-        <w:t xml:space="preserve">Ensure Python 3 is installed, then run from the project directory:</w:t>
-      </w:r>
-      <w:r>
-        <w:rPr>
-          <w:rFonts w:asciiTheme="majorBidi" w:hAnsiTheme="majorBidi" w:cstheme="majorBidi"/>
-        </w:rPr>
-      </w:r>
-    </w:p>
-    <w:p>
-      <w:pPr>
-        <w:pBdr/>
-        <w:spacing w:after="80" w:before="80"/>
-        <w:ind/>
-        <w:rPr>
-          <w:rFonts w:asciiTheme="majorBidi" w:hAnsiTheme="majorBidi" w:cstheme="majorBidi"/>
-        </w:rPr>
-      </w:pPr>
-      <w:r>
-        <w:rPr>
-          <w:rFonts w:asciiTheme="majorBidi" w:hAnsiTheme="majorBidi" w:cstheme="majorBidi"/>
-          <w:highlight w:val="none"/>
-        </w:rPr>
-      </w:r>
-      <w:r>
-        <w:rPr>
-          <w:rFonts w:asciiTheme="majorBidi" w:hAnsiTheme="majorBidi" w:cstheme="majorBidi"/>
-          <w:highlight w:val="none"/>
-        </w:rPr>
-      </w:r>
-      <w:r>
-        <w:rPr>
-          <w:rFonts w:asciiTheme="majorBidi" w:hAnsiTheme="majorBidi" w:cstheme="majorBidi"/>
-          <w:highlight w:val="none"/>
-        </w:rPr>
-      </w:r>
-    </w:p>
-    <w:p>
-      <w:pPr>
-        <w:pBdr/>
-        <w:spacing w:after="40" w:before="40"/>
-        <w:ind w:left="0"/>
-        <w:rPr>
-          <w:highlight w:val="none"/>
-        </w:rPr>
-      </w:pPr>
-      <w:r>
-        <w:rPr>
-          <w:rFonts w:ascii="Courier New" w:hAnsi="Courier New" w:eastAsia="Courier New" w:cs="Courier New"/>
-          <w:color w:val="1f4e79"/>
-          <w:sz w:val="20"/>
-          <w:szCs w:val="20"/>
-        </w:rPr>
-        <w:t xml:space="preserve">python3 main.py</w:t>
-      </w:r>
-      <w:r/>
-      <w:r/>
-      <w:r/>
-      <w:r/>
-    </w:p>
-    <w:p>
-      <w:pPr>
-        <w:pBdr/>
-        <w:spacing w:after="40" w:before="40"/>
-        <w:ind w:left="0"/>
-        <w:rPr/>
-      </w:pPr>
-      <w:r>
-        <w:rPr>
-          <w:highlight w:val="none"/>
-        </w:rPr>
-      </w:r>
-      <w:r>
-        <w:rPr>
-          <w:highlight w:val="none"/>
-        </w:rPr>
-      </w:r>
-      <w:r>
-        <w:rPr>
-          <w:highlight w:val="none"/>
-        </w:rPr>
-      </w:r>
-    </w:p>
-    <w:p>
-      <w:pPr>
-        <w:pBdr/>
-        <w:spacing w:after="80" w:before="80"/>
-        <w:ind/>
-        <w:rPr>
-          <w:rFonts w:asciiTheme="majorBidi" w:hAnsiTheme="majorBidi" w:cstheme="majorBidi"/>
-        </w:rPr>
-      </w:pPr>
-      <w:r>
-        <w:rPr>
-          <w:rFonts w:asciiTheme="majorBidi" w:hAnsiTheme="majorBidi" w:cstheme="majorBidi"/>
-        </w:rPr>
-        <w:t xml:space="preserve">By default, the program loads nfa_complex.json. To switch to the simple NFA, open main.py and change the filename argument in read_nfa_from_json("nfa_complex.json") to "nfa.json".</w:t>
-      </w:r>
-      <w:r>
-        <w:rPr>
-          <w:rFonts w:asciiTheme="majorBidi" w:hAnsiTheme="majorBidi" w:cstheme="majorBidi"/>
-        </w:rPr>
-      </w:r>
-    </w:p>
-    <w:p>
-      <w:pPr>
-        <w:pBdr/>
-        <w:spacing w:after="80" w:before="80"/>
-        <w:ind/>
-        <w:rPr>
-          <w:rFonts w:asciiTheme="majorBidi" w:hAnsiTheme="majorBidi" w:cstheme="majorBidi"/>
-        </w:rPr>
-      </w:pPr>
-      <w:r>
-        <w:rPr>
-          <w:rFonts w:asciiTheme="majorBidi" w:hAnsiTheme="majorBidi" w:cstheme="majorBidi"/>
-        </w:rPr>
-      </w:r>
-      <w:r>
-        <w:rPr>
-          <w:rFonts w:asciiTheme="majorBidi" w:hAnsiTheme="majorBidi" w:cstheme="majorBidi"/>
-        </w:rPr>
-      </w:r>
-    </w:p>
-    <w:p>
-      <w:pPr>
-        <w:pBdr/>
-        <w:spacing w:after="120" w:before="360"/>
-        <w:ind/>
         <w:rPr>
           <w:rFonts w:asciiTheme="majorBidi" w:hAnsiTheme="majorBidi" w:cstheme="majorBidi"/>
           <w:b/>
@@ -3671,27 +3916,6 @@
           <w:sz w:val="30"/>
           <w:szCs w:val="30"/>
         </w:rPr>
-      </w:pPr>
-      <w:r>
-        <w:rPr>
-          <w:rFonts w:asciiTheme="majorBidi" w:hAnsiTheme="majorBidi" w:cstheme="majorBidi"/>
-          <w:b/>
-          <w:bCs/>
-          <w:color w:val="1f4e79"/>
-          <w:sz w:val="30"/>
-          <w:szCs w:val="30"/>
-        </w:rPr>
-        <w:t xml:space="preserve">8. Project Output</w:t>
-      </w:r>
-      <w:r>
-        <w:rPr>
-          <w:rFonts w:asciiTheme="majorBidi" w:hAnsiTheme="majorBidi" w:cstheme="majorBidi"/>
-          <w:b/>
-          <w:bCs/>
-          <w:color w:val="1f4e79"/>
-          <w:sz w:val="30"/>
-          <w:szCs w:val="30"/>
-        </w:rPr>
       </w:r>
     </w:p>
     <w:p>
@@ -3715,21 +3939,6 @@
           <w:rFonts w:asciiTheme="majorBidi" w:hAnsiTheme="majorBidi" w:cstheme="majorBidi"/>
         </w:rPr>
       </w:r>
-    </w:p>
-    <w:p>
-      <w:pPr>
-        <w:pBdr/>
-        <w:spacing w:after="80" w:before="80"/>
-        <w:ind/>
-        <w:rPr>
-          <w:rFonts w:asciiTheme="majorBidi" w:hAnsiTheme="majorBidi" w:cstheme="majorBidi"/>
-        </w:rPr>
-      </w:pPr>
-      <w:r>
-        <w:rPr>
-          <w:rFonts w:asciiTheme="majorBidi" w:hAnsiTheme="majorBidi" w:cstheme="majorBidi"/>
-        </w:rPr>
-      </w:r>
       <w:r>
         <w:rPr>
           <w:rFonts w:asciiTheme="majorBidi" w:hAnsiTheme="majorBidi" w:cstheme="majorBidi"/>
@@ -3749,7 +3958,37 @@
         <w:rPr>
           <w:rFonts w:asciiTheme="majorBidi" w:hAnsiTheme="majorBidi" w:cstheme="majorBidi"/>
         </w:rPr>
+      </w:r>
+      <w:r>
+        <w:rPr>
+          <w:rFonts w:asciiTheme="majorBidi" w:hAnsiTheme="majorBidi" w:cstheme="majorBidi"/>
+        </w:rPr>
+      </w:r>
+      <w:r>
+        <w:rPr>
+          <w:rFonts w:asciiTheme="majorBidi" w:hAnsiTheme="majorBidi" w:cstheme="majorBidi"/>
+        </w:rPr>
+      </w:r>
+    </w:p>
+    <w:p>
+      <w:pPr>
+        <w:pBdr/>
+        <w:spacing w:after="80" w:before="80"/>
+        <w:ind/>
+        <w:rPr>
+          <w:rFonts w:asciiTheme="majorBidi" w:hAnsiTheme="majorBidi" w:cstheme="majorBidi"/>
+        </w:rPr>
+      </w:pPr>
+      <w:r>
+        <w:rPr>
+          <w:rFonts w:asciiTheme="majorBidi" w:hAnsiTheme="majorBidi" w:cstheme="majorBidi"/>
+        </w:rPr>
         <w:t xml:space="preserve">The following shows the terminal output produced when running the project with nfa_complex.json:</w:t>
+      </w:r>
+      <w:r>
+        <w:rPr>
+          <w:rFonts w:asciiTheme="majorBidi" w:hAnsiTheme="majorBidi" w:cstheme="majorBidi"/>
+        </w:rPr>
       </w:r>
       <w:r>
         <w:rPr>
@@ -3860,11 +4099,6 @@
           <w:rFonts w:asciiTheme="majorBidi" w:hAnsiTheme="majorBidi" w:cstheme="majorBidi"/>
         </w:rPr>
       </w:r>
-      <w:r>
-        <w:rPr>
-          <w:rFonts w:asciiTheme="majorBidi" w:hAnsiTheme="majorBidi" w:cstheme="majorBidi"/>
-        </w:rPr>
-      </w:r>
     </w:p>
     <w:p>
       <w:pPr>
@@ -3893,6 +4127,11 @@
           <w:highlight w:val="none"/>
         </w:rPr>
       </w:r>
+      <w:r>
+        <w:rPr>
+          <w:rFonts w:asciiTheme="majorBidi" w:hAnsiTheme="majorBidi" w:cstheme="majorBidi"/>
+        </w:rPr>
+      </w:r>
     </w:p>
     <w:p>
       <w:pPr>
@@ -3925,7 +4164,15 @@
         </w:rPr>
         <w:t xml:space="preserve">nfa_complex.json and the utils.py file from VS code.</w:t>
       </w:r>
-      <w:r/>
+      <w:r>
+        <w:rPr>
+          <w:rFonts w:asciiTheme="majorBidi" w:hAnsiTheme="majorBidi" w:cstheme="majorBidi"/>
+          <w:bCs/>
+          <w:i/>
+          <w:color w:val="666666"/>
+          <w:highlight w:val="none"/>
+        </w:rPr>
+      </w:r>
       <w:r>
         <w:rPr>
           <w:rFonts w:asciiTheme="majorBidi" w:hAnsiTheme="majorBidi" w:cstheme="majorBidi"/>
@@ -3960,7 +4207,6 @@
         <w:ind/>
         <w:rPr/>
       </w:pPr>
-      <w:r/>
       <w:r>
         <w:separator/>
       </w:r>
@@ -3975,7 +4221,6 @@
         <w:ind/>
         <w:rPr/>
       </w:pPr>
-      <w:r/>
       <w:r>
         <w:continuationSeparator/>
       </w:r>
@@ -4010,7 +4255,6 @@
         <w:ind/>
         <w:rPr/>
       </w:pPr>
-      <w:r/>
       <w:r>
         <w:separator/>
       </w:r>
@@ -4025,7 +4269,6 @@
         <w:ind/>
         <w:rPr/>
       </w:pPr>
-      <w:r/>
       <w:r>
         <w:continuationSeparator/>
       </w:r>
@@ -4481,9 +4724,9 @@
     <w:lsdException w:name="Bibliography" w:uiPriority="37"/>
     <w:lsdException w:name="TOC Heading" w:uiPriority="39" w:qFormat="1"/>
   </w:latentStyles>
-  <w:style w:type="table" w:styleId="12">
+  <w:style w:type="table" w:styleId="728">
     <w:name w:val="Table Grid"/>
-    <w:basedOn w:val="702"/>
+    <w:basedOn w:val="896"/>
     <w:uiPriority w:val="59"/>
     <w:pPr>
       <w:pBdr/>
@@ -4680,9 +4923,9 @@
       </w:tcPr>
     </w:tblStylePr>
   </w:style>
-  <w:style w:type="table" w:styleId="13">
+  <w:style w:type="table" w:styleId="729">
     <w:name w:val="Table Grid Light"/>
-    <w:basedOn w:val="702"/>
+    <w:basedOn w:val="896"/>
     <w:uiPriority w:val="59"/>
     <w:pPr>
       <w:pBdr/>
@@ -4879,9 +5122,9 @@
       </w:tcPr>
     </w:tblStylePr>
   </w:style>
-  <w:style w:type="table" w:styleId="14">
+  <w:style w:type="table" w:styleId="730">
     <w:name w:val="Plain Table 1"/>
-    <w:basedOn w:val="702"/>
+    <w:basedOn w:val="896"/>
     <w:uiPriority w:val="59"/>
     <w:pPr>
       <w:pBdr/>
@@ -5104,9 +5347,9 @@
       </w:tcPr>
     </w:tblStylePr>
   </w:style>
-  <w:style w:type="table" w:styleId="15">
+  <w:style w:type="table" w:styleId="731">
     <w:name w:val="Plain Table 2"/>
-    <w:basedOn w:val="702"/>
+    <w:basedOn w:val="896"/>
     <w:uiPriority w:val="59"/>
     <w:pPr>
       <w:pBdr/>
@@ -5337,9 +5580,9 @@
       </w:tcPr>
     </w:tblStylePr>
   </w:style>
-  <w:style w:type="table" w:styleId="16">
+  <w:style w:type="table" w:styleId="732">
     <w:name w:val="Plain Table 3"/>
-    <w:basedOn w:val="702"/>
+    <w:basedOn w:val="896"/>
     <w:uiPriority w:val="99"/>
     <w:pPr>
       <w:pBdr/>
@@ -5567,9 +5810,9 @@
       </w:tcPr>
     </w:tblStylePr>
   </w:style>
-  <w:style w:type="table" w:styleId="17">
+  <w:style w:type="table" w:styleId="733">
     <w:name w:val="Plain Table 4"/>
-    <w:basedOn w:val="702"/>
+    <w:basedOn w:val="896"/>
     <w:uiPriority w:val="99"/>
     <w:pPr>
       <w:pBdr/>
@@ -5783,9 +6026,9 @@
       </w:tcPr>
     </w:tblStylePr>
   </w:style>
-  <w:style w:type="table" w:styleId="18">
+  <w:style w:type="table" w:styleId="734">
     <w:name w:val="Plain Table 5"/>
-    <w:basedOn w:val="702"/>
+    <w:basedOn w:val="896"/>
     <w:uiPriority w:val="99"/>
     <w:pPr>
       <w:pBdr/>
@@ -6016,9 +6259,9 @@
       </w:tcPr>
     </w:tblStylePr>
   </w:style>
-  <w:style w:type="table" w:styleId="19">
+  <w:style w:type="table" w:styleId="735">
     <w:name w:val="Grid Table 1 Light"/>
-    <w:basedOn w:val="702"/>
+    <w:basedOn w:val="896"/>
     <w:uiPriority w:val="99"/>
     <w:pPr>
       <w:pBdr/>
@@ -6239,9 +6482,9 @@
       </w:tcPr>
     </w:tblStylePr>
   </w:style>
-  <w:style w:type="table" w:styleId="20">
+  <w:style w:type="table" w:styleId="736">
     <w:name w:val="Grid Table 1 Light - Accent 1"/>
-    <w:basedOn w:val="702"/>
+    <w:basedOn w:val="896"/>
     <w:uiPriority w:val="99"/>
     <w:pPr>
       <w:pBdr/>
@@ -6462,9 +6705,9 @@
       </w:tcPr>
     </w:tblStylePr>
   </w:style>
-  <w:style w:type="table" w:styleId="21">
+  <w:style w:type="table" w:styleId="737">
     <w:name w:val="Grid Table 1 Light - Accent 2"/>
-    <w:basedOn w:val="702"/>
+    <w:basedOn w:val="896"/>
     <w:uiPriority w:val="99"/>
     <w:pPr>
       <w:pBdr/>
@@ -6685,9 +6928,9 @@
       </w:tcPr>
     </w:tblStylePr>
   </w:style>
-  <w:style w:type="table" w:styleId="22">
+  <w:style w:type="table" w:styleId="738">
     <w:name w:val="Grid Table 1 Light - Accent 3"/>
-    <w:basedOn w:val="702"/>
+    <w:basedOn w:val="896"/>
     <w:uiPriority w:val="99"/>
     <w:pPr>
       <w:pBdr/>
@@ -6908,9 +7151,9 @@
       </w:tcPr>
     </w:tblStylePr>
   </w:style>
-  <w:style w:type="table" w:styleId="23">
+  <w:style w:type="table" w:styleId="739">
     <w:name w:val="Grid Table 1 Light - Accent 4"/>
-    <w:basedOn w:val="702"/>
+    <w:basedOn w:val="896"/>
     <w:uiPriority w:val="99"/>
     <w:pPr>
       <w:pBdr/>
@@ -7131,9 +7374,9 @@
       </w:tcPr>
     </w:tblStylePr>
   </w:style>
-  <w:style w:type="table" w:styleId="24">
+  <w:style w:type="table" w:styleId="740">
     <w:name w:val="Grid Table 1 Light - Accent 5"/>
-    <w:basedOn w:val="702"/>
+    <w:basedOn w:val="896"/>
     <w:uiPriority w:val="99"/>
     <w:pPr>
       <w:pBdr/>
@@ -7354,9 +7597,9 @@
       </w:tcPr>
     </w:tblStylePr>
   </w:style>
-  <w:style w:type="table" w:styleId="25">
+  <w:style w:type="table" w:styleId="741">
     <w:name w:val="Grid Table 1 Light - Accent 6"/>
-    <w:basedOn w:val="702"/>
+    <w:basedOn w:val="896"/>
     <w:uiPriority w:val="99"/>
     <w:pPr>
       <w:pBdr/>
@@ -7577,9 +7820,9 @@
       </w:tcPr>
     </w:tblStylePr>
   </w:style>
-  <w:style w:type="table" w:styleId="26">
+  <w:style w:type="table" w:styleId="742">
     <w:name w:val="Grid Table 2"/>
-    <w:basedOn w:val="702"/>
+    <w:basedOn w:val="896"/>
     <w:uiPriority w:val="99"/>
     <w:pPr>
       <w:pBdr/>
@@ -7809,9 +8052,9 @@
       </w:tcPr>
     </w:tblStylePr>
   </w:style>
-  <w:style w:type="table" w:styleId="27">
+  <w:style w:type="table" w:styleId="743">
     <w:name w:val="Grid Table 2 - Accent 1"/>
-    <w:basedOn w:val="702"/>
+    <w:basedOn w:val="896"/>
     <w:uiPriority w:val="99"/>
     <w:pPr>
       <w:pBdr/>
@@ -8041,9 +8284,9 @@
       </w:tcPr>
     </w:tblStylePr>
   </w:style>
-  <w:style w:type="table" w:styleId="28">
+  <w:style w:type="table" w:styleId="744">
     <w:name w:val="Grid Table 2 - Accent 2"/>
-    <w:basedOn w:val="702"/>
+    <w:basedOn w:val="896"/>
     <w:uiPriority w:val="99"/>
     <w:pPr>
       <w:pBdr/>
@@ -8273,9 +8516,9 @@
       </w:tcPr>
     </w:tblStylePr>
   </w:style>
-  <w:style w:type="table" w:styleId="29">
+  <w:style w:type="table" w:styleId="745">
     <w:name w:val="Grid Table 2 - Accent 3"/>
-    <w:basedOn w:val="702"/>
+    <w:basedOn w:val="896"/>
     <w:uiPriority w:val="99"/>
     <w:pPr>
       <w:pBdr/>
@@ -8505,9 +8748,9 @@
       </w:tcPr>
     </w:tblStylePr>
   </w:style>
-  <w:style w:type="table" w:styleId="30">
+  <w:style w:type="table" w:styleId="746">
     <w:name w:val="Grid Table 2 - Accent 4"/>
-    <w:basedOn w:val="702"/>
+    <w:basedOn w:val="896"/>
     <w:uiPriority w:val="99"/>
     <w:pPr>
       <w:pBdr/>
@@ -8737,9 +8980,9 @@
       </w:tcPr>
     </w:tblStylePr>
   </w:style>
-  <w:style w:type="table" w:styleId="31">
+  <w:style w:type="table" w:styleId="747">
     <w:name w:val="Grid Table 2 - Accent 5"/>
-    <w:basedOn w:val="702"/>
+    <w:basedOn w:val="896"/>
     <w:uiPriority w:val="99"/>
     <w:pPr>
       <w:pBdr/>
@@ -8969,9 +9212,9 @@
       </w:tcPr>
     </w:tblStylePr>
   </w:style>
-  <w:style w:type="table" w:styleId="32">
+  <w:style w:type="table" w:styleId="748">
     <w:name w:val="Grid Table 2 - Accent 6"/>
-    <w:basedOn w:val="702"/>
+    <w:basedOn w:val="896"/>
     <w:uiPriority w:val="99"/>
     <w:pPr>
       <w:pBdr/>
@@ -9201,9 +9444,9 @@
       </w:tcPr>
     </w:tblStylePr>
   </w:style>
-  <w:style w:type="table" w:styleId="33">
+  <w:style w:type="table" w:styleId="749">
     <w:name w:val="Grid Table 3"/>
-    <w:basedOn w:val="702"/>
+    <w:basedOn w:val="896"/>
     <w:uiPriority w:val="99"/>
     <w:pPr>
       <w:pBdr/>
@@ -9302,29 +9545,6 @@
         <w:tblBorders/>
       </w:tblPr>
       <w:tcPr>
-        <w:shd w:color="ffffff"/>
-        <w:tcBorders>
-          <w:top w:val="none" w:color="000000" w:sz="4" w:space="0"/>
-          <w:left w:val="none" w:color="000000" w:sz="4" w:space="0"/>
-          <w:bottom w:val="none" w:color="000000" w:sz="4" w:space="0"/>
-          <w:right w:val="none" w:color="000000" w:sz="4" w:space="0"/>
-        </w:tcBorders>
-      </w:tcPr>
-    </w:tblStylePr>
-    <w:tblStylePr w:type="firstRow">
-      <w:rPr>
-        <w:b/>
-        <w:color w:val="404040"/>
-      </w:rPr>
-      <w:pPr>
-        <w:pBdr/>
-        <w:spacing/>
-        <w:ind/>
-      </w:pPr>
-      <w:tblPr>
-        <w:tblBorders/>
-      </w:tblPr>
-      <w:tcPr>
         <w:shd w:val="clear" w:color="ffffff"/>
         <w:tcBorders>
           <w:top w:val="none" w:color="000000" w:sz="4" w:space="0"/>
@@ -9334,30 +9554,7 @@
         </w:tcBorders>
       </w:tcPr>
     </w:tblStylePr>
-    <w:tblStylePr w:type="lastCol">
-      <w:rPr>
-        <w:i/>
-        <w:color w:val="404040"/>
-      </w:rPr>
-      <w:pPr>
-        <w:pBdr/>
-        <w:spacing/>
-        <w:ind/>
-      </w:pPr>
-      <w:tblPr>
-        <w:tblBorders/>
-      </w:tblPr>
-      <w:tcPr>
-        <w:shd w:color="ffffff"/>
-        <w:tcBorders>
-          <w:top w:val="none" w:color="000000" w:sz="4" w:space="0"/>
-          <w:left w:val="none" w:color="000000" w:sz="4" w:space="0"/>
-          <w:bottom w:val="none" w:color="000000" w:sz="4" w:space="0"/>
-          <w:right w:val="none" w:color="000000" w:sz="4" w:space="0"/>
-        </w:tcBorders>
-      </w:tcPr>
-    </w:tblStylePr>
-    <w:tblStylePr w:type="lastRow">
+    <w:tblStylePr w:type="firstRow">
       <w:rPr>
         <w:b/>
         <w:color w:val="404040"/>
@@ -9380,6 +9577,52 @@
         </w:tcBorders>
       </w:tcPr>
     </w:tblStylePr>
+    <w:tblStylePr w:type="lastCol">
+      <w:rPr>
+        <w:i/>
+        <w:color w:val="404040"/>
+      </w:rPr>
+      <w:pPr>
+        <w:pBdr/>
+        <w:spacing/>
+        <w:ind/>
+      </w:pPr>
+      <w:tblPr>
+        <w:tblBorders/>
+      </w:tblPr>
+      <w:tcPr>
+        <w:shd w:val="clear" w:color="ffffff"/>
+        <w:tcBorders>
+          <w:top w:val="none" w:color="000000" w:sz="4" w:space="0"/>
+          <w:left w:val="none" w:color="000000" w:sz="4" w:space="0"/>
+          <w:bottom w:val="none" w:color="000000" w:sz="4" w:space="0"/>
+          <w:right w:val="none" w:color="000000" w:sz="4" w:space="0"/>
+        </w:tcBorders>
+      </w:tcPr>
+    </w:tblStylePr>
+    <w:tblStylePr w:type="lastRow">
+      <w:rPr>
+        <w:b/>
+        <w:color w:val="404040"/>
+      </w:rPr>
+      <w:pPr>
+        <w:pBdr/>
+        <w:spacing/>
+        <w:ind/>
+      </w:pPr>
+      <w:tblPr>
+        <w:tblBorders/>
+      </w:tblPr>
+      <w:tcPr>
+        <w:shd w:val="clear" w:color="ffffff"/>
+        <w:tcBorders>
+          <w:top w:val="none" w:color="000000" w:sz="4" w:space="0"/>
+          <w:left w:val="none" w:color="000000" w:sz="4" w:space="0"/>
+          <w:bottom w:val="none" w:color="000000" w:sz="4" w:space="0"/>
+          <w:right w:val="none" w:color="000000" w:sz="4" w:space="0"/>
+        </w:tcBorders>
+      </w:tcPr>
+    </w:tblStylePr>
     <w:tblStylePr w:type="nwCell">
       <w:pPr>
         <w:pBdr/>
@@ -9446,9 +9689,9 @@
       </w:tcPr>
     </w:tblStylePr>
   </w:style>
-  <w:style w:type="table" w:styleId="34">
+  <w:style w:type="table" w:styleId="750">
     <w:name w:val="Grid Table 3 - Accent 1"/>
-    <w:basedOn w:val="702"/>
+    <w:basedOn w:val="896"/>
     <w:uiPriority w:val="99"/>
     <w:pPr>
       <w:pBdr/>
@@ -9547,29 +9790,6 @@
         <w:tblBorders/>
       </w:tblPr>
       <w:tcPr>
-        <w:shd w:color="ffffff"/>
-        <w:tcBorders>
-          <w:top w:val="none" w:color="000000" w:sz="4" w:space="0"/>
-          <w:left w:val="none" w:color="000000" w:sz="4" w:space="0"/>
-          <w:bottom w:val="none" w:color="000000" w:sz="4" w:space="0"/>
-          <w:right w:val="none" w:color="000000" w:sz="4" w:space="0"/>
-        </w:tcBorders>
-      </w:tcPr>
-    </w:tblStylePr>
-    <w:tblStylePr w:type="firstRow">
-      <w:rPr>
-        <w:b/>
-        <w:color w:val="404040"/>
-      </w:rPr>
-      <w:pPr>
-        <w:pBdr/>
-        <w:spacing/>
-        <w:ind/>
-      </w:pPr>
-      <w:tblPr>
-        <w:tblBorders/>
-      </w:tblPr>
-      <w:tcPr>
         <w:shd w:val="clear" w:color="ffffff"/>
         <w:tcBorders>
           <w:top w:val="none" w:color="000000" w:sz="4" w:space="0"/>
@@ -9579,30 +9799,7 @@
         </w:tcBorders>
       </w:tcPr>
     </w:tblStylePr>
-    <w:tblStylePr w:type="lastCol">
-      <w:rPr>
-        <w:i/>
-        <w:color w:val="404040"/>
-      </w:rPr>
-      <w:pPr>
-        <w:pBdr/>
-        <w:spacing/>
-        <w:ind/>
-      </w:pPr>
-      <w:tblPr>
-        <w:tblBorders/>
-      </w:tblPr>
-      <w:tcPr>
-        <w:shd w:color="ffffff"/>
-        <w:tcBorders>
-          <w:top w:val="none" w:color="000000" w:sz="4" w:space="0"/>
-          <w:left w:val="none" w:color="000000" w:sz="4" w:space="0"/>
-          <w:bottom w:val="none" w:color="000000" w:sz="4" w:space="0"/>
-          <w:right w:val="none" w:color="000000" w:sz="4" w:space="0"/>
-        </w:tcBorders>
-      </w:tcPr>
-    </w:tblStylePr>
-    <w:tblStylePr w:type="lastRow">
+    <w:tblStylePr w:type="firstRow">
       <w:rPr>
         <w:b/>
         <w:color w:val="404040"/>
@@ -9625,6 +9822,52 @@
         </w:tcBorders>
       </w:tcPr>
     </w:tblStylePr>
+    <w:tblStylePr w:type="lastCol">
+      <w:rPr>
+        <w:i/>
+        <w:color w:val="404040"/>
+      </w:rPr>
+      <w:pPr>
+        <w:pBdr/>
+        <w:spacing/>
+        <w:ind/>
+      </w:pPr>
+      <w:tblPr>
+        <w:tblBorders/>
+      </w:tblPr>
+      <w:tcPr>
+        <w:shd w:val="clear" w:color="ffffff"/>
+        <w:tcBorders>
+          <w:top w:val="none" w:color="000000" w:sz="4" w:space="0"/>
+          <w:left w:val="none" w:color="000000" w:sz="4" w:space="0"/>
+          <w:bottom w:val="none" w:color="000000" w:sz="4" w:space="0"/>
+          <w:right w:val="none" w:color="000000" w:sz="4" w:space="0"/>
+        </w:tcBorders>
+      </w:tcPr>
+    </w:tblStylePr>
+    <w:tblStylePr w:type="lastRow">
+      <w:rPr>
+        <w:b/>
+        <w:color w:val="404040"/>
+      </w:rPr>
+      <w:pPr>
+        <w:pBdr/>
+        <w:spacing/>
+        <w:ind/>
+      </w:pPr>
+      <w:tblPr>
+        <w:tblBorders/>
+      </w:tblPr>
+      <w:tcPr>
+        <w:shd w:val="clear" w:color="ffffff"/>
+        <w:tcBorders>
+          <w:top w:val="none" w:color="000000" w:sz="4" w:space="0"/>
+          <w:left w:val="none" w:color="000000" w:sz="4" w:space="0"/>
+          <w:bottom w:val="none" w:color="000000" w:sz="4" w:space="0"/>
+          <w:right w:val="none" w:color="000000" w:sz="4" w:space="0"/>
+        </w:tcBorders>
+      </w:tcPr>
+    </w:tblStylePr>
     <w:tblStylePr w:type="nwCell">
       <w:pPr>
         <w:pBdr/>
@@ -9691,9 +9934,9 @@
       </w:tcPr>
     </w:tblStylePr>
   </w:style>
-  <w:style w:type="table" w:styleId="35">
+  <w:style w:type="table" w:styleId="751">
     <w:name w:val="Grid Table 3 - Accent 2"/>
-    <w:basedOn w:val="702"/>
+    <w:basedOn w:val="896"/>
     <w:uiPriority w:val="99"/>
     <w:pPr>
       <w:pBdr/>
@@ -9792,29 +10035,6 @@
         <w:tblBorders/>
       </w:tblPr>
       <w:tcPr>
-        <w:shd w:color="ffffff"/>
-        <w:tcBorders>
-          <w:top w:val="none" w:color="000000" w:sz="4" w:space="0"/>
-          <w:left w:val="none" w:color="000000" w:sz="4" w:space="0"/>
-          <w:bottom w:val="none" w:color="000000" w:sz="4" w:space="0"/>
-          <w:right w:val="none" w:color="000000" w:sz="4" w:space="0"/>
-        </w:tcBorders>
-      </w:tcPr>
-    </w:tblStylePr>
-    <w:tblStylePr w:type="firstRow">
-      <w:rPr>
-        <w:b/>
-        <w:color w:val="404040"/>
-      </w:rPr>
-      <w:pPr>
-        <w:pBdr/>
-        <w:spacing/>
-        <w:ind/>
-      </w:pPr>
-      <w:tblPr>
-        <w:tblBorders/>
-      </w:tblPr>
-      <w:tcPr>
         <w:shd w:val="clear" w:color="ffffff"/>
         <w:tcBorders>
           <w:top w:val="none" w:color="000000" w:sz="4" w:space="0"/>
@@ -9824,30 +10044,7 @@
         </w:tcBorders>
       </w:tcPr>
     </w:tblStylePr>
-    <w:tblStylePr w:type="lastCol">
-      <w:rPr>
-        <w:i/>
-        <w:color w:val="404040"/>
-      </w:rPr>
-      <w:pPr>
-        <w:pBdr/>
-        <w:spacing/>
-        <w:ind/>
-      </w:pPr>
-      <w:tblPr>
-        <w:tblBorders/>
-      </w:tblPr>
-      <w:tcPr>
-        <w:shd w:color="ffffff"/>
-        <w:tcBorders>
-          <w:top w:val="none" w:color="000000" w:sz="4" w:space="0"/>
-          <w:left w:val="none" w:color="000000" w:sz="4" w:space="0"/>
-          <w:bottom w:val="none" w:color="000000" w:sz="4" w:space="0"/>
-          <w:right w:val="none" w:color="000000" w:sz="4" w:space="0"/>
-        </w:tcBorders>
-      </w:tcPr>
-    </w:tblStylePr>
-    <w:tblStylePr w:type="lastRow">
+    <w:tblStylePr w:type="firstRow">
       <w:rPr>
         <w:b/>
         <w:color w:val="404040"/>
@@ -9870,6 +10067,52 @@
         </w:tcBorders>
       </w:tcPr>
     </w:tblStylePr>
+    <w:tblStylePr w:type="lastCol">
+      <w:rPr>
+        <w:i/>
+        <w:color w:val="404040"/>
+      </w:rPr>
+      <w:pPr>
+        <w:pBdr/>
+        <w:spacing/>
+        <w:ind/>
+      </w:pPr>
+      <w:tblPr>
+        <w:tblBorders/>
+      </w:tblPr>
+      <w:tcPr>
+        <w:shd w:val="clear" w:color="ffffff"/>
+        <w:tcBorders>
+          <w:top w:val="none" w:color="000000" w:sz="4" w:space="0"/>
+          <w:left w:val="none" w:color="000000" w:sz="4" w:space="0"/>
+          <w:bottom w:val="none" w:color="000000" w:sz="4" w:space="0"/>
+          <w:right w:val="none" w:color="000000" w:sz="4" w:space="0"/>
+        </w:tcBorders>
+      </w:tcPr>
+    </w:tblStylePr>
+    <w:tblStylePr w:type="lastRow">
+      <w:rPr>
+        <w:b/>
+        <w:color w:val="404040"/>
+      </w:rPr>
+      <w:pPr>
+        <w:pBdr/>
+        <w:spacing/>
+        <w:ind/>
+      </w:pPr>
+      <w:tblPr>
+        <w:tblBorders/>
+      </w:tblPr>
+      <w:tcPr>
+        <w:shd w:val="clear" w:color="ffffff"/>
+        <w:tcBorders>
+          <w:top w:val="none" w:color="000000" w:sz="4" w:space="0"/>
+          <w:left w:val="none" w:color="000000" w:sz="4" w:space="0"/>
+          <w:bottom w:val="none" w:color="000000" w:sz="4" w:space="0"/>
+          <w:right w:val="none" w:color="000000" w:sz="4" w:space="0"/>
+        </w:tcBorders>
+      </w:tcPr>
+    </w:tblStylePr>
     <w:tblStylePr w:type="nwCell">
       <w:pPr>
         <w:pBdr/>
@@ -9936,9 +10179,9 @@
       </w:tcPr>
     </w:tblStylePr>
   </w:style>
-  <w:style w:type="table" w:styleId="36">
+  <w:style w:type="table" w:styleId="752">
     <w:name w:val="Grid Table 3 - Accent 3"/>
-    <w:basedOn w:val="702"/>
+    <w:basedOn w:val="896"/>
     <w:uiPriority w:val="99"/>
     <w:pPr>
       <w:pBdr/>
@@ -10037,29 +10280,6 @@
         <w:tblBorders/>
       </w:tblPr>
       <w:tcPr>
-        <w:shd w:color="ffffff"/>
-        <w:tcBorders>
-          <w:top w:val="none" w:color="000000" w:sz="4" w:space="0"/>
-          <w:left w:val="none" w:color="000000" w:sz="4" w:space="0"/>
-          <w:bottom w:val="none" w:color="000000" w:sz="4" w:space="0"/>
-          <w:right w:val="none" w:color="000000" w:sz="4" w:space="0"/>
-        </w:tcBorders>
-      </w:tcPr>
-    </w:tblStylePr>
-    <w:tblStylePr w:type="firstRow">
-      <w:rPr>
-        <w:b/>
-        <w:color w:val="404040"/>
-      </w:rPr>
-      <w:pPr>
-        <w:pBdr/>
-        <w:spacing/>
-        <w:ind/>
-      </w:pPr>
-      <w:tblPr>
-        <w:tblBorders/>
-      </w:tblPr>
-      <w:tcPr>
         <w:shd w:val="clear" w:color="ffffff"/>
         <w:tcBorders>
           <w:top w:val="none" w:color="000000" w:sz="4" w:space="0"/>
@@ -10069,30 +10289,7 @@
         </w:tcBorders>
       </w:tcPr>
     </w:tblStylePr>
-    <w:tblStylePr w:type="lastCol">
-      <w:rPr>
-        <w:i/>
-        <w:color w:val="404040"/>
-      </w:rPr>
-      <w:pPr>
-        <w:pBdr/>
-        <w:spacing/>
-        <w:ind/>
-      </w:pPr>
-      <w:tblPr>
-        <w:tblBorders/>
-      </w:tblPr>
-      <w:tcPr>
-        <w:shd w:color="ffffff"/>
-        <w:tcBorders>
-          <w:top w:val="none" w:color="000000" w:sz="4" w:space="0"/>
-          <w:left w:val="none" w:color="000000" w:sz="4" w:space="0"/>
-          <w:bottom w:val="none" w:color="000000" w:sz="4" w:space="0"/>
-          <w:right w:val="none" w:color="000000" w:sz="4" w:space="0"/>
-        </w:tcBorders>
-      </w:tcPr>
-    </w:tblStylePr>
-    <w:tblStylePr w:type="lastRow">
+    <w:tblStylePr w:type="firstRow">
       <w:rPr>
         <w:b/>
         <w:color w:val="404040"/>
@@ -10115,6 +10312,52 @@
         </w:tcBorders>
       </w:tcPr>
     </w:tblStylePr>
+    <w:tblStylePr w:type="lastCol">
+      <w:rPr>
+        <w:i/>
+        <w:color w:val="404040"/>
+      </w:rPr>
+      <w:pPr>
+        <w:pBdr/>
+        <w:spacing/>
+        <w:ind/>
+      </w:pPr>
+      <w:tblPr>
+        <w:tblBorders/>
+      </w:tblPr>
+      <w:tcPr>
+        <w:shd w:val="clear" w:color="ffffff"/>
+        <w:tcBorders>
+          <w:top w:val="none" w:color="000000" w:sz="4" w:space="0"/>
+          <w:left w:val="none" w:color="000000" w:sz="4" w:space="0"/>
+          <w:bottom w:val="none" w:color="000000" w:sz="4" w:space="0"/>
+          <w:right w:val="none" w:color="000000" w:sz="4" w:space="0"/>
+        </w:tcBorders>
+      </w:tcPr>
+    </w:tblStylePr>
+    <w:tblStylePr w:type="lastRow">
+      <w:rPr>
+        <w:b/>
+        <w:color w:val="404040"/>
+      </w:rPr>
+      <w:pPr>
+        <w:pBdr/>
+        <w:spacing/>
+        <w:ind/>
+      </w:pPr>
+      <w:tblPr>
+        <w:tblBorders/>
+      </w:tblPr>
+      <w:tcPr>
+        <w:shd w:val="clear" w:color="ffffff"/>
+        <w:tcBorders>
+          <w:top w:val="none" w:color="000000" w:sz="4" w:space="0"/>
+          <w:left w:val="none" w:color="000000" w:sz="4" w:space="0"/>
+          <w:bottom w:val="none" w:color="000000" w:sz="4" w:space="0"/>
+          <w:right w:val="none" w:color="000000" w:sz="4" w:space="0"/>
+        </w:tcBorders>
+      </w:tcPr>
+    </w:tblStylePr>
     <w:tblStylePr w:type="nwCell">
       <w:pPr>
         <w:pBdr/>
@@ -10181,9 +10424,9 @@
       </w:tcPr>
     </w:tblStylePr>
   </w:style>
-  <w:style w:type="table" w:styleId="37">
+  <w:style w:type="table" w:styleId="753">
     <w:name w:val="Grid Table 3 - Accent 4"/>
-    <w:basedOn w:val="702"/>
+    <w:basedOn w:val="896"/>
     <w:uiPriority w:val="99"/>
     <w:pPr>
       <w:pBdr/>
@@ -10282,29 +10525,6 @@
         <w:tblBorders/>
       </w:tblPr>
       <w:tcPr>
-        <w:shd w:color="ffffff"/>
-        <w:tcBorders>
-          <w:top w:val="none" w:color="000000" w:sz="4" w:space="0"/>
-          <w:left w:val="none" w:color="000000" w:sz="4" w:space="0"/>
-          <w:bottom w:val="none" w:color="000000" w:sz="4" w:space="0"/>
-          <w:right w:val="none" w:color="000000" w:sz="4" w:space="0"/>
-        </w:tcBorders>
-      </w:tcPr>
-    </w:tblStylePr>
-    <w:tblStylePr w:type="firstRow">
-      <w:rPr>
-        <w:b/>
-        <w:color w:val="404040"/>
-      </w:rPr>
-      <w:pPr>
-        <w:pBdr/>
-        <w:spacing/>
-        <w:ind/>
-      </w:pPr>
-      <w:tblPr>
-        <w:tblBorders/>
-      </w:tblPr>
-      <w:tcPr>
         <w:shd w:val="clear" w:color="ffffff"/>
         <w:tcBorders>
           <w:top w:val="none" w:color="000000" w:sz="4" w:space="0"/>
@@ -10314,30 +10534,7 @@
         </w:tcBorders>
       </w:tcPr>
     </w:tblStylePr>
-    <w:tblStylePr w:type="lastCol">
-      <w:rPr>
-        <w:i/>
-        <w:color w:val="404040"/>
-      </w:rPr>
-      <w:pPr>
-        <w:pBdr/>
-        <w:spacing/>
-        <w:ind/>
-      </w:pPr>
-      <w:tblPr>
-        <w:tblBorders/>
-      </w:tblPr>
-      <w:tcPr>
-        <w:shd w:color="ffffff"/>
-        <w:tcBorders>
-          <w:top w:val="none" w:color="000000" w:sz="4" w:space="0"/>
-          <w:left w:val="none" w:color="000000" w:sz="4" w:space="0"/>
-          <w:bottom w:val="none" w:color="000000" w:sz="4" w:space="0"/>
-          <w:right w:val="none" w:color="000000" w:sz="4" w:space="0"/>
-        </w:tcBorders>
-      </w:tcPr>
-    </w:tblStylePr>
-    <w:tblStylePr w:type="lastRow">
+    <w:tblStylePr w:type="firstRow">
       <w:rPr>
         <w:b/>
         <w:color w:val="404040"/>
@@ -10360,6 +10557,52 @@
         </w:tcBorders>
       </w:tcPr>
     </w:tblStylePr>
+    <w:tblStylePr w:type="lastCol">
+      <w:rPr>
+        <w:i/>
+        <w:color w:val="404040"/>
+      </w:rPr>
+      <w:pPr>
+        <w:pBdr/>
+        <w:spacing/>
+        <w:ind/>
+      </w:pPr>
+      <w:tblPr>
+        <w:tblBorders/>
+      </w:tblPr>
+      <w:tcPr>
+        <w:shd w:val="clear" w:color="ffffff"/>
+        <w:tcBorders>
+          <w:top w:val="none" w:color="000000" w:sz="4" w:space="0"/>
+          <w:left w:val="none" w:color="000000" w:sz="4" w:space="0"/>
+          <w:bottom w:val="none" w:color="000000" w:sz="4" w:space="0"/>
+          <w:right w:val="none" w:color="000000" w:sz="4" w:space="0"/>
+        </w:tcBorders>
+      </w:tcPr>
+    </w:tblStylePr>
+    <w:tblStylePr w:type="lastRow">
+      <w:rPr>
+        <w:b/>
+        <w:color w:val="404040"/>
+      </w:rPr>
+      <w:pPr>
+        <w:pBdr/>
+        <w:spacing/>
+        <w:ind/>
+      </w:pPr>
+      <w:tblPr>
+        <w:tblBorders/>
+      </w:tblPr>
+      <w:tcPr>
+        <w:shd w:val="clear" w:color="ffffff"/>
+        <w:tcBorders>
+          <w:top w:val="none" w:color="000000" w:sz="4" w:space="0"/>
+          <w:left w:val="none" w:color="000000" w:sz="4" w:space="0"/>
+          <w:bottom w:val="none" w:color="000000" w:sz="4" w:space="0"/>
+          <w:right w:val="none" w:color="000000" w:sz="4" w:space="0"/>
+        </w:tcBorders>
+      </w:tcPr>
+    </w:tblStylePr>
     <w:tblStylePr w:type="nwCell">
       <w:pPr>
         <w:pBdr/>
@@ -10426,9 +10669,9 @@
       </w:tcPr>
     </w:tblStylePr>
   </w:style>
-  <w:style w:type="table" w:styleId="38">
+  <w:style w:type="table" w:styleId="754">
     <w:name w:val="Grid Table 3 - Accent 5"/>
-    <w:basedOn w:val="702"/>
+    <w:basedOn w:val="896"/>
     <w:uiPriority w:val="99"/>
     <w:pPr>
       <w:pBdr/>
@@ -10527,29 +10770,6 @@
         <w:tblBorders/>
       </w:tblPr>
       <w:tcPr>
-        <w:shd w:color="ffffff"/>
-        <w:tcBorders>
-          <w:top w:val="none" w:color="000000" w:sz="4" w:space="0"/>
-          <w:left w:val="none" w:color="000000" w:sz="4" w:space="0"/>
-          <w:bottom w:val="none" w:color="000000" w:sz="4" w:space="0"/>
-          <w:right w:val="none" w:color="000000" w:sz="4" w:space="0"/>
-        </w:tcBorders>
-      </w:tcPr>
-    </w:tblStylePr>
-    <w:tblStylePr w:type="firstRow">
-      <w:rPr>
-        <w:b/>
-        <w:color w:val="404040"/>
-      </w:rPr>
-      <w:pPr>
-        <w:pBdr/>
-        <w:spacing/>
-        <w:ind/>
-      </w:pPr>
-      <w:tblPr>
-        <w:tblBorders/>
-      </w:tblPr>
-      <w:tcPr>
         <w:shd w:val="clear" w:color="ffffff"/>
         <w:tcBorders>
           <w:top w:val="none" w:color="000000" w:sz="4" w:space="0"/>
@@ -10559,30 +10779,7 @@
         </w:tcBorders>
       </w:tcPr>
     </w:tblStylePr>
-    <w:tblStylePr w:type="lastCol">
-      <w:rPr>
-        <w:i/>
-        <w:color w:val="404040"/>
-      </w:rPr>
-      <w:pPr>
-        <w:pBdr/>
-        <w:spacing/>
-        <w:ind/>
-      </w:pPr>
-      <w:tblPr>
-        <w:tblBorders/>
-      </w:tblPr>
-      <w:tcPr>
-        <w:shd w:color="ffffff"/>
-        <w:tcBorders>
-          <w:top w:val="none" w:color="000000" w:sz="4" w:space="0"/>
-          <w:left w:val="none" w:color="000000" w:sz="4" w:space="0"/>
-          <w:bottom w:val="none" w:color="000000" w:sz="4" w:space="0"/>
-          <w:right w:val="none" w:color="000000" w:sz="4" w:space="0"/>
-        </w:tcBorders>
-      </w:tcPr>
-    </w:tblStylePr>
-    <w:tblStylePr w:type="lastRow">
+    <w:tblStylePr w:type="firstRow">
       <w:rPr>
         <w:b/>
         <w:color w:val="404040"/>
@@ -10605,6 +10802,52 @@
         </w:tcBorders>
       </w:tcPr>
     </w:tblStylePr>
+    <w:tblStylePr w:type="lastCol">
+      <w:rPr>
+        <w:i/>
+        <w:color w:val="404040"/>
+      </w:rPr>
+      <w:pPr>
+        <w:pBdr/>
+        <w:spacing/>
+        <w:ind/>
+      </w:pPr>
+      <w:tblPr>
+        <w:tblBorders/>
+      </w:tblPr>
+      <w:tcPr>
+        <w:shd w:val="clear" w:color="ffffff"/>
+        <w:tcBorders>
+          <w:top w:val="none" w:color="000000" w:sz="4" w:space="0"/>
+          <w:left w:val="none" w:color="000000" w:sz="4" w:space="0"/>
+          <w:bottom w:val="none" w:color="000000" w:sz="4" w:space="0"/>
+          <w:right w:val="none" w:color="000000" w:sz="4" w:space="0"/>
+        </w:tcBorders>
+      </w:tcPr>
+    </w:tblStylePr>
+    <w:tblStylePr w:type="lastRow">
+      <w:rPr>
+        <w:b/>
+        <w:color w:val="404040"/>
+      </w:rPr>
+      <w:pPr>
+        <w:pBdr/>
+        <w:spacing/>
+        <w:ind/>
+      </w:pPr>
+      <w:tblPr>
+        <w:tblBorders/>
+      </w:tblPr>
+      <w:tcPr>
+        <w:shd w:val="clear" w:color="ffffff"/>
+        <w:tcBorders>
+          <w:top w:val="none" w:color="000000" w:sz="4" w:space="0"/>
+          <w:left w:val="none" w:color="000000" w:sz="4" w:space="0"/>
+          <w:bottom w:val="none" w:color="000000" w:sz="4" w:space="0"/>
+          <w:right w:val="none" w:color="000000" w:sz="4" w:space="0"/>
+        </w:tcBorders>
+      </w:tcPr>
+    </w:tblStylePr>
     <w:tblStylePr w:type="nwCell">
       <w:pPr>
         <w:pBdr/>
@@ -10671,9 +10914,9 @@
       </w:tcPr>
     </w:tblStylePr>
   </w:style>
-  <w:style w:type="table" w:styleId="39">
+  <w:style w:type="table" w:styleId="755">
     <w:name w:val="Grid Table 3 - Accent 6"/>
-    <w:basedOn w:val="702"/>
+    <w:basedOn w:val="896"/>
     <w:uiPriority w:val="99"/>
     <w:pPr>
       <w:pBdr/>
@@ -10772,29 +11015,6 @@
         <w:tblBorders/>
       </w:tblPr>
       <w:tcPr>
-        <w:shd w:color="ffffff"/>
-        <w:tcBorders>
-          <w:top w:val="none" w:color="000000" w:sz="4" w:space="0"/>
-          <w:left w:val="none" w:color="000000" w:sz="4" w:space="0"/>
-          <w:bottom w:val="none" w:color="000000" w:sz="4" w:space="0"/>
-          <w:right w:val="none" w:color="000000" w:sz="4" w:space="0"/>
-        </w:tcBorders>
-      </w:tcPr>
-    </w:tblStylePr>
-    <w:tblStylePr w:type="firstRow">
-      <w:rPr>
-        <w:b/>
-        <w:color w:val="404040"/>
-      </w:rPr>
-      <w:pPr>
-        <w:pBdr/>
-        <w:spacing/>
-        <w:ind/>
-      </w:pPr>
-      <w:tblPr>
-        <w:tblBorders/>
-      </w:tblPr>
-      <w:tcPr>
         <w:shd w:val="clear" w:color="ffffff"/>
         <w:tcBorders>
           <w:top w:val="none" w:color="000000" w:sz="4" w:space="0"/>
@@ -10804,30 +11024,7 @@
         </w:tcBorders>
       </w:tcPr>
     </w:tblStylePr>
-    <w:tblStylePr w:type="lastCol">
-      <w:rPr>
-        <w:i/>
-        <w:color w:val="404040"/>
-      </w:rPr>
-      <w:pPr>
-        <w:pBdr/>
-        <w:spacing/>
-        <w:ind/>
-      </w:pPr>
-      <w:tblPr>
-        <w:tblBorders/>
-      </w:tblPr>
-      <w:tcPr>
-        <w:shd w:color="ffffff"/>
-        <w:tcBorders>
-          <w:top w:val="none" w:color="000000" w:sz="4" w:space="0"/>
-          <w:left w:val="none" w:color="000000" w:sz="4" w:space="0"/>
-          <w:bottom w:val="none" w:color="000000" w:sz="4" w:space="0"/>
-          <w:right w:val="none" w:color="000000" w:sz="4" w:space="0"/>
-        </w:tcBorders>
-      </w:tcPr>
-    </w:tblStylePr>
-    <w:tblStylePr w:type="lastRow">
+    <w:tblStylePr w:type="firstRow">
       <w:rPr>
         <w:b/>
         <w:color w:val="404040"/>
@@ -10850,6 +11047,52 @@
         </w:tcBorders>
       </w:tcPr>
     </w:tblStylePr>
+    <w:tblStylePr w:type="lastCol">
+      <w:rPr>
+        <w:i/>
+        <w:color w:val="404040"/>
+      </w:rPr>
+      <w:pPr>
+        <w:pBdr/>
+        <w:spacing/>
+        <w:ind/>
+      </w:pPr>
+      <w:tblPr>
+        <w:tblBorders/>
+      </w:tblPr>
+      <w:tcPr>
+        <w:shd w:val="clear" w:color="ffffff"/>
+        <w:tcBorders>
+          <w:top w:val="none" w:color="000000" w:sz="4" w:space="0"/>
+          <w:left w:val="none" w:color="000000" w:sz="4" w:space="0"/>
+          <w:bottom w:val="none" w:color="000000" w:sz="4" w:space="0"/>
+          <w:right w:val="none" w:color="000000" w:sz="4" w:space="0"/>
+        </w:tcBorders>
+      </w:tcPr>
+    </w:tblStylePr>
+    <w:tblStylePr w:type="lastRow">
+      <w:rPr>
+        <w:b/>
+        <w:color w:val="404040"/>
+      </w:rPr>
+      <w:pPr>
+        <w:pBdr/>
+        <w:spacing/>
+        <w:ind/>
+      </w:pPr>
+      <w:tblPr>
+        <w:tblBorders/>
+      </w:tblPr>
+      <w:tcPr>
+        <w:shd w:val="clear" w:color="ffffff"/>
+        <w:tcBorders>
+          <w:top w:val="none" w:color="000000" w:sz="4" w:space="0"/>
+          <w:left w:val="none" w:color="000000" w:sz="4" w:space="0"/>
+          <w:bottom w:val="none" w:color="000000" w:sz="4" w:space="0"/>
+          <w:right w:val="none" w:color="000000" w:sz="4" w:space="0"/>
+        </w:tcBorders>
+      </w:tcPr>
+    </w:tblStylePr>
     <w:tblStylePr w:type="nwCell">
       <w:pPr>
         <w:pBdr/>
@@ -10916,9 +11159,9 @@
       </w:tcPr>
     </w:tblStylePr>
   </w:style>
-  <w:style w:type="table" w:styleId="40">
+  <w:style w:type="table" w:styleId="756">
     <w:name w:val="Grid Table 4"/>
-    <w:basedOn w:val="702"/>
+    <w:basedOn w:val="896"/>
     <w:uiPriority w:val="59"/>
     <w:pPr>
       <w:pBdr/>
@@ -11149,9 +11392,9 @@
       </w:tcPr>
     </w:tblStylePr>
   </w:style>
-  <w:style w:type="table" w:styleId="41">
+  <w:style w:type="table" w:styleId="757">
     <w:name w:val="Grid Table 4 - Accent 1"/>
-    <w:basedOn w:val="702"/>
+    <w:basedOn w:val="896"/>
     <w:uiPriority w:val="59"/>
     <w:pPr>
       <w:pBdr/>
@@ -11382,9 +11625,9 @@
       </w:tcPr>
     </w:tblStylePr>
   </w:style>
-  <w:style w:type="table" w:styleId="42">
+  <w:style w:type="table" w:styleId="758">
     <w:name w:val="Grid Table 4 - Accent 2"/>
-    <w:basedOn w:val="702"/>
+    <w:basedOn w:val="896"/>
     <w:uiPriority w:val="59"/>
     <w:pPr>
       <w:pBdr/>
@@ -11615,9 +11858,9 @@
       </w:tcPr>
     </w:tblStylePr>
   </w:style>
-  <w:style w:type="table" w:styleId="43">
+  <w:style w:type="table" w:styleId="759">
     <w:name w:val="Grid Table 4 - Accent 3"/>
-    <w:basedOn w:val="702"/>
+    <w:basedOn w:val="896"/>
     <w:uiPriority w:val="59"/>
     <w:pPr>
       <w:pBdr/>
@@ -11848,9 +12091,9 @@
       </w:tcPr>
     </w:tblStylePr>
   </w:style>
-  <w:style w:type="table" w:styleId="44">
+  <w:style w:type="table" w:styleId="760">
     <w:name w:val="Grid Table 4 - Accent 4"/>
-    <w:basedOn w:val="702"/>
+    <w:basedOn w:val="896"/>
     <w:uiPriority w:val="59"/>
     <w:pPr>
       <w:pBdr/>
@@ -12081,9 +12324,9 @@
       </w:tcPr>
     </w:tblStylePr>
   </w:style>
-  <w:style w:type="table" w:styleId="45">
+  <w:style w:type="table" w:styleId="761">
     <w:name w:val="Grid Table 4 - Accent 5"/>
-    <w:basedOn w:val="702"/>
+    <w:basedOn w:val="896"/>
     <w:uiPriority w:val="59"/>
     <w:pPr>
       <w:pBdr/>
@@ -12314,9 +12557,9 @@
       </w:tcPr>
     </w:tblStylePr>
   </w:style>
-  <w:style w:type="table" w:styleId="46">
+  <w:style w:type="table" w:styleId="762">
     <w:name w:val="Grid Table 4 - Accent 6"/>
-    <w:basedOn w:val="702"/>
+    <w:basedOn w:val="896"/>
     <w:uiPriority w:val="59"/>
     <w:pPr>
       <w:pBdr/>
@@ -12547,9 +12790,9 @@
       </w:tcPr>
     </w:tblStylePr>
   </w:style>
-  <w:style w:type="table" w:styleId="47">
+  <w:style w:type="table" w:styleId="763">
     <w:name w:val="Grid Table 5 Dark"/>
-    <w:basedOn w:val="702"/>
+    <w:basedOn w:val="896"/>
     <w:uiPriority w:val="99"/>
     <w:pPr>
       <w:pBdr/>
@@ -12775,9 +13018,9 @@
       </w:tcPr>
     </w:tblStylePr>
   </w:style>
-  <w:style w:type="table" w:styleId="48">
+  <w:style w:type="table" w:styleId="764">
     <w:name w:val="Grid Table 5 Dark- Accent 1"/>
-    <w:basedOn w:val="702"/>
+    <w:basedOn w:val="896"/>
     <w:uiPriority w:val="99"/>
     <w:pPr>
       <w:pBdr/>
@@ -13003,9 +13246,9 @@
       </w:tcPr>
     </w:tblStylePr>
   </w:style>
-  <w:style w:type="table" w:styleId="49">
+  <w:style w:type="table" w:styleId="765">
     <w:name w:val="Grid Table 5 Dark - Accent 2"/>
-    <w:basedOn w:val="702"/>
+    <w:basedOn w:val="896"/>
     <w:uiPriority w:val="99"/>
     <w:pPr>
       <w:pBdr/>
@@ -13231,9 +13474,9 @@
       </w:tcPr>
     </w:tblStylePr>
   </w:style>
-  <w:style w:type="table" w:styleId="50">
+  <w:style w:type="table" w:styleId="766">
     <w:name w:val="Grid Table 5 Dark - Accent 3"/>
-    <w:basedOn w:val="702"/>
+    <w:basedOn w:val="896"/>
     <w:uiPriority w:val="99"/>
     <w:pPr>
       <w:pBdr/>
@@ -13459,9 +13702,9 @@
       </w:tcPr>
     </w:tblStylePr>
   </w:style>
-  <w:style w:type="table" w:styleId="51">
+  <w:style w:type="table" w:styleId="767">
     <w:name w:val="Grid Table 5 Dark- Accent 4"/>
-    <w:basedOn w:val="702"/>
+    <w:basedOn w:val="896"/>
     <w:uiPriority w:val="99"/>
     <w:pPr>
       <w:pBdr/>
@@ -13687,9 +13930,9 @@
       </w:tcPr>
     </w:tblStylePr>
   </w:style>
-  <w:style w:type="table" w:styleId="52">
+  <w:style w:type="table" w:styleId="768">
     <w:name w:val="Grid Table 5 Dark - Accent 5"/>
-    <w:basedOn w:val="702"/>
+    <w:basedOn w:val="896"/>
     <w:uiPriority w:val="99"/>
     <w:pPr>
       <w:pBdr/>
@@ -13915,9 +14158,9 @@
       </w:tcPr>
     </w:tblStylePr>
   </w:style>
-  <w:style w:type="table" w:styleId="53">
+  <w:style w:type="table" w:styleId="769">
     <w:name w:val="Grid Table 5 Dark - Accent 6"/>
-    <w:basedOn w:val="702"/>
+    <w:basedOn w:val="896"/>
     <w:uiPriority w:val="99"/>
     <w:pPr>
       <w:pBdr/>
@@ -14143,9 +14386,9 @@
       </w:tcPr>
     </w:tblStylePr>
   </w:style>
-  <w:style w:type="table" w:styleId="54">
+  <w:style w:type="table" w:styleId="770">
     <w:name w:val="Grid Table 6 Colorful"/>
-    <w:basedOn w:val="702"/>
+    <w:basedOn w:val="896"/>
     <w:uiPriority w:val="99"/>
     <w:pPr>
       <w:pBdr/>
@@ -14373,9 +14616,9 @@
       </w:tcPr>
     </w:tblStylePr>
   </w:style>
-  <w:style w:type="table" w:styleId="55">
+  <w:style w:type="table" w:styleId="771">
     <w:name w:val="Grid Table 6 Colorful - Accent 1"/>
-    <w:basedOn w:val="702"/>
+    <w:basedOn w:val="896"/>
     <w:uiPriority w:val="99"/>
     <w:pPr>
       <w:pBdr/>
@@ -14603,9 +14846,9 @@
       </w:tcPr>
     </w:tblStylePr>
   </w:style>
-  <w:style w:type="table" w:styleId="56">
+  <w:style w:type="table" w:styleId="772">
     <w:name w:val="Grid Table 6 Colorful - Accent 2"/>
-    <w:basedOn w:val="702"/>
+    <w:basedOn w:val="896"/>
     <w:uiPriority w:val="99"/>
     <w:pPr>
       <w:pBdr/>
@@ -14833,9 +15076,9 @@
       </w:tcPr>
     </w:tblStylePr>
   </w:style>
-  <w:style w:type="table" w:styleId="57">
+  <w:style w:type="table" w:styleId="773">
     <w:name w:val="Grid Table 6 Colorful - Accent 3"/>
-    <w:basedOn w:val="702"/>
+    <w:basedOn w:val="896"/>
     <w:uiPriority w:val="99"/>
     <w:pPr>
       <w:pBdr/>
@@ -15063,9 +15306,9 @@
       </w:tcPr>
     </w:tblStylePr>
   </w:style>
-  <w:style w:type="table" w:styleId="58">
+  <w:style w:type="table" w:styleId="774">
     <w:name w:val="Grid Table 6 Colorful - Accent 4"/>
-    <w:basedOn w:val="702"/>
+    <w:basedOn w:val="896"/>
     <w:uiPriority w:val="99"/>
     <w:pPr>
       <w:pBdr/>
@@ -15293,9 +15536,9 @@
       </w:tcPr>
     </w:tblStylePr>
   </w:style>
-  <w:style w:type="table" w:styleId="59">
+  <w:style w:type="table" w:styleId="775">
     <w:name w:val="Grid Table 6 Colorful - Accent 5"/>
-    <w:basedOn w:val="702"/>
+    <w:basedOn w:val="896"/>
     <w:uiPriority w:val="99"/>
     <w:pPr>
       <w:pBdr/>
@@ -15523,9 +15766,9 @@
       </w:tcPr>
     </w:tblStylePr>
   </w:style>
-  <w:style w:type="table" w:styleId="60">
+  <w:style w:type="table" w:styleId="776">
     <w:name w:val="Grid Table 6 Colorful - Accent 6"/>
-    <w:basedOn w:val="702"/>
+    <w:basedOn w:val="896"/>
     <w:uiPriority w:val="99"/>
     <w:pPr>
       <w:pBdr/>
@@ -15753,9 +15996,9 @@
       </w:tcPr>
     </w:tblStylePr>
   </w:style>
-  <w:style w:type="table" w:styleId="61">
+  <w:style w:type="table" w:styleId="777">
     <w:name w:val="Grid Table 7 Colorful"/>
-    <w:basedOn w:val="702"/>
+    <w:basedOn w:val="896"/>
     <w:uiPriority w:val="99"/>
     <w:pPr>
       <w:pBdr/>
@@ -15857,11 +16100,11 @@
         <w:tblBorders/>
       </w:tblPr>
       <w:tcPr>
-        <w:shd w:color="ffffff"/>
+        <w:shd w:val="clear" w:color="ffffff"/>
         <w:tcBorders>
-          <w:top w:val="none"/>
-          <w:left w:val="none"/>
-          <w:bottom w:val="none"/>
+          <w:top w:val="none" w:color="000000" w:sz="4" w:space="0"/>
+          <w:left w:val="none" w:color="000000" w:sz="4" w:space="0"/>
+          <w:bottom w:val="none" w:color="000000" w:sz="4" w:space="0"/>
           <w:right w:val="single" w:color="000000" w:themeColor="text1" w:themeTint="80" w:sz="4" w:space="0"/>
         </w:tcBorders>
       </w:tcPr>
@@ -15884,10 +16127,10 @@
       <w:tcPr>
         <w:shd w:val="clear" w:color="ffffff" w:themeColor="light1" w:fill="ffffff" w:themeFill="light1"/>
         <w:tcBorders>
-          <w:top w:val="none"/>
-          <w:left w:val="none"/>
+          <w:top w:val="none" w:color="000000" w:sz="4" w:space="0"/>
+          <w:left w:val="none" w:color="000000" w:sz="4" w:space="0"/>
           <w:bottom w:val="single" w:color="000000" w:themeColor="text1" w:themeTint="80" w:sz="4" w:space="0"/>
-          <w:right w:val="none"/>
+          <w:right w:val="none" w:color="000000" w:sz="4" w:space="0"/>
         </w:tcBorders>
       </w:tcPr>
     </w:tblStylePr>
@@ -15907,12 +16150,12 @@
         <w:tblBorders/>
       </w:tblPr>
       <w:tcPr>
-        <w:shd w:color="ffffff"/>
+        <w:shd w:val="clear" w:color="ffffff"/>
         <w:tcBorders>
-          <w:top w:val="none"/>
+          <w:top w:val="none" w:color="000000" w:sz="4" w:space="0"/>
           <w:left w:val="single" w:color="000000" w:themeColor="text1" w:themeTint="80" w:sz="4" w:space="0"/>
-          <w:bottom w:val="none"/>
-          <w:right w:val="none"/>
+          <w:bottom w:val="none" w:color="000000" w:sz="4" w:space="0"/>
+          <w:right w:val="none" w:color="000000" w:sz="4" w:space="0"/>
         </w:tcBorders>
       </w:tcPr>
     </w:tblStylePr>
@@ -15935,9 +16178,9 @@
         <w:shd w:val="clear" w:color="ffffff" w:themeColor="light1" w:fill="ffffff" w:themeFill="light1"/>
         <w:tcBorders>
           <w:top w:val="single" w:color="000000" w:themeColor="text1" w:themeTint="80" w:sz="4" w:space="0"/>
-          <w:left w:val="none"/>
-          <w:bottom w:val="none"/>
-          <w:right w:val="none"/>
+          <w:left w:val="none" w:color="000000" w:sz="4" w:space="0"/>
+          <w:bottom w:val="none" w:color="000000" w:sz="4" w:space="0"/>
+          <w:right w:val="none" w:color="000000" w:sz="4" w:space="0"/>
         </w:tcBorders>
       </w:tcPr>
     </w:tblStylePr>
@@ -16007,9 +16250,9 @@
       </w:tcPr>
     </w:tblStylePr>
   </w:style>
-  <w:style w:type="table" w:styleId="62">
+  <w:style w:type="table" w:styleId="778">
     <w:name w:val="Grid Table 7 Colorful - Accent 1"/>
-    <w:basedOn w:val="702"/>
+    <w:basedOn w:val="896"/>
     <w:uiPriority w:val="99"/>
     <w:pPr>
       <w:pBdr/>
@@ -16111,11 +16354,11 @@
         <w:tblBorders/>
       </w:tblPr>
       <w:tcPr>
-        <w:shd w:color="ffffff"/>
+        <w:shd w:val="clear" w:color="ffffff"/>
         <w:tcBorders>
-          <w:top w:val="none"/>
-          <w:left w:val="none"/>
-          <w:bottom w:val="none"/>
+          <w:top w:val="none" w:color="000000" w:sz="4" w:space="0"/>
+          <w:left w:val="none" w:color="000000" w:sz="4" w:space="0"/>
+          <w:bottom w:val="none" w:color="000000" w:sz="4" w:space="0"/>
           <w:right w:val="single" w:color="000000" w:themeColor="accent1" w:themeTint="80" w:sz="4" w:space="0"/>
         </w:tcBorders>
       </w:tcPr>
@@ -16138,10 +16381,10 @@
       <w:tcPr>
         <w:shd w:val="clear" w:color="ffffff" w:themeColor="light1" w:fill="ffffff" w:themeFill="light1"/>
         <w:tcBorders>
-          <w:top w:val="none"/>
-          <w:left w:val="none"/>
+          <w:top w:val="none" w:color="000000" w:sz="4" w:space="0"/>
+          <w:left w:val="none" w:color="000000" w:sz="4" w:space="0"/>
           <w:bottom w:val="single" w:color="000000" w:themeColor="accent1" w:themeTint="80" w:sz="4" w:space="0"/>
-          <w:right w:val="none"/>
+          <w:right w:val="none" w:color="000000" w:sz="4" w:space="0"/>
         </w:tcBorders>
       </w:tcPr>
     </w:tblStylePr>
@@ -16161,12 +16404,12 @@
         <w:tblBorders/>
       </w:tblPr>
       <w:tcPr>
-        <w:shd w:color="ffffff"/>
+        <w:shd w:val="clear" w:color="ffffff"/>
         <w:tcBorders>
-          <w:top w:val="none"/>
+          <w:top w:val="none" w:color="000000" w:sz="4" w:space="0"/>
           <w:left w:val="single" w:color="000000" w:themeColor="accent1" w:themeTint="80" w:sz="4" w:space="0"/>
-          <w:bottom w:val="none"/>
-          <w:right w:val="none"/>
+          <w:bottom w:val="none" w:color="000000" w:sz="4" w:space="0"/>
+          <w:right w:val="none" w:color="000000" w:sz="4" w:space="0"/>
         </w:tcBorders>
       </w:tcPr>
     </w:tblStylePr>
@@ -16189,9 +16432,9 @@
         <w:shd w:val="clear" w:color="ffffff" w:themeColor="light1" w:fill="ffffff" w:themeFill="light1"/>
         <w:tcBorders>
           <w:top w:val="single" w:color="000000" w:themeColor="accent1" w:themeTint="80" w:sz="4" w:space="0"/>
-          <w:left w:val="none"/>
-          <w:bottom w:val="none"/>
-          <w:right w:val="none"/>
+          <w:left w:val="none" w:color="000000" w:sz="4" w:space="0"/>
+          <w:bottom w:val="none" w:color="000000" w:sz="4" w:space="0"/>
+          <w:right w:val="none" w:color="000000" w:sz="4" w:space="0"/>
         </w:tcBorders>
       </w:tcPr>
     </w:tblStylePr>
@@ -16261,9 +16504,9 @@
       </w:tcPr>
     </w:tblStylePr>
   </w:style>
-  <w:style w:type="table" w:styleId="63">
+  <w:style w:type="table" w:styleId="779">
     <w:name w:val="Grid Table 7 Colorful - Accent 2"/>
-    <w:basedOn w:val="702"/>
+    <w:basedOn w:val="896"/>
     <w:uiPriority w:val="99"/>
     <w:pPr>
       <w:pBdr/>
@@ -16365,11 +16608,11 @@
         <w:tblBorders/>
       </w:tblPr>
       <w:tcPr>
-        <w:shd w:color="ffffff"/>
+        <w:shd w:val="clear" w:color="ffffff"/>
         <w:tcBorders>
-          <w:top w:val="none"/>
-          <w:left w:val="none"/>
-          <w:bottom w:val="none"/>
+          <w:top w:val="none" w:color="000000" w:sz="4" w:space="0"/>
+          <w:left w:val="none" w:color="000000" w:sz="4" w:space="0"/>
+          <w:bottom w:val="none" w:color="000000" w:sz="4" w:space="0"/>
           <w:right w:val="single" w:color="000000" w:themeColor="accent2" w:themeTint="97" w:sz="4" w:space="0"/>
         </w:tcBorders>
       </w:tcPr>
@@ -16392,10 +16635,10 @@
       <w:tcPr>
         <w:shd w:val="clear" w:color="ffffff" w:themeColor="light1" w:fill="ffffff" w:themeFill="light1"/>
         <w:tcBorders>
-          <w:top w:val="none"/>
-          <w:left w:val="none"/>
+          <w:top w:val="none" w:color="000000" w:sz="4" w:space="0"/>
+          <w:left w:val="none" w:color="000000" w:sz="4" w:space="0"/>
           <w:bottom w:val="single" w:color="000000" w:themeColor="accent2" w:themeTint="97" w:sz="4" w:space="0"/>
-          <w:right w:val="none"/>
+          <w:right w:val="none" w:color="000000" w:sz="4" w:space="0"/>
         </w:tcBorders>
       </w:tcPr>
     </w:tblStylePr>
@@ -16415,12 +16658,12 @@
         <w:tblBorders/>
       </w:tblPr>
       <w:tcPr>
-        <w:shd w:color="ffffff"/>
+        <w:shd w:val="clear" w:color="ffffff"/>
         <w:tcBorders>
-          <w:top w:val="none"/>
+          <w:top w:val="none" w:color="000000" w:sz="4" w:space="0"/>
           <w:left w:val="single" w:color="000000" w:themeColor="accent2" w:themeTint="97" w:sz="4" w:space="0"/>
-          <w:bottom w:val="none"/>
-          <w:right w:val="none"/>
+          <w:bottom w:val="none" w:color="000000" w:sz="4" w:space="0"/>
+          <w:right w:val="none" w:color="000000" w:sz="4" w:space="0"/>
         </w:tcBorders>
       </w:tcPr>
     </w:tblStylePr>
@@ -16443,9 +16686,9 @@
         <w:shd w:val="clear" w:color="ffffff" w:themeColor="light1" w:fill="ffffff" w:themeFill="light1"/>
         <w:tcBorders>
           <w:top w:val="single" w:color="000000" w:themeColor="accent2" w:themeTint="97" w:sz="4" w:space="0"/>
-          <w:left w:val="none"/>
-          <w:bottom w:val="none"/>
-          <w:right w:val="none"/>
+          <w:left w:val="none" w:color="000000" w:sz="4" w:space="0"/>
+          <w:bottom w:val="none" w:color="000000" w:sz="4" w:space="0"/>
+          <w:right w:val="none" w:color="000000" w:sz="4" w:space="0"/>
         </w:tcBorders>
       </w:tcPr>
     </w:tblStylePr>
@@ -16515,9 +16758,9 @@
       </w:tcPr>
     </w:tblStylePr>
   </w:style>
-  <w:style w:type="table" w:styleId="64">
+  <w:style w:type="table" w:styleId="780">
     <w:name w:val="Grid Table 7 Colorful - Accent 3"/>
-    <w:basedOn w:val="702"/>
+    <w:basedOn w:val="896"/>
     <w:uiPriority w:val="99"/>
     <w:pPr>
       <w:pBdr/>
@@ -16619,11 +16862,11 @@
         <w:tblBorders/>
       </w:tblPr>
       <w:tcPr>
-        <w:shd w:color="ffffff"/>
+        <w:shd w:val="clear" w:color="ffffff"/>
         <w:tcBorders>
-          <w:top w:val="none"/>
-          <w:left w:val="none"/>
-          <w:bottom w:val="none"/>
+          <w:top w:val="none" w:color="000000" w:sz="4" w:space="0"/>
+          <w:left w:val="none" w:color="000000" w:sz="4" w:space="0"/>
+          <w:bottom w:val="none" w:color="000000" w:sz="4" w:space="0"/>
           <w:right w:val="single" w:color="000000" w:themeColor="accent3" w:themeTint="FE" w:sz="4" w:space="0"/>
         </w:tcBorders>
       </w:tcPr>
@@ -16646,10 +16889,10 @@
       <w:tcPr>
         <w:shd w:val="clear" w:color="ffffff" w:themeColor="light1" w:fill="ffffff" w:themeFill="light1"/>
         <w:tcBorders>
-          <w:top w:val="none"/>
-          <w:left w:val="none"/>
+          <w:top w:val="none" w:color="000000" w:sz="4" w:space="0"/>
+          <w:left w:val="none" w:color="000000" w:sz="4" w:space="0"/>
           <w:bottom w:val="single" w:color="000000" w:themeColor="accent3" w:themeTint="FE" w:sz="4" w:space="0"/>
-          <w:right w:val="none"/>
+          <w:right w:val="none" w:color="000000" w:sz="4" w:space="0"/>
         </w:tcBorders>
       </w:tcPr>
     </w:tblStylePr>
@@ -16669,12 +16912,12 @@
         <w:tblBorders/>
       </w:tblPr>
       <w:tcPr>
-        <w:shd w:color="ffffff"/>
+        <w:shd w:val="clear" w:color="ffffff"/>
         <w:tcBorders>
-          <w:top w:val="none"/>
+          <w:top w:val="none" w:color="000000" w:sz="4" w:space="0"/>
           <w:left w:val="single" w:color="000000" w:themeColor="accent3" w:themeTint="FE" w:sz="4" w:space="0"/>
-          <w:bottom w:val="none"/>
-          <w:right w:val="none"/>
+          <w:bottom w:val="none" w:color="000000" w:sz="4" w:space="0"/>
+          <w:right w:val="none" w:color="000000" w:sz="4" w:space="0"/>
         </w:tcBorders>
       </w:tcPr>
     </w:tblStylePr>
@@ -16697,9 +16940,9 @@
         <w:shd w:val="clear" w:color="ffffff" w:themeColor="light1" w:fill="ffffff" w:themeFill="light1"/>
         <w:tcBorders>
           <w:top w:val="single" w:color="000000" w:themeColor="accent3" w:themeTint="FE" w:sz="4" w:space="0"/>
-          <w:left w:val="none"/>
-          <w:bottom w:val="none"/>
-          <w:right w:val="none"/>
+          <w:left w:val="none" w:color="000000" w:sz="4" w:space="0"/>
+          <w:bottom w:val="none" w:color="000000" w:sz="4" w:space="0"/>
+          <w:right w:val="none" w:color="000000" w:sz="4" w:space="0"/>
         </w:tcBorders>
       </w:tcPr>
     </w:tblStylePr>
@@ -16769,9 +17012,9 @@
       </w:tcPr>
     </w:tblStylePr>
   </w:style>
-  <w:style w:type="table" w:styleId="65">
+  <w:style w:type="table" w:styleId="781">
     <w:name w:val="Grid Table 7 Colorful - Accent 4"/>
-    <w:basedOn w:val="702"/>
+    <w:basedOn w:val="896"/>
     <w:uiPriority w:val="99"/>
     <w:pPr>
       <w:pBdr/>
@@ -16873,11 +17116,11 @@
         <w:tblBorders/>
       </w:tblPr>
       <w:tcPr>
-        <w:shd w:color="ffffff"/>
+        <w:shd w:val="clear" w:color="ffffff"/>
         <w:tcBorders>
-          <w:top w:val="none"/>
-          <w:left w:val="none"/>
-          <w:bottom w:val="none"/>
+          <w:top w:val="none" w:color="000000" w:sz="4" w:space="0"/>
+          <w:left w:val="none" w:color="000000" w:sz="4" w:space="0"/>
+          <w:bottom w:val="none" w:color="000000" w:sz="4" w:space="0"/>
           <w:right w:val="single" w:color="000000" w:themeColor="accent4" w:themeTint="9A" w:sz="4" w:space="0"/>
         </w:tcBorders>
       </w:tcPr>
@@ -16900,10 +17143,10 @@
       <w:tcPr>
         <w:shd w:val="clear" w:color="ffffff" w:themeColor="light1" w:fill="ffffff" w:themeFill="light1"/>
         <w:tcBorders>
-          <w:top w:val="none"/>
-          <w:left w:val="none"/>
+          <w:top w:val="none" w:color="000000" w:sz="4" w:space="0"/>
+          <w:left w:val="none" w:color="000000" w:sz="4" w:space="0"/>
           <w:bottom w:val="single" w:color="000000" w:themeColor="accent4" w:themeTint="9A" w:sz="4" w:space="0"/>
-          <w:right w:val="none"/>
+          <w:right w:val="none" w:color="000000" w:sz="4" w:space="0"/>
         </w:tcBorders>
       </w:tcPr>
     </w:tblStylePr>
@@ -16923,12 +17166,12 @@
         <w:tblBorders/>
       </w:tblPr>
       <w:tcPr>
-        <w:shd w:color="ffffff"/>
+        <w:shd w:val="clear" w:color="ffffff"/>
         <w:tcBorders>
-          <w:top w:val="none"/>
+          <w:top w:val="none" w:color="000000" w:sz="4" w:space="0"/>
           <w:left w:val="single" w:color="000000" w:themeColor="accent4" w:themeTint="9A" w:sz="4" w:space="0"/>
-          <w:bottom w:val="none"/>
-          <w:right w:val="none"/>
+          <w:bottom w:val="none" w:color="000000" w:sz="4" w:space="0"/>
+          <w:right w:val="none" w:color="000000" w:sz="4" w:space="0"/>
         </w:tcBorders>
       </w:tcPr>
     </w:tblStylePr>
@@ -16951,9 +17194,9 @@
         <w:shd w:val="clear" w:color="ffffff" w:themeColor="light1" w:fill="ffffff" w:themeFill="light1"/>
         <w:tcBorders>
           <w:top w:val="single" w:color="000000" w:themeColor="accent4" w:themeTint="9A" w:sz="4" w:space="0"/>
-          <w:left w:val="none"/>
-          <w:bottom w:val="none"/>
-          <w:right w:val="none"/>
+          <w:left w:val="none" w:color="000000" w:sz="4" w:space="0"/>
+          <w:bottom w:val="none" w:color="000000" w:sz="4" w:space="0"/>
+          <w:right w:val="none" w:color="000000" w:sz="4" w:space="0"/>
         </w:tcBorders>
       </w:tcPr>
     </w:tblStylePr>
@@ -17023,9 +17266,9 @@
       </w:tcPr>
     </w:tblStylePr>
   </w:style>
-  <w:style w:type="table" w:styleId="66">
+  <w:style w:type="table" w:styleId="782">
     <w:name w:val="Grid Table 7 Colorful - Accent 5"/>
-    <w:basedOn w:val="702"/>
+    <w:basedOn w:val="896"/>
     <w:uiPriority w:val="99"/>
     <w:pPr>
       <w:pBdr/>
@@ -17127,11 +17370,11 @@
         <w:tblBorders/>
       </w:tblPr>
       <w:tcPr>
-        <w:shd w:color="ffffff"/>
+        <w:shd w:val="clear" w:color="ffffff"/>
         <w:tcBorders>
-          <w:top w:val="none"/>
-          <w:left w:val="none"/>
-          <w:bottom w:val="none"/>
+          <w:top w:val="none" w:color="000000" w:sz="4" w:space="0"/>
+          <w:left w:val="none" w:color="000000" w:sz="4" w:space="0"/>
+          <w:bottom w:val="none" w:color="000000" w:sz="4" w:space="0"/>
           <w:right w:val="single" w:color="000000" w:themeColor="accent5" w:themeTint="90" w:sz="4" w:space="0"/>
         </w:tcBorders>
       </w:tcPr>
@@ -17154,10 +17397,10 @@
       <w:tcPr>
         <w:shd w:val="clear" w:color="ffffff" w:themeColor="light1" w:fill="ffffff" w:themeFill="light1"/>
         <w:tcBorders>
-          <w:top w:val="none"/>
-          <w:left w:val="none"/>
+          <w:top w:val="none" w:color="000000" w:sz="4" w:space="0"/>
+          <w:left w:val="none" w:color="000000" w:sz="4" w:space="0"/>
           <w:bottom w:val="single" w:color="000000" w:themeColor="accent5" w:themeTint="90" w:sz="4" w:space="0"/>
-          <w:right w:val="none"/>
+          <w:right w:val="none" w:color="000000" w:sz="4" w:space="0"/>
         </w:tcBorders>
       </w:tcPr>
     </w:tblStylePr>
@@ -17177,12 +17420,12 @@
         <w:tblBorders/>
       </w:tblPr>
       <w:tcPr>
-        <w:shd w:color="ffffff"/>
+        <w:shd w:val="clear" w:color="ffffff"/>
         <w:tcBorders>
-          <w:top w:val="none"/>
+          <w:top w:val="none" w:color="000000" w:sz="4" w:space="0"/>
           <w:left w:val="single" w:color="000000" w:themeColor="accent5" w:themeTint="90" w:sz="4" w:space="0"/>
-          <w:bottom w:val="none"/>
-          <w:right w:val="none"/>
+          <w:bottom w:val="none" w:color="000000" w:sz="4" w:space="0"/>
+          <w:right w:val="none" w:color="000000" w:sz="4" w:space="0"/>
         </w:tcBorders>
       </w:tcPr>
     </w:tblStylePr>
@@ -17205,9 +17448,9 @@
         <w:shd w:val="clear" w:color="ffffff" w:themeColor="light1" w:fill="ffffff" w:themeFill="light1"/>
         <w:tcBorders>
           <w:top w:val="single" w:color="000000" w:themeColor="accent5" w:themeTint="90" w:sz="4" w:space="0"/>
-          <w:left w:val="none"/>
-          <w:bottom w:val="none"/>
-          <w:right w:val="none"/>
+          <w:left w:val="none" w:color="000000" w:sz="4" w:space="0"/>
+          <w:bottom w:val="none" w:color="000000" w:sz="4" w:space="0"/>
+          <w:right w:val="none" w:color="000000" w:sz="4" w:space="0"/>
         </w:tcBorders>
       </w:tcPr>
     </w:tblStylePr>
@@ -17277,9 +17520,9 @@
       </w:tcPr>
     </w:tblStylePr>
   </w:style>
-  <w:style w:type="table" w:styleId="67">
+  <w:style w:type="table" w:styleId="783">
     <w:name w:val="Grid Table 7 Colorful - Accent 6"/>
-    <w:basedOn w:val="702"/>
+    <w:basedOn w:val="896"/>
     <w:uiPriority w:val="99"/>
     <w:pPr>
       <w:pBdr/>
@@ -17381,11 +17624,11 @@
         <w:tblBorders/>
       </w:tblPr>
       <w:tcPr>
-        <w:shd w:color="ffffff"/>
+        <w:shd w:val="clear" w:color="ffffff"/>
         <w:tcBorders>
-          <w:top w:val="none"/>
-          <w:left w:val="none"/>
-          <w:bottom w:val="none"/>
+          <w:top w:val="none" w:color="000000" w:sz="4" w:space="0"/>
+          <w:left w:val="none" w:color="000000" w:sz="4" w:space="0"/>
+          <w:bottom w:val="none" w:color="000000" w:sz="4" w:space="0"/>
           <w:right w:val="single" w:color="000000" w:themeColor="accent6" w:themeTint="90" w:sz="4" w:space="0"/>
         </w:tcBorders>
       </w:tcPr>
@@ -17408,10 +17651,10 @@
       <w:tcPr>
         <w:shd w:val="clear" w:color="ffffff" w:themeColor="light1" w:fill="ffffff" w:themeFill="light1"/>
         <w:tcBorders>
-          <w:top w:val="none"/>
-          <w:left w:val="none"/>
+          <w:top w:val="none" w:color="000000" w:sz="4" w:space="0"/>
+          <w:left w:val="none" w:color="000000" w:sz="4" w:space="0"/>
           <w:bottom w:val="single" w:color="000000" w:themeColor="accent6" w:themeTint="90" w:sz="4" w:space="0"/>
-          <w:right w:val="none"/>
+          <w:right w:val="none" w:color="000000" w:sz="4" w:space="0"/>
         </w:tcBorders>
       </w:tcPr>
     </w:tblStylePr>
@@ -17431,12 +17674,12 @@
         <w:tblBorders/>
       </w:tblPr>
       <w:tcPr>
-        <w:shd w:color="ffffff"/>
+        <w:shd w:val="clear" w:color="ffffff"/>
         <w:tcBorders>
-          <w:top w:val="none"/>
+          <w:top w:val="none" w:color="000000" w:sz="4" w:space="0"/>
           <w:left w:val="single" w:color="000000" w:themeColor="accent6" w:themeTint="90" w:sz="4" w:space="0"/>
-          <w:bottom w:val="none"/>
-          <w:right w:val="none"/>
+          <w:bottom w:val="none" w:color="000000" w:sz="4" w:space="0"/>
+          <w:right w:val="none" w:color="000000" w:sz="4" w:space="0"/>
         </w:tcBorders>
       </w:tcPr>
     </w:tblStylePr>
@@ -17459,9 +17702,9 @@
         <w:shd w:val="clear" w:color="ffffff" w:themeColor="light1" w:fill="ffffff" w:themeFill="light1"/>
         <w:tcBorders>
           <w:top w:val="single" w:color="000000" w:themeColor="accent6" w:themeTint="90" w:sz="4" w:space="0"/>
-          <w:left w:val="none"/>
-          <w:bottom w:val="none"/>
-          <w:right w:val="none"/>
+          <w:left w:val="none" w:color="000000" w:sz="4" w:space="0"/>
+          <w:bottom w:val="none" w:color="000000" w:sz="4" w:space="0"/>
+          <w:right w:val="none" w:color="000000" w:sz="4" w:space="0"/>
         </w:tcBorders>
       </w:tcPr>
     </w:tblStylePr>
@@ -17531,9 +17774,9 @@
       </w:tcPr>
     </w:tblStylePr>
   </w:style>
-  <w:style w:type="table" w:styleId="68">
+  <w:style w:type="table" w:styleId="784">
     <w:name w:val="List Table 1 Light"/>
-    <w:basedOn w:val="702"/>
+    <w:basedOn w:val="896"/>
     <w:uiPriority w:val="99"/>
     <w:pPr>
       <w:pBdr/>
@@ -17747,9 +17990,9 @@
       </w:tcPr>
     </w:tblStylePr>
   </w:style>
-  <w:style w:type="table" w:styleId="69">
+  <w:style w:type="table" w:styleId="785">
     <w:name w:val="List Table 1 Light - Accent 1"/>
-    <w:basedOn w:val="702"/>
+    <w:basedOn w:val="896"/>
     <w:uiPriority w:val="99"/>
     <w:pPr>
       <w:pBdr/>
@@ -17963,9 +18206,9 @@
       </w:tcPr>
     </w:tblStylePr>
   </w:style>
-  <w:style w:type="table" w:styleId="70">
+  <w:style w:type="table" w:styleId="786">
     <w:name w:val="List Table 1 Light - Accent 2"/>
-    <w:basedOn w:val="702"/>
+    <w:basedOn w:val="896"/>
     <w:uiPriority w:val="99"/>
     <w:pPr>
       <w:pBdr/>
@@ -18179,9 +18422,9 @@
       </w:tcPr>
     </w:tblStylePr>
   </w:style>
-  <w:style w:type="table" w:styleId="71">
+  <w:style w:type="table" w:styleId="787">
     <w:name w:val="List Table 1 Light - Accent 3"/>
-    <w:basedOn w:val="702"/>
+    <w:basedOn w:val="896"/>
     <w:uiPriority w:val="99"/>
     <w:pPr>
       <w:pBdr/>
@@ -18395,9 +18638,9 @@
       </w:tcPr>
     </w:tblStylePr>
   </w:style>
-  <w:style w:type="table" w:styleId="72">
+  <w:style w:type="table" w:styleId="788">
     <w:name w:val="List Table 1 Light - Accent 4"/>
-    <w:basedOn w:val="702"/>
+    <w:basedOn w:val="896"/>
     <w:uiPriority w:val="99"/>
     <w:pPr>
       <w:pBdr/>
@@ -18611,9 +18854,9 @@
       </w:tcPr>
     </w:tblStylePr>
   </w:style>
-  <w:style w:type="table" w:styleId="73">
+  <w:style w:type="table" w:styleId="789">
     <w:name w:val="List Table 1 Light - Accent 5"/>
-    <w:basedOn w:val="702"/>
+    <w:basedOn w:val="896"/>
     <w:uiPriority w:val="99"/>
     <w:pPr>
       <w:pBdr/>
@@ -18827,9 +19070,9 @@
       </w:tcPr>
     </w:tblStylePr>
   </w:style>
-  <w:style w:type="table" w:styleId="74">
+  <w:style w:type="table" w:styleId="790">
     <w:name w:val="List Table 1 Light - Accent 6"/>
-    <w:basedOn w:val="702"/>
+    <w:basedOn w:val="896"/>
     <w:uiPriority w:val="99"/>
     <w:pPr>
       <w:pBdr/>
@@ -19043,9 +19286,9 @@
       </w:tcPr>
     </w:tblStylePr>
   </w:style>
-  <w:style w:type="table" w:styleId="75">
+  <w:style w:type="table" w:styleId="791">
     <w:name w:val="List Table 2"/>
-    <w:basedOn w:val="702"/>
+    <w:basedOn w:val="896"/>
     <w:uiPriority w:val="99"/>
     <w:pPr>
       <w:pBdr/>
@@ -19281,9 +19524,9 @@
       </w:tcPr>
     </w:tblStylePr>
   </w:style>
-  <w:style w:type="table" w:styleId="76">
+  <w:style w:type="table" w:styleId="792">
     <w:name w:val="List Table 2 - Accent 1"/>
-    <w:basedOn w:val="702"/>
+    <w:basedOn w:val="896"/>
     <w:uiPriority w:val="99"/>
     <w:pPr>
       <w:pBdr/>
@@ -19519,9 +19762,9 @@
       </w:tcPr>
     </w:tblStylePr>
   </w:style>
-  <w:style w:type="table" w:styleId="77">
+  <w:style w:type="table" w:styleId="793">
     <w:name w:val="List Table 2 - Accent 2"/>
-    <w:basedOn w:val="702"/>
+    <w:basedOn w:val="896"/>
     <w:uiPriority w:val="99"/>
     <w:pPr>
       <w:pBdr/>
@@ -19757,9 +20000,9 @@
       </w:tcPr>
     </w:tblStylePr>
   </w:style>
-  <w:style w:type="table" w:styleId="78">
+  <w:style w:type="table" w:styleId="794">
     <w:name w:val="List Table 2 - Accent 3"/>
-    <w:basedOn w:val="702"/>
+    <w:basedOn w:val="896"/>
     <w:uiPriority w:val="99"/>
     <w:pPr>
       <w:pBdr/>
@@ -19995,9 +20238,9 @@
       </w:tcPr>
     </w:tblStylePr>
   </w:style>
-  <w:style w:type="table" w:styleId="79">
+  <w:style w:type="table" w:styleId="795">
     <w:name w:val="List Table 2 - Accent 4"/>
-    <w:basedOn w:val="702"/>
+    <w:basedOn w:val="896"/>
     <w:uiPriority w:val="99"/>
     <w:pPr>
       <w:pBdr/>
@@ -20233,9 +20476,9 @@
       </w:tcPr>
     </w:tblStylePr>
   </w:style>
-  <w:style w:type="table" w:styleId="80">
+  <w:style w:type="table" w:styleId="796">
     <w:name w:val="List Table 2 - Accent 5"/>
-    <w:basedOn w:val="702"/>
+    <w:basedOn w:val="896"/>
     <w:uiPriority w:val="99"/>
     <w:pPr>
       <w:pBdr/>
@@ -20471,9 +20714,9 @@
       </w:tcPr>
     </w:tblStylePr>
   </w:style>
-  <w:style w:type="table" w:styleId="81">
+  <w:style w:type="table" w:styleId="797">
     <w:name w:val="List Table 2 - Accent 6"/>
-    <w:basedOn w:val="702"/>
+    <w:basedOn w:val="896"/>
     <w:uiPriority w:val="99"/>
     <w:pPr>
       <w:pBdr/>
@@ -20709,9 +20952,9 @@
       </w:tcPr>
     </w:tblStylePr>
   </w:style>
-  <w:style w:type="table" w:styleId="82">
+  <w:style w:type="table" w:styleId="798">
     <w:name w:val="List Table 3"/>
-    <w:basedOn w:val="702"/>
+    <w:basedOn w:val="896"/>
     <w:uiPriority w:val="99"/>
     <w:pPr>
       <w:pBdr/>
@@ -20937,9 +21180,9 @@
       </w:tcPr>
     </w:tblStylePr>
   </w:style>
-  <w:style w:type="table" w:styleId="83">
+  <w:style w:type="table" w:styleId="799">
     <w:name w:val="List Table 3 - Accent 1"/>
-    <w:basedOn w:val="702"/>
+    <w:basedOn w:val="896"/>
     <w:uiPriority w:val="99"/>
     <w:pPr>
       <w:pBdr/>
@@ -21165,9 +21408,9 @@
       </w:tcPr>
     </w:tblStylePr>
   </w:style>
-  <w:style w:type="table" w:styleId="84">
+  <w:style w:type="table" w:styleId="800">
     <w:name w:val="List Table 3 - Accent 2"/>
-    <w:basedOn w:val="702"/>
+    <w:basedOn w:val="896"/>
     <w:uiPriority w:val="99"/>
     <w:pPr>
       <w:pBdr/>
@@ -21393,9 +21636,9 @@
       </w:tcPr>
     </w:tblStylePr>
   </w:style>
-  <w:style w:type="table" w:styleId="85">
+  <w:style w:type="table" w:styleId="801">
     <w:name w:val="List Table 3 - Accent 3"/>
-    <w:basedOn w:val="702"/>
+    <w:basedOn w:val="896"/>
     <w:uiPriority w:val="99"/>
     <w:pPr>
       <w:pBdr/>
@@ -21621,9 +21864,9 @@
       </w:tcPr>
     </w:tblStylePr>
   </w:style>
-  <w:style w:type="table" w:styleId="86">
+  <w:style w:type="table" w:styleId="802">
     <w:name w:val="List Table 3 - Accent 4"/>
-    <w:basedOn w:val="702"/>
+    <w:basedOn w:val="896"/>
     <w:uiPriority w:val="99"/>
     <w:pPr>
       <w:pBdr/>
@@ -21849,9 +22092,9 @@
       </w:tcPr>
     </w:tblStylePr>
   </w:style>
-  <w:style w:type="table" w:styleId="87">
+  <w:style w:type="table" w:styleId="803">
     <w:name w:val="List Table 3 - Accent 5"/>
-    <w:basedOn w:val="702"/>
+    <w:basedOn w:val="896"/>
     <w:uiPriority w:val="99"/>
     <w:pPr>
       <w:pBdr/>
@@ -22077,9 +22320,9 @@
       </w:tcPr>
     </w:tblStylePr>
   </w:style>
-  <w:style w:type="table" w:styleId="88">
+  <w:style w:type="table" w:styleId="804">
     <w:name w:val="List Table 3 - Accent 6"/>
-    <w:basedOn w:val="702"/>
+    <w:basedOn w:val="896"/>
     <w:uiPriority w:val="99"/>
     <w:pPr>
       <w:pBdr/>
@@ -22305,9 +22548,9 @@
       </w:tcPr>
     </w:tblStylePr>
   </w:style>
-  <w:style w:type="table" w:styleId="89">
+  <w:style w:type="table" w:styleId="805">
     <w:name w:val="List Table 4"/>
-    <w:basedOn w:val="702"/>
+    <w:basedOn w:val="896"/>
     <w:uiPriority w:val="99"/>
     <w:pPr>
       <w:pBdr/>
@@ -22530,9 +22773,9 @@
       </w:tcPr>
     </w:tblStylePr>
   </w:style>
-  <w:style w:type="table" w:styleId="90">
+  <w:style w:type="table" w:styleId="806">
     <w:name w:val="List Table 4 - Accent 1"/>
-    <w:basedOn w:val="702"/>
+    <w:basedOn w:val="896"/>
     <w:uiPriority w:val="99"/>
     <w:pPr>
       <w:pBdr/>
@@ -22755,9 +22998,9 @@
       </w:tcPr>
     </w:tblStylePr>
   </w:style>
-  <w:style w:type="table" w:styleId="91">
+  <w:style w:type="table" w:styleId="807">
     <w:name w:val="List Table 4 - Accent 2"/>
-    <w:basedOn w:val="702"/>
+    <w:basedOn w:val="896"/>
     <w:uiPriority w:val="99"/>
     <w:pPr>
       <w:pBdr/>
@@ -22980,9 +23223,9 @@
       </w:tcPr>
     </w:tblStylePr>
   </w:style>
-  <w:style w:type="table" w:styleId="92">
+  <w:style w:type="table" w:styleId="808">
     <w:name w:val="List Table 4 - Accent 3"/>
-    <w:basedOn w:val="702"/>
+    <w:basedOn w:val="896"/>
     <w:uiPriority w:val="99"/>
     <w:pPr>
       <w:pBdr/>
@@ -23205,9 +23448,9 @@
       </w:tcPr>
     </w:tblStylePr>
   </w:style>
-  <w:style w:type="table" w:styleId="93">
+  <w:style w:type="table" w:styleId="809">
     <w:name w:val="List Table 4 - Accent 4"/>
-    <w:basedOn w:val="702"/>
+    <w:basedOn w:val="896"/>
     <w:uiPriority w:val="99"/>
     <w:pPr>
       <w:pBdr/>
@@ -23430,9 +23673,9 @@
       </w:tcPr>
     </w:tblStylePr>
   </w:style>
-  <w:style w:type="table" w:styleId="94">
+  <w:style w:type="table" w:styleId="810">
     <w:name w:val="List Table 4 - Accent 5"/>
-    <w:basedOn w:val="702"/>
+    <w:basedOn w:val="896"/>
     <w:uiPriority w:val="99"/>
     <w:pPr>
       <w:pBdr/>
@@ -23655,9 +23898,9 @@
       </w:tcPr>
     </w:tblStylePr>
   </w:style>
-  <w:style w:type="table" w:styleId="95">
+  <w:style w:type="table" w:styleId="811">
     <w:name w:val="List Table 4 - Accent 6"/>
-    <w:basedOn w:val="702"/>
+    <w:basedOn w:val="896"/>
     <w:uiPriority w:val="99"/>
     <w:pPr>
       <w:pBdr/>
@@ -23880,9 +24123,9 @@
       </w:tcPr>
     </w:tblStylePr>
   </w:style>
-  <w:style w:type="table" w:styleId="96">
+  <w:style w:type="table" w:styleId="812">
     <w:name w:val="List Table 5 Dark"/>
-    <w:basedOn w:val="702"/>
+    <w:basedOn w:val="896"/>
     <w:uiPriority w:val="99"/>
     <w:pPr>
       <w:pBdr/>
@@ -24122,9 +24365,9 @@
       </w:tcPr>
     </w:tblStylePr>
   </w:style>
-  <w:style w:type="table" w:styleId="97">
+  <w:style w:type="table" w:styleId="813">
     <w:name w:val="List Table 5 Dark - Accent 1"/>
-    <w:basedOn w:val="702"/>
+    <w:basedOn w:val="896"/>
     <w:uiPriority w:val="99"/>
     <w:pPr>
       <w:pBdr/>
@@ -24364,9 +24607,9 @@
       </w:tcPr>
     </w:tblStylePr>
   </w:style>
-  <w:style w:type="table" w:styleId="98">
+  <w:style w:type="table" w:styleId="814">
     <w:name w:val="List Table 5 Dark - Accent 2"/>
-    <w:basedOn w:val="702"/>
+    <w:basedOn w:val="896"/>
     <w:uiPriority w:val="99"/>
     <w:pPr>
       <w:pBdr/>
@@ -24606,9 +24849,9 @@
       </w:tcPr>
     </w:tblStylePr>
   </w:style>
-  <w:style w:type="table" w:styleId="99">
+  <w:style w:type="table" w:styleId="815">
     <w:name w:val="List Table 5 Dark - Accent 3"/>
-    <w:basedOn w:val="702"/>
+    <w:basedOn w:val="896"/>
     <w:uiPriority w:val="99"/>
     <w:pPr>
       <w:pBdr/>
@@ -24848,9 +25091,9 @@
       </w:tcPr>
     </w:tblStylePr>
   </w:style>
-  <w:style w:type="table" w:styleId="100">
+  <w:style w:type="table" w:styleId="816">
     <w:name w:val="List Table 5 Dark - Accent 4"/>
-    <w:basedOn w:val="702"/>
+    <w:basedOn w:val="896"/>
     <w:uiPriority w:val="99"/>
     <w:pPr>
       <w:pBdr/>
@@ -25090,9 +25333,9 @@
       </w:tcPr>
     </w:tblStylePr>
   </w:style>
-  <w:style w:type="table" w:styleId="101">
+  <w:style w:type="table" w:styleId="817">
     <w:name w:val="List Table 5 Dark - Accent 5"/>
-    <w:basedOn w:val="702"/>
+    <w:basedOn w:val="896"/>
     <w:uiPriority w:val="99"/>
     <w:pPr>
       <w:pBdr/>
@@ -25332,9 +25575,9 @@
       </w:tcPr>
     </w:tblStylePr>
   </w:style>
-  <w:style w:type="table" w:styleId="102">
+  <w:style w:type="table" w:styleId="818">
     <w:name w:val="List Table 5 Dark - Accent 6"/>
-    <w:basedOn w:val="702"/>
+    <w:basedOn w:val="896"/>
     <w:uiPriority w:val="99"/>
     <w:pPr>
       <w:pBdr/>
@@ -25574,9 +25817,9 @@
       </w:tcPr>
     </w:tblStylePr>
   </w:style>
-  <w:style w:type="table" w:styleId="103">
+  <w:style w:type="table" w:styleId="819">
     <w:name w:val="List Table 6 Colorful"/>
-    <w:basedOn w:val="702"/>
+    <w:basedOn w:val="896"/>
     <w:uiPriority w:val="99"/>
     <w:pPr>
       <w:pBdr/>
@@ -25797,9 +26040,9 @@
       </w:tcPr>
     </w:tblStylePr>
   </w:style>
-  <w:style w:type="table" w:styleId="104">
+  <w:style w:type="table" w:styleId="820">
     <w:name w:val="List Table 6 Colorful - Accent 1"/>
-    <w:basedOn w:val="702"/>
+    <w:basedOn w:val="896"/>
     <w:uiPriority w:val="99"/>
     <w:pPr>
       <w:pBdr/>
@@ -26020,9 +26263,9 @@
       </w:tcPr>
     </w:tblStylePr>
   </w:style>
-  <w:style w:type="table" w:styleId="105">
+  <w:style w:type="table" w:styleId="821">
     <w:name w:val="List Table 6 Colorful - Accent 2"/>
-    <w:basedOn w:val="702"/>
+    <w:basedOn w:val="896"/>
     <w:uiPriority w:val="99"/>
     <w:pPr>
       <w:pBdr/>
@@ -26243,9 +26486,9 @@
       </w:tcPr>
     </w:tblStylePr>
   </w:style>
-  <w:style w:type="table" w:styleId="106">
+  <w:style w:type="table" w:styleId="822">
     <w:name w:val="List Table 6 Colorful - Accent 3"/>
-    <w:basedOn w:val="702"/>
+    <w:basedOn w:val="896"/>
     <w:uiPriority w:val="99"/>
     <w:pPr>
       <w:pBdr/>
@@ -26466,9 +26709,9 @@
       </w:tcPr>
     </w:tblStylePr>
   </w:style>
-  <w:style w:type="table" w:styleId="107">
+  <w:style w:type="table" w:styleId="823">
     <w:name w:val="List Table 6 Colorful - Accent 4"/>
-    <w:basedOn w:val="702"/>
+    <w:basedOn w:val="896"/>
     <w:uiPriority w:val="99"/>
     <w:pPr>
       <w:pBdr/>
@@ -26689,9 +26932,9 @@
       </w:tcPr>
     </w:tblStylePr>
   </w:style>
-  <w:style w:type="table" w:styleId="108">
+  <w:style w:type="table" w:styleId="824">
     <w:name w:val="List Table 6 Colorful - Accent 5"/>
-    <w:basedOn w:val="702"/>
+    <w:basedOn w:val="896"/>
     <w:uiPriority w:val="99"/>
     <w:pPr>
       <w:pBdr/>
@@ -26912,9 +27155,9 @@
       </w:tcPr>
     </w:tblStylePr>
   </w:style>
-  <w:style w:type="table" w:styleId="109">
+  <w:style w:type="table" w:styleId="825">
     <w:name w:val="List Table 6 Colorful - Accent 6"/>
-    <w:basedOn w:val="702"/>
+    <w:basedOn w:val="896"/>
     <w:uiPriority w:val="99"/>
     <w:pPr>
       <w:pBdr/>
@@ -27135,9 +27378,9 @@
       </w:tcPr>
     </w:tblStylePr>
   </w:style>
-  <w:style w:type="table" w:styleId="110">
+  <w:style w:type="table" w:styleId="826">
     <w:name w:val="List Table 7 Colorful"/>
-    <w:basedOn w:val="702"/>
+    <w:basedOn w:val="896"/>
     <w:uiPriority w:val="99"/>
     <w:pPr>
       <w:pBdr/>
@@ -27236,11 +27479,11 @@
         <w:tblBorders/>
       </w:tblPr>
       <w:tcPr>
-        <w:shd w:color="ffffff"/>
+        <w:shd w:val="clear" w:color="ffffff"/>
         <w:tcBorders>
-          <w:top w:val="none"/>
-          <w:left w:val="none"/>
-          <w:bottom w:val="none"/>
+          <w:top w:val="none" w:color="000000" w:sz="4" w:space="0"/>
+          <w:left w:val="none" w:color="000000" w:sz="4" w:space="0"/>
+          <w:bottom w:val="none" w:color="000000" w:sz="4" w:space="0"/>
           <w:right w:val="single" w:color="000000" w:themeColor="text1" w:themeTint="80" w:sz="4" w:space="0"/>
         </w:tcBorders>
       </w:tcPr>
@@ -27263,10 +27506,10 @@
       <w:tcPr>
         <w:shd w:val="clear" w:color="ffffff" w:themeColor="light1" w:fill="ffffff" w:themeFill="light1"/>
         <w:tcBorders>
-          <w:top w:val="none"/>
-          <w:left w:val="none"/>
+          <w:top w:val="none" w:color="000000" w:sz="4" w:space="0"/>
+          <w:left w:val="none" w:color="000000" w:sz="4" w:space="0"/>
           <w:bottom w:val="single" w:color="000000" w:themeColor="text1" w:themeTint="80" w:sz="4" w:space="0"/>
-          <w:right w:val="none"/>
+          <w:right w:val="none" w:color="000000" w:sz="4" w:space="0"/>
         </w:tcBorders>
       </w:tcPr>
     </w:tblStylePr>
@@ -27286,12 +27529,12 @@
         <w:tblBorders/>
       </w:tblPr>
       <w:tcPr>
-        <w:shd w:color="ffffff"/>
+        <w:shd w:val="clear" w:color="ffffff"/>
         <w:tcBorders>
-          <w:top w:val="none"/>
+          <w:top w:val="none" w:color="000000" w:sz="4" w:space="0"/>
           <w:left w:val="single" w:color="000000" w:themeColor="text1" w:themeTint="80" w:sz="4" w:space="0"/>
-          <w:bottom w:val="none"/>
-          <w:right w:val="none"/>
+          <w:bottom w:val="none" w:color="000000" w:sz="4" w:space="0"/>
+          <w:right w:val="none" w:color="000000" w:sz="4" w:space="0"/>
         </w:tcBorders>
       </w:tcPr>
     </w:tblStylePr>
@@ -27314,9 +27557,9 @@
         <w:shd w:val="clear" w:color="ffffff" w:themeColor="light1" w:fill="ffffff" w:themeFill="light1"/>
         <w:tcBorders>
           <w:top w:val="single" w:color="000000" w:themeColor="text1" w:themeTint="80" w:sz="4" w:space="0"/>
-          <w:left w:val="none"/>
-          <w:bottom w:val="none"/>
-          <w:right w:val="none"/>
+          <w:left w:val="none" w:color="000000" w:sz="4" w:space="0"/>
+          <w:bottom w:val="none" w:color="000000" w:sz="4" w:space="0"/>
+          <w:right w:val="none" w:color="000000" w:sz="4" w:space="0"/>
         </w:tcBorders>
       </w:tcPr>
     </w:tblStylePr>
@@ -27391,9 +27634,9 @@
       </w:tcPr>
     </w:tblStylePr>
   </w:style>
-  <w:style w:type="table" w:styleId="111">
+  <w:style w:type="table" w:styleId="827">
     <w:name w:val="List Table 7 Colorful - Accent 1"/>
-    <w:basedOn w:val="702"/>
+    <w:basedOn w:val="896"/>
     <w:uiPriority w:val="99"/>
     <w:pPr>
       <w:pBdr/>
@@ -27492,11 +27735,11 @@
         <w:tblBorders/>
       </w:tblPr>
       <w:tcPr>
-        <w:shd w:color="ffffff"/>
+        <w:shd w:val="clear" w:color="ffffff"/>
         <w:tcBorders>
-          <w:top w:val="none"/>
-          <w:left w:val="none"/>
-          <w:bottom w:val="none"/>
+          <w:top w:val="none" w:color="000000" w:sz="4" w:space="0"/>
+          <w:left w:val="none" w:color="000000" w:sz="4" w:space="0"/>
+          <w:bottom w:val="none" w:color="000000" w:sz="4" w:space="0"/>
           <w:right w:val="single" w:color="000000" w:themeColor="accent1" w:sz="4" w:space="0"/>
         </w:tcBorders>
       </w:tcPr>
@@ -27519,10 +27762,10 @@
       <w:tcPr>
         <w:shd w:val="clear" w:color="ffffff" w:themeColor="light1" w:fill="ffffff" w:themeFill="light1"/>
         <w:tcBorders>
-          <w:top w:val="none"/>
-          <w:left w:val="none"/>
+          <w:top w:val="none" w:color="000000" w:sz="4" w:space="0"/>
+          <w:left w:val="none" w:color="000000" w:sz="4" w:space="0"/>
           <w:bottom w:val="single" w:color="000000" w:themeColor="accent1" w:sz="4" w:space="0"/>
-          <w:right w:val="none"/>
+          <w:right w:val="none" w:color="000000" w:sz="4" w:space="0"/>
         </w:tcBorders>
       </w:tcPr>
     </w:tblStylePr>
@@ -27542,12 +27785,12 @@
         <w:tblBorders/>
       </w:tblPr>
       <w:tcPr>
-        <w:shd w:color="ffffff"/>
+        <w:shd w:val="clear" w:color="ffffff"/>
         <w:tcBorders>
-          <w:top w:val="none"/>
+          <w:top w:val="none" w:color="000000" w:sz="4" w:space="0"/>
           <w:left w:val="single" w:color="000000" w:themeColor="accent1" w:sz="4" w:space="0"/>
-          <w:bottom w:val="none"/>
-          <w:right w:val="none"/>
+          <w:bottom w:val="none" w:color="000000" w:sz="4" w:space="0"/>
+          <w:right w:val="none" w:color="000000" w:sz="4" w:space="0"/>
         </w:tcBorders>
       </w:tcPr>
     </w:tblStylePr>
@@ -27570,9 +27813,9 @@
         <w:shd w:val="clear" w:color="ffffff" w:themeColor="light1" w:fill="ffffff" w:themeFill="light1"/>
         <w:tcBorders>
           <w:top w:val="single" w:color="000000" w:themeColor="accent1" w:sz="4" w:space="0"/>
-          <w:left w:val="none"/>
-          <w:bottom w:val="none"/>
-          <w:right w:val="none"/>
+          <w:left w:val="none" w:color="000000" w:sz="4" w:space="0"/>
+          <w:bottom w:val="none" w:color="000000" w:sz="4" w:space="0"/>
+          <w:right w:val="none" w:color="000000" w:sz="4" w:space="0"/>
         </w:tcBorders>
       </w:tcPr>
     </w:tblStylePr>
@@ -27647,9 +27890,9 @@
       </w:tcPr>
     </w:tblStylePr>
   </w:style>
-  <w:style w:type="table" w:styleId="112">
+  <w:style w:type="table" w:styleId="828">
     <w:name w:val="List Table 7 Colorful - Accent 2"/>
-    <w:basedOn w:val="702"/>
+    <w:basedOn w:val="896"/>
     <w:uiPriority w:val="99"/>
     <w:pPr>
       <w:pBdr/>
@@ -27748,11 +27991,11 @@
         <w:tblBorders/>
       </w:tblPr>
       <w:tcPr>
-        <w:shd w:color="ffffff"/>
+        <w:shd w:val="clear" w:color="ffffff"/>
         <w:tcBorders>
-          <w:top w:val="none"/>
-          <w:left w:val="none"/>
-          <w:bottom w:val="none"/>
+          <w:top w:val="none" w:color="000000" w:sz="4" w:space="0"/>
+          <w:left w:val="none" w:color="000000" w:sz="4" w:space="0"/>
+          <w:bottom w:val="none" w:color="000000" w:sz="4" w:space="0"/>
           <w:right w:val="single" w:color="000000" w:themeColor="accent2" w:themeTint="97" w:sz="4" w:space="0"/>
         </w:tcBorders>
       </w:tcPr>
@@ -27775,10 +28018,10 @@
       <w:tcPr>
         <w:shd w:val="clear" w:color="ffffff" w:themeColor="light1" w:fill="ffffff" w:themeFill="light1"/>
         <w:tcBorders>
-          <w:top w:val="none"/>
-          <w:left w:val="none"/>
+          <w:top w:val="none" w:color="000000" w:sz="4" w:space="0"/>
+          <w:left w:val="none" w:color="000000" w:sz="4" w:space="0"/>
           <w:bottom w:val="single" w:color="000000" w:themeColor="accent2" w:themeTint="97" w:sz="4" w:space="0"/>
-          <w:right w:val="none"/>
+          <w:right w:val="none" w:color="000000" w:sz="4" w:space="0"/>
         </w:tcBorders>
       </w:tcPr>
     </w:tblStylePr>
@@ -27798,12 +28041,12 @@
         <w:tblBorders/>
       </w:tblPr>
       <w:tcPr>
-        <w:shd w:color="ffffff"/>
+        <w:shd w:val="clear" w:color="ffffff"/>
         <w:tcBorders>
-          <w:top w:val="none"/>
+          <w:top w:val="none" w:color="000000" w:sz="4" w:space="0"/>
           <w:left w:val="single" w:color="000000" w:themeColor="accent2" w:themeTint="97" w:sz="4" w:space="0"/>
-          <w:bottom w:val="none"/>
-          <w:right w:val="none"/>
+          <w:bottom w:val="none" w:color="000000" w:sz="4" w:space="0"/>
+          <w:right w:val="none" w:color="000000" w:sz="4" w:space="0"/>
         </w:tcBorders>
       </w:tcPr>
     </w:tblStylePr>
@@ -27826,9 +28069,9 @@
         <w:shd w:val="clear" w:color="ffffff" w:themeColor="light1" w:fill="ffffff" w:themeFill="light1"/>
         <w:tcBorders>
           <w:top w:val="single" w:color="000000" w:themeColor="accent2" w:themeTint="97" w:sz="4" w:space="0"/>
-          <w:left w:val="none"/>
-          <w:bottom w:val="none"/>
-          <w:right w:val="none"/>
+          <w:left w:val="none" w:color="000000" w:sz="4" w:space="0"/>
+          <w:bottom w:val="none" w:color="000000" w:sz="4" w:space="0"/>
+          <w:right w:val="none" w:color="000000" w:sz="4" w:space="0"/>
         </w:tcBorders>
       </w:tcPr>
     </w:tblStylePr>
@@ -27903,9 +28146,9 @@
       </w:tcPr>
     </w:tblStylePr>
   </w:style>
-  <w:style w:type="table" w:styleId="113">
+  <w:style w:type="table" w:styleId="829">
     <w:name w:val="List Table 7 Colorful - Accent 3"/>
-    <w:basedOn w:val="702"/>
+    <w:basedOn w:val="896"/>
     <w:uiPriority w:val="99"/>
     <w:pPr>
       <w:pBdr/>
@@ -28004,11 +28247,11 @@
         <w:tblBorders/>
       </w:tblPr>
       <w:tcPr>
-        <w:shd w:color="ffffff"/>
+        <w:shd w:val="clear" w:color="ffffff"/>
         <w:tcBorders>
-          <w:top w:val="none"/>
-          <w:left w:val="none"/>
-          <w:bottom w:val="none"/>
+          <w:top w:val="none" w:color="000000" w:sz="4" w:space="0"/>
+          <w:left w:val="none" w:color="000000" w:sz="4" w:space="0"/>
+          <w:bottom w:val="none" w:color="000000" w:sz="4" w:space="0"/>
           <w:right w:val="single" w:color="000000" w:themeColor="accent3" w:themeTint="98" w:sz="4" w:space="0"/>
         </w:tcBorders>
       </w:tcPr>
@@ -28031,10 +28274,10 @@
       <w:tcPr>
         <w:shd w:val="clear" w:color="ffffff" w:themeColor="light1" w:fill="ffffff" w:themeFill="light1"/>
         <w:tcBorders>
-          <w:top w:val="none"/>
-          <w:left w:val="none"/>
+          <w:top w:val="none" w:color="000000" w:sz="4" w:space="0"/>
+          <w:left w:val="none" w:color="000000" w:sz="4" w:space="0"/>
           <w:bottom w:val="single" w:color="000000" w:themeColor="accent3" w:themeTint="98" w:sz="4" w:space="0"/>
-          <w:right w:val="none"/>
+          <w:right w:val="none" w:color="000000" w:sz="4" w:space="0"/>
         </w:tcBorders>
       </w:tcPr>
     </w:tblStylePr>
@@ -28054,12 +28297,12 @@
         <w:tblBorders/>
       </w:tblPr>
       <w:tcPr>
-        <w:shd w:color="ffffff"/>
+        <w:shd w:val="clear" w:color="ffffff"/>
         <w:tcBorders>
-          <w:top w:val="none"/>
+          <w:top w:val="none" w:color="000000" w:sz="4" w:space="0"/>
           <w:left w:val="single" w:color="000000" w:themeColor="accent3" w:themeTint="98" w:sz="4" w:space="0"/>
-          <w:bottom w:val="none"/>
-          <w:right w:val="none"/>
+          <w:bottom w:val="none" w:color="000000" w:sz="4" w:space="0"/>
+          <w:right w:val="none" w:color="000000" w:sz="4" w:space="0"/>
         </w:tcBorders>
       </w:tcPr>
     </w:tblStylePr>
@@ -28082,9 +28325,9 @@
         <w:shd w:val="clear" w:color="ffffff" w:themeColor="light1" w:fill="ffffff" w:themeFill="light1"/>
         <w:tcBorders>
           <w:top w:val="single" w:color="000000" w:themeColor="accent3" w:themeTint="98" w:sz="4" w:space="0"/>
-          <w:left w:val="none"/>
-          <w:bottom w:val="none"/>
-          <w:right w:val="none"/>
+          <w:left w:val="none" w:color="000000" w:sz="4" w:space="0"/>
+          <w:bottom w:val="none" w:color="000000" w:sz="4" w:space="0"/>
+          <w:right w:val="none" w:color="000000" w:sz="4" w:space="0"/>
         </w:tcBorders>
       </w:tcPr>
     </w:tblStylePr>
@@ -28159,9 +28402,9 @@
       </w:tcPr>
     </w:tblStylePr>
   </w:style>
-  <w:style w:type="table" w:styleId="114">
+  <w:style w:type="table" w:styleId="830">
     <w:name w:val="List Table 7 Colorful - Accent 4"/>
-    <w:basedOn w:val="702"/>
+    <w:basedOn w:val="896"/>
     <w:uiPriority w:val="99"/>
     <w:pPr>
       <w:pBdr/>
@@ -28260,11 +28503,11 @@
         <w:tblBorders/>
       </w:tblPr>
       <w:tcPr>
-        <w:shd w:color="ffffff"/>
+        <w:shd w:val="clear" w:color="ffffff"/>
         <w:tcBorders>
-          <w:top w:val="none"/>
-          <w:left w:val="none"/>
-          <w:bottom w:val="none"/>
+          <w:top w:val="none" w:color="000000" w:sz="4" w:space="0"/>
+          <w:left w:val="none" w:color="000000" w:sz="4" w:space="0"/>
+          <w:bottom w:val="none" w:color="000000" w:sz="4" w:space="0"/>
           <w:right w:val="single" w:color="000000" w:themeColor="accent4" w:themeTint="9A" w:sz="4" w:space="0"/>
         </w:tcBorders>
       </w:tcPr>
@@ -28287,10 +28530,10 @@
       <w:tcPr>
         <w:shd w:val="clear" w:color="ffffff" w:themeColor="light1" w:fill="ffffff" w:themeFill="light1"/>
         <w:tcBorders>
-          <w:top w:val="none"/>
-          <w:left w:val="none"/>
+          <w:top w:val="none" w:color="000000" w:sz="4" w:space="0"/>
+          <w:left w:val="none" w:color="000000" w:sz="4" w:space="0"/>
           <w:bottom w:val="single" w:color="000000" w:themeColor="accent4" w:themeTint="9A" w:sz="4" w:space="0"/>
-          <w:right w:val="none"/>
+          <w:right w:val="none" w:color="000000" w:sz="4" w:space="0"/>
         </w:tcBorders>
       </w:tcPr>
     </w:tblStylePr>
@@ -28310,12 +28553,12 @@
         <w:tblBorders/>
       </w:tblPr>
       <w:tcPr>
-        <w:shd w:color="ffffff"/>
+        <w:shd w:val="clear" w:color="ffffff"/>
         <w:tcBorders>
-          <w:top w:val="none"/>
+          <w:top w:val="none" w:color="000000" w:sz="4" w:space="0"/>
           <w:left w:val="single" w:color="000000" w:themeColor="accent4" w:themeTint="9A" w:sz="4" w:space="0"/>
-          <w:bottom w:val="none"/>
-          <w:right w:val="none"/>
+          <w:bottom w:val="none" w:color="000000" w:sz="4" w:space="0"/>
+          <w:right w:val="none" w:color="000000" w:sz="4" w:space="0"/>
         </w:tcBorders>
       </w:tcPr>
     </w:tblStylePr>
@@ -28338,9 +28581,9 @@
         <w:shd w:val="clear" w:color="ffffff" w:themeColor="light1" w:fill="ffffff" w:themeFill="light1"/>
         <w:tcBorders>
           <w:top w:val="single" w:color="000000" w:themeColor="accent4" w:themeTint="9A" w:sz="4" w:space="0"/>
-          <w:left w:val="none"/>
-          <w:bottom w:val="none"/>
-          <w:right w:val="none"/>
+          <w:left w:val="none" w:color="000000" w:sz="4" w:space="0"/>
+          <w:bottom w:val="none" w:color="000000" w:sz="4" w:space="0"/>
+          <w:right w:val="none" w:color="000000" w:sz="4" w:space="0"/>
         </w:tcBorders>
       </w:tcPr>
     </w:tblStylePr>
@@ -28415,9 +28658,9 @@
       </w:tcPr>
     </w:tblStylePr>
   </w:style>
-  <w:style w:type="table" w:styleId="115">
+  <w:style w:type="table" w:styleId="831">
     <w:name w:val="List Table 7 Colorful - Accent 5"/>
-    <w:basedOn w:val="702"/>
+    <w:basedOn w:val="896"/>
     <w:uiPriority w:val="99"/>
     <w:pPr>
       <w:pBdr/>
@@ -28516,11 +28759,11 @@
         <w:tblBorders/>
       </w:tblPr>
       <w:tcPr>
-        <w:shd w:color="ffffff"/>
+        <w:shd w:val="clear" w:color="ffffff"/>
         <w:tcBorders>
-          <w:top w:val="none"/>
-          <w:left w:val="none"/>
-          <w:bottom w:val="none"/>
+          <w:top w:val="none" w:color="000000" w:sz="4" w:space="0"/>
+          <w:left w:val="none" w:color="000000" w:sz="4" w:space="0"/>
+          <w:bottom w:val="none" w:color="000000" w:sz="4" w:space="0"/>
           <w:right w:val="single" w:color="000000" w:themeColor="accent5" w:themeTint="9A" w:sz="4" w:space="0"/>
         </w:tcBorders>
       </w:tcPr>
@@ -28543,10 +28786,10 @@
       <w:tcPr>
         <w:shd w:val="clear" w:color="ffffff" w:themeColor="light1" w:fill="ffffff" w:themeFill="light1"/>
         <w:tcBorders>
-          <w:top w:val="none"/>
-          <w:left w:val="none"/>
+          <w:top w:val="none" w:color="000000" w:sz="4" w:space="0"/>
+          <w:left w:val="none" w:color="000000" w:sz="4" w:space="0"/>
           <w:bottom w:val="single" w:color="000000" w:themeColor="accent5" w:themeTint="9A" w:sz="4" w:space="0"/>
-          <w:right w:val="none"/>
+          <w:right w:val="none" w:color="000000" w:sz="4" w:space="0"/>
         </w:tcBorders>
       </w:tcPr>
     </w:tblStylePr>
@@ -28566,12 +28809,12 @@
         <w:tblBorders/>
       </w:tblPr>
       <w:tcPr>
-        <w:shd w:color="ffffff"/>
+        <w:shd w:val="clear" w:color="ffffff"/>
         <w:tcBorders>
-          <w:top w:val="none"/>
+          <w:top w:val="none" w:color="000000" w:sz="4" w:space="0"/>
           <w:left w:val="single" w:color="000000" w:themeColor="accent5" w:themeTint="9A" w:sz="4" w:space="0"/>
-          <w:bottom w:val="none"/>
-          <w:right w:val="none"/>
+          <w:bottom w:val="none" w:color="000000" w:sz="4" w:space="0"/>
+          <w:right w:val="none" w:color="000000" w:sz="4" w:space="0"/>
         </w:tcBorders>
       </w:tcPr>
     </w:tblStylePr>
@@ -28594,9 +28837,9 @@
         <w:shd w:val="clear" w:color="ffffff" w:themeColor="light1" w:fill="ffffff" w:themeFill="light1"/>
         <w:tcBorders>
           <w:top w:val="single" w:color="000000" w:themeColor="accent5" w:themeTint="9A" w:sz="4" w:space="0"/>
-          <w:left w:val="none"/>
-          <w:bottom w:val="none"/>
-          <w:right w:val="none"/>
+          <w:left w:val="none" w:color="000000" w:sz="4" w:space="0"/>
+          <w:bottom w:val="none" w:color="000000" w:sz="4" w:space="0"/>
+          <w:right w:val="none" w:color="000000" w:sz="4" w:space="0"/>
         </w:tcBorders>
       </w:tcPr>
     </w:tblStylePr>
@@ -28671,9 +28914,9 @@
       </w:tcPr>
     </w:tblStylePr>
   </w:style>
-  <w:style w:type="table" w:styleId="116">
+  <w:style w:type="table" w:styleId="832">
     <w:name w:val="List Table 7 Colorful - Accent 6"/>
-    <w:basedOn w:val="702"/>
+    <w:basedOn w:val="896"/>
     <w:uiPriority w:val="99"/>
     <w:pPr>
       <w:pBdr/>
@@ -28772,11 +29015,11 @@
         <w:tblBorders/>
       </w:tblPr>
       <w:tcPr>
-        <w:shd w:color="ffffff"/>
+        <w:shd w:val="clear" w:color="ffffff"/>
         <w:tcBorders>
-          <w:top w:val="none"/>
-          <w:left w:val="none"/>
-          <w:bottom w:val="none"/>
+          <w:top w:val="none" w:color="000000" w:sz="4" w:space="0"/>
+          <w:left w:val="none" w:color="000000" w:sz="4" w:space="0"/>
+          <w:bottom w:val="none" w:color="000000" w:sz="4" w:space="0"/>
           <w:right w:val="single" w:color="000000" w:themeColor="accent6" w:themeTint="98" w:sz="4" w:space="0"/>
         </w:tcBorders>
       </w:tcPr>
@@ -28799,10 +29042,10 @@
       <w:tcPr>
         <w:shd w:val="clear" w:color="ffffff" w:themeColor="light1" w:fill="ffffff" w:themeFill="light1"/>
         <w:tcBorders>
-          <w:top w:val="none"/>
-          <w:left w:val="none"/>
+          <w:top w:val="none" w:color="000000" w:sz="4" w:space="0"/>
+          <w:left w:val="none" w:color="000000" w:sz="4" w:space="0"/>
           <w:bottom w:val="single" w:color="000000" w:themeColor="accent6" w:themeTint="98" w:sz="4" w:space="0"/>
-          <w:right w:val="none"/>
+          <w:right w:val="none" w:color="000000" w:sz="4" w:space="0"/>
         </w:tcBorders>
       </w:tcPr>
     </w:tblStylePr>
@@ -28822,12 +29065,12 @@
         <w:tblBorders/>
       </w:tblPr>
       <w:tcPr>
-        <w:shd w:color="ffffff"/>
+        <w:shd w:val="clear" w:color="ffffff"/>
         <w:tcBorders>
-          <w:top w:val="none"/>
+          <w:top w:val="none" w:color="000000" w:sz="4" w:space="0"/>
           <w:left w:val="single" w:color="000000" w:themeColor="accent6" w:themeTint="98" w:sz="4" w:space="0"/>
-          <w:bottom w:val="none"/>
-          <w:right w:val="none"/>
+          <w:bottom w:val="none" w:color="000000" w:sz="4" w:space="0"/>
+          <w:right w:val="none" w:color="000000" w:sz="4" w:space="0"/>
         </w:tcBorders>
       </w:tcPr>
     </w:tblStylePr>
@@ -28850,9 +29093,9 @@
         <w:shd w:val="clear" w:color="ffffff" w:themeColor="light1" w:fill="ffffff" w:themeFill="light1"/>
         <w:tcBorders>
           <w:top w:val="single" w:color="000000" w:themeColor="accent6" w:themeTint="98" w:sz="4" w:space="0"/>
-          <w:left w:val="none"/>
-          <w:bottom w:val="none"/>
-          <w:right w:val="none"/>
+          <w:left w:val="none" w:color="000000" w:sz="4" w:space="0"/>
+          <w:bottom w:val="none" w:color="000000" w:sz="4" w:space="0"/>
+          <w:right w:val="none" w:color="000000" w:sz="4" w:space="0"/>
         </w:tcBorders>
       </w:tcPr>
     </w:tblStylePr>
@@ -28927,9 +29170,9 @@
       </w:tcPr>
     </w:tblStylePr>
   </w:style>
-  <w:style w:type="table" w:styleId="117">
+  <w:style w:type="table" w:styleId="833">
     <w:name w:val="Lined - Accent"/>
-    <w:basedOn w:val="702"/>
+    <w:basedOn w:val="896"/>
     <w:uiPriority w:val="99"/>
     <w:pPr>
       <w:pBdr/>
@@ -29164,9 +29407,9 @@
       </w:tcPr>
     </w:tblStylePr>
   </w:style>
-  <w:style w:type="table" w:styleId="118">
+  <w:style w:type="table" w:styleId="834">
     <w:name w:val="Lined - Accent 1"/>
-    <w:basedOn w:val="702"/>
+    <w:basedOn w:val="896"/>
     <w:uiPriority w:val="99"/>
     <w:pPr>
       <w:pBdr/>
@@ -29401,9 +29644,9 @@
       </w:tcPr>
     </w:tblStylePr>
   </w:style>
-  <w:style w:type="table" w:styleId="119">
+  <w:style w:type="table" w:styleId="835">
     <w:name w:val="Lined - Accent 2"/>
-    <w:basedOn w:val="702"/>
+    <w:basedOn w:val="896"/>
     <w:uiPriority w:val="99"/>
     <w:pPr>
       <w:pBdr/>
@@ -29638,9 +29881,9 @@
       </w:tcPr>
     </w:tblStylePr>
   </w:style>
-  <w:style w:type="table" w:styleId="120">
+  <w:style w:type="table" w:styleId="836">
     <w:name w:val="Lined - Accent 3"/>
-    <w:basedOn w:val="702"/>
+    <w:basedOn w:val="896"/>
     <w:uiPriority w:val="99"/>
     <w:pPr>
       <w:pBdr/>
@@ -29875,9 +30118,9 @@
       </w:tcPr>
     </w:tblStylePr>
   </w:style>
-  <w:style w:type="table" w:styleId="121">
+  <w:style w:type="table" w:styleId="837">
     <w:name w:val="Lined - Accent 4"/>
-    <w:basedOn w:val="702"/>
+    <w:basedOn w:val="896"/>
     <w:uiPriority w:val="99"/>
     <w:pPr>
       <w:pBdr/>
@@ -30112,9 +30355,9 @@
       </w:tcPr>
     </w:tblStylePr>
   </w:style>
-  <w:style w:type="table" w:styleId="122">
+  <w:style w:type="table" w:styleId="838">
     <w:name w:val="Lined - Accent 5"/>
-    <w:basedOn w:val="702"/>
+    <w:basedOn w:val="896"/>
     <w:uiPriority w:val="99"/>
     <w:pPr>
       <w:pBdr/>
@@ -30349,9 +30592,9 @@
       </w:tcPr>
     </w:tblStylePr>
   </w:style>
-  <w:style w:type="table" w:styleId="123">
+  <w:style w:type="table" w:styleId="839">
     <w:name w:val="Lined - Accent 6"/>
-    <w:basedOn w:val="702"/>
+    <w:basedOn w:val="896"/>
     <w:uiPriority w:val="99"/>
     <w:pPr>
       <w:pBdr/>
@@ -30586,9 +30829,9 @@
       </w:tcPr>
     </w:tblStylePr>
   </w:style>
-  <w:style w:type="table" w:styleId="124">
+  <w:style w:type="table" w:styleId="840">
     <w:name w:val="Bordered &amp; Lined - Accent"/>
-    <w:basedOn w:val="702"/>
+    <w:basedOn w:val="896"/>
     <w:uiPriority w:val="99"/>
     <w:pPr>
       <w:pBdr/>
@@ -30830,9 +31073,9 @@
       </w:tcPr>
     </w:tblStylePr>
   </w:style>
-  <w:style w:type="table" w:styleId="125">
+  <w:style w:type="table" w:styleId="841">
     <w:name w:val="Bordered &amp; Lined - Accent 1"/>
-    <w:basedOn w:val="702"/>
+    <w:basedOn w:val="896"/>
     <w:uiPriority w:val="99"/>
     <w:pPr>
       <w:pBdr/>
@@ -31074,9 +31317,9 @@
       </w:tcPr>
     </w:tblStylePr>
   </w:style>
-  <w:style w:type="table" w:styleId="126">
+  <w:style w:type="table" w:styleId="842">
     <w:name w:val="Bordered &amp; Lined - Accent 2"/>
-    <w:basedOn w:val="702"/>
+    <w:basedOn w:val="896"/>
     <w:uiPriority w:val="99"/>
     <w:pPr>
       <w:pBdr/>
@@ -31318,9 +31561,9 @@
       </w:tcPr>
     </w:tblStylePr>
   </w:style>
-  <w:style w:type="table" w:styleId="127">
+  <w:style w:type="table" w:styleId="843">
     <w:name w:val="Bordered &amp; Lined - Accent 3"/>
-    <w:basedOn w:val="702"/>
+    <w:basedOn w:val="896"/>
     <w:uiPriority w:val="99"/>
     <w:pPr>
       <w:pBdr/>
@@ -31562,9 +31805,9 @@
       </w:tcPr>
     </w:tblStylePr>
   </w:style>
-  <w:style w:type="table" w:styleId="128">
+  <w:style w:type="table" w:styleId="844">
     <w:name w:val="Bordered &amp; Lined - Accent 4"/>
-    <w:basedOn w:val="702"/>
+    <w:basedOn w:val="896"/>
     <w:uiPriority w:val="99"/>
     <w:pPr>
       <w:pBdr/>
@@ -31806,9 +32049,9 @@
       </w:tcPr>
     </w:tblStylePr>
   </w:style>
-  <w:style w:type="table" w:styleId="129">
+  <w:style w:type="table" w:styleId="845">
     <w:name w:val="Bordered &amp; Lined - Accent 5"/>
-    <w:basedOn w:val="702"/>
+    <w:basedOn w:val="896"/>
     <w:uiPriority w:val="99"/>
     <w:pPr>
       <w:pBdr/>
@@ -32050,9 +32293,9 @@
       </w:tcPr>
     </w:tblStylePr>
   </w:style>
-  <w:style w:type="table" w:styleId="130">
+  <w:style w:type="table" w:styleId="846">
     <w:name w:val="Bordered &amp; Lined - Accent 6"/>
-    <w:basedOn w:val="702"/>
+    <w:basedOn w:val="896"/>
     <w:uiPriority w:val="99"/>
     <w:pPr>
       <w:pBdr/>
@@ -32294,9 +32537,9 @@
       </w:tcPr>
     </w:tblStylePr>
   </w:style>
-  <w:style w:type="table" w:styleId="131">
+  <w:style w:type="table" w:styleId="847">
     <w:name w:val="Bordered"/>
-    <w:basedOn w:val="702"/>
+    <w:basedOn w:val="896"/>
     <w:uiPriority w:val="99"/>
     <w:pPr>
       <w:pBdr/>
@@ -32525,9 +32768,9 @@
       </w:tcPr>
     </w:tblStylePr>
   </w:style>
-  <w:style w:type="table" w:styleId="132">
+  <w:style w:type="table" w:styleId="848">
     <w:name w:val="Bordered - Accent 1"/>
-    <w:basedOn w:val="702"/>
+    <w:basedOn w:val="896"/>
     <w:uiPriority w:val="99"/>
     <w:pPr>
       <w:pBdr/>
@@ -32756,9 +32999,9 @@
       </w:tcPr>
     </w:tblStylePr>
   </w:style>
-  <w:style w:type="table" w:styleId="133">
+  <w:style w:type="table" w:styleId="849">
     <w:name w:val="Bordered - Accent 2"/>
-    <w:basedOn w:val="702"/>
+    <w:basedOn w:val="896"/>
     <w:uiPriority w:val="99"/>
     <w:pPr>
       <w:pBdr/>
@@ -32987,9 +33230,9 @@
       </w:tcPr>
     </w:tblStylePr>
   </w:style>
-  <w:style w:type="table" w:styleId="134">
+  <w:style w:type="table" w:styleId="850">
     <w:name w:val="Bordered - Accent 3"/>
-    <w:basedOn w:val="702"/>
+    <w:basedOn w:val="896"/>
     <w:uiPriority w:val="99"/>
     <w:pPr>
       <w:pBdr/>
@@ -33218,9 +33461,9 @@
       </w:tcPr>
     </w:tblStylePr>
   </w:style>
-  <w:style w:type="table" w:styleId="135">
+  <w:style w:type="table" w:styleId="851">
     <w:name w:val="Bordered - Accent 4"/>
-    <w:basedOn w:val="702"/>
+    <w:basedOn w:val="896"/>
     <w:uiPriority w:val="99"/>
     <w:pPr>
       <w:pBdr/>
@@ -33449,9 +33692,9 @@
       </w:tcPr>
     </w:tblStylePr>
   </w:style>
-  <w:style w:type="table" w:styleId="136">
+  <w:style w:type="table" w:styleId="852">
     <w:name w:val="Bordered - Accent 5"/>
-    <w:basedOn w:val="702"/>
+    <w:basedOn w:val="896"/>
     <w:uiPriority w:val="99"/>
     <w:pPr>
       <w:pBdr/>
@@ -33680,9 +33923,9 @@
       </w:tcPr>
     </w:tblStylePr>
   </w:style>
-  <w:style w:type="table" w:styleId="137">
+  <w:style w:type="table" w:styleId="853">
     <w:name w:val="Bordered - Accent 6"/>
-    <w:basedOn w:val="702"/>
+    <w:basedOn w:val="896"/>
     <w:uiPriority w:val="99"/>
     <w:pPr>
       <w:pBdr/>
@@ -33911,9 +34154,9 @@
       </w:tcPr>
     </w:tblStylePr>
   </w:style>
-  <w:style w:type="paragraph" w:styleId="170">
+  <w:style w:type="paragraph" w:styleId="854">
     <w:name w:val="No Spacing"/>
-    <w:basedOn w:val="691"/>
+    <w:basedOn w:val="885"/>
     <w:uiPriority w:val="1"/>
     <w:qFormat/>
     <w:pPr>
@@ -33922,9 +34165,9 @@
       <w:ind/>
     </w:pPr>
   </w:style>
-  <w:style w:type="character" w:styleId="171">
+  <w:style w:type="character" w:styleId="855">
     <w:name w:val="Subtle Emphasis"/>
-    <w:basedOn w:val="701"/>
+    <w:basedOn w:val="895"/>
     <w:uiPriority w:val="19"/>
     <w:qFormat/>
     <w:pPr>
@@ -33938,9 +34181,9 @@
       <w:color w:val="404040" w:themeColor="text1" w:themeTint="BF"/>
     </w:rPr>
   </w:style>
-  <w:style w:type="character" w:styleId="172">
+  <w:style w:type="character" w:styleId="856">
     <w:name w:val="Emphasis"/>
-    <w:basedOn w:val="701"/>
+    <w:basedOn w:val="895"/>
     <w:uiPriority w:val="20"/>
     <w:qFormat/>
     <w:pPr>
@@ -33953,9 +34196,9 @@
       <w:iCs/>
     </w:rPr>
   </w:style>
-  <w:style w:type="character" w:styleId="173">
+  <w:style w:type="character" w:styleId="857">
     <w:name w:val="Strong"/>
-    <w:basedOn w:val="701"/>
+    <w:basedOn w:val="895"/>
     <w:uiPriority w:val="22"/>
     <w:qFormat/>
     <w:pPr>
@@ -33968,9 +34211,9 @@
       <w:bCs/>
     </w:rPr>
   </w:style>
-  <w:style w:type="character" w:styleId="174">
+  <w:style w:type="character" w:styleId="858">
     <w:name w:val="Subtle Reference"/>
-    <w:basedOn w:val="701"/>
+    <w:basedOn w:val="895"/>
     <w:uiPriority w:val="31"/>
     <w:qFormat/>
     <w:pPr>
@@ -33983,9 +34226,9 @@
       <w:color w:val="5a5a5a" w:themeColor="text1" w:themeTint="A5"/>
     </w:rPr>
   </w:style>
-  <w:style w:type="character" w:styleId="175">
+  <w:style w:type="character" w:styleId="859">
     <w:name w:val="Book Title"/>
-    <w:basedOn w:val="701"/>
+    <w:basedOn w:val="895"/>
     <w:uiPriority w:val="33"/>
     <w:qFormat/>
     <w:pPr>
@@ -34001,10 +34244,10 @@
       <w:spacing w:val="5"/>
     </w:rPr>
   </w:style>
-  <w:style w:type="paragraph" w:styleId="176">
+  <w:style w:type="paragraph" w:styleId="860">
     <w:name w:val="Header"/>
-    <w:basedOn w:val="691"/>
-    <w:link w:val="177"/>
+    <w:basedOn w:val="885"/>
+    <w:link w:val="861"/>
     <w:uiPriority w:val="99"/>
     <w:unhideWhenUsed/>
     <w:pPr>
@@ -34017,10 +34260,10 @@
       <w:ind/>
     </w:pPr>
   </w:style>
-  <w:style w:type="character" w:styleId="177">
+  <w:style w:type="character" w:styleId="861">
     <w:name w:val="Header Char"/>
-    <w:basedOn w:val="701"/>
-    <w:link w:val="176"/>
+    <w:basedOn w:val="895"/>
+    <w:link w:val="860"/>
     <w:uiPriority w:val="99"/>
     <w:pPr>
       <w:pBdr/>
@@ -34028,10 +34271,10 @@
       <w:ind/>
     </w:pPr>
   </w:style>
-  <w:style w:type="paragraph" w:styleId="178">
+  <w:style w:type="paragraph" w:styleId="862">
     <w:name w:val="Footer"/>
-    <w:basedOn w:val="691"/>
-    <w:link w:val="179"/>
+    <w:basedOn w:val="885"/>
+    <w:link w:val="863"/>
     <w:uiPriority w:val="99"/>
     <w:unhideWhenUsed/>
     <w:pPr>
@@ -34044,10 +34287,10 @@
       <w:ind/>
     </w:pPr>
   </w:style>
-  <w:style w:type="character" w:styleId="179">
+  <w:style w:type="character" w:styleId="863">
     <w:name w:val="Footer Char"/>
-    <w:basedOn w:val="701"/>
-    <w:link w:val="178"/>
+    <w:basedOn w:val="895"/>
+    <w:link w:val="862"/>
     <w:uiPriority w:val="99"/>
     <w:pPr>
       <w:pBdr/>
@@ -34055,10 +34298,10 @@
       <w:ind/>
     </w:pPr>
   </w:style>
-  <w:style w:type="paragraph" w:styleId="180">
+  <w:style w:type="paragraph" w:styleId="864">
     <w:name w:val="Caption"/>
-    <w:basedOn w:val="691"/>
-    <w:next w:val="691"/>
+    <w:basedOn w:val="885"/>
+    <w:next w:val="885"/>
     <w:uiPriority w:val="35"/>
     <w:unhideWhenUsed/>
     <w:qFormat/>
@@ -34075,10 +34318,10 @@
       <w:szCs w:val="18"/>
     </w:rPr>
   </w:style>
-  <w:style w:type="paragraph" w:styleId="181">
+  <w:style w:type="paragraph" w:styleId="865">
     <w:name w:val="footnote text"/>
-    <w:basedOn w:val="691"/>
-    <w:link w:val="182"/>
+    <w:basedOn w:val="885"/>
+    <w:link w:val="866"/>
     <w:uiPriority w:val="99"/>
     <w:semiHidden/>
     <w:unhideWhenUsed/>
@@ -34092,10 +34335,10 @@
       <w:szCs w:val="20"/>
     </w:rPr>
   </w:style>
-  <w:style w:type="character" w:styleId="182">
+  <w:style w:type="character" w:styleId="866">
     <w:name w:val="Footnote Text Char"/>
-    <w:basedOn w:val="701"/>
-    <w:link w:val="181"/>
+    <w:basedOn w:val="895"/>
+    <w:link w:val="865"/>
     <w:uiPriority w:val="99"/>
     <w:semiHidden/>
     <w:pPr>
@@ -34108,9 +34351,9 @@
       <w:szCs w:val="20"/>
     </w:rPr>
   </w:style>
-  <w:style w:type="character" w:styleId="183">
+  <w:style w:type="character" w:styleId="867">
     <w:name w:val="footnote reference"/>
-    <w:basedOn w:val="701"/>
+    <w:basedOn w:val="895"/>
     <w:uiPriority w:val="99"/>
     <w:semiHidden/>
     <w:unhideWhenUsed/>
@@ -34123,10 +34366,10 @@
       <w:vertAlign w:val="superscript"/>
     </w:rPr>
   </w:style>
-  <w:style w:type="paragraph" w:styleId="184">
+  <w:style w:type="paragraph" w:styleId="868">
     <w:name w:val="endnote text"/>
-    <w:basedOn w:val="691"/>
-    <w:link w:val="185"/>
+    <w:basedOn w:val="885"/>
+    <w:link w:val="869"/>
     <w:uiPriority w:val="99"/>
     <w:semiHidden/>
     <w:unhideWhenUsed/>
@@ -34140,10 +34383,10 @@
       <w:szCs w:val="20"/>
     </w:rPr>
   </w:style>
-  <w:style w:type="character" w:styleId="185">
+  <w:style w:type="character" w:styleId="869">
     <w:name w:val="Endnote Text Char"/>
-    <w:basedOn w:val="701"/>
-    <w:link w:val="184"/>
+    <w:basedOn w:val="895"/>
+    <w:link w:val="868"/>
     <w:uiPriority w:val="99"/>
     <w:semiHidden/>
     <w:pPr>
@@ -34156,9 +34399,9 @@
       <w:szCs w:val="20"/>
     </w:rPr>
   </w:style>
-  <w:style w:type="character" w:styleId="186">
+  <w:style w:type="character" w:styleId="870">
     <w:name w:val="endnote reference"/>
-    <w:basedOn w:val="701"/>
+    <w:basedOn w:val="895"/>
     <w:uiPriority w:val="99"/>
     <w:semiHidden/>
     <w:unhideWhenUsed/>
@@ -34171,9 +34414,9 @@
       <w:vertAlign w:val="superscript"/>
     </w:rPr>
   </w:style>
-  <w:style w:type="character" w:styleId="187">
+  <w:style w:type="character" w:styleId="871">
     <w:name w:val="Hyperlink"/>
-    <w:basedOn w:val="701"/>
+    <w:basedOn w:val="895"/>
     <w:uiPriority w:val="99"/>
     <w:unhideWhenUsed/>
     <w:pPr>
@@ -34186,9 +34429,9 @@
       <w:u w:val="single"/>
     </w:rPr>
   </w:style>
-  <w:style w:type="character" w:styleId="188">
+  <w:style w:type="character" w:styleId="872">
     <w:name w:val="FollowedHyperlink"/>
-    <w:basedOn w:val="701"/>
+    <w:basedOn w:val="895"/>
     <w:uiPriority w:val="99"/>
     <w:semiHidden/>
     <w:unhideWhenUsed/>
@@ -34202,10 +34445,10 @@
       <w:u w:val="single"/>
     </w:rPr>
   </w:style>
-  <w:style w:type="paragraph" w:styleId="189">
+  <w:style w:type="paragraph" w:styleId="873">
     <w:name w:val="toc 1"/>
-    <w:basedOn w:val="691"/>
-    <w:next w:val="691"/>
+    <w:basedOn w:val="885"/>
+    <w:next w:val="885"/>
     <w:uiPriority w:val="39"/>
     <w:unhideWhenUsed/>
     <w:pPr>
@@ -34214,10 +34457,10 @@
       <w:ind/>
     </w:pPr>
   </w:style>
-  <w:style w:type="paragraph" w:styleId="190">
+  <w:style w:type="paragraph" w:styleId="874">
     <w:name w:val="toc 2"/>
-    <w:basedOn w:val="691"/>
-    <w:next w:val="691"/>
+    <w:basedOn w:val="885"/>
+    <w:next w:val="885"/>
     <w:uiPriority w:val="39"/>
     <w:unhideWhenUsed/>
     <w:pPr>
@@ -34226,10 +34469,10 @@
       <w:ind w:left="220"/>
     </w:pPr>
   </w:style>
-  <w:style w:type="paragraph" w:styleId="191">
+  <w:style w:type="paragraph" w:styleId="875">
     <w:name w:val="toc 3"/>
-    <w:basedOn w:val="691"/>
-    <w:next w:val="691"/>
+    <w:basedOn w:val="885"/>
+    <w:next w:val="885"/>
     <w:uiPriority w:val="39"/>
     <w:unhideWhenUsed/>
     <w:pPr>
@@ -34238,10 +34481,10 @@
       <w:ind w:left="440"/>
     </w:pPr>
   </w:style>
-  <w:style w:type="paragraph" w:styleId="192">
+  <w:style w:type="paragraph" w:styleId="876">
     <w:name w:val="toc 4"/>
-    <w:basedOn w:val="691"/>
-    <w:next w:val="691"/>
+    <w:basedOn w:val="885"/>
+    <w:next w:val="885"/>
     <w:uiPriority w:val="39"/>
     <w:unhideWhenUsed/>
     <w:pPr>
@@ -34250,10 +34493,10 @@
       <w:ind w:left="660"/>
     </w:pPr>
   </w:style>
-  <w:style w:type="paragraph" w:styleId="193">
+  <w:style w:type="paragraph" w:styleId="877">
     <w:name w:val="toc 5"/>
-    <w:basedOn w:val="691"/>
-    <w:next w:val="691"/>
+    <w:basedOn w:val="885"/>
+    <w:next w:val="885"/>
     <w:uiPriority w:val="39"/>
     <w:unhideWhenUsed/>
     <w:pPr>
@@ -34262,10 +34505,10 @@
       <w:ind w:left="880"/>
     </w:pPr>
   </w:style>
-  <w:style w:type="paragraph" w:styleId="194">
+  <w:style w:type="paragraph" w:styleId="878">
     <w:name w:val="toc 6"/>
-    <w:basedOn w:val="691"/>
-    <w:next w:val="691"/>
+    <w:basedOn w:val="885"/>
+    <w:next w:val="885"/>
     <w:uiPriority w:val="39"/>
     <w:unhideWhenUsed/>
     <w:pPr>
@@ -34274,10 +34517,10 @@
       <w:ind w:left="1100"/>
     </w:pPr>
   </w:style>
-  <w:style w:type="paragraph" w:styleId="195">
+  <w:style w:type="paragraph" w:styleId="879">
     <w:name w:val="toc 7"/>
-    <w:basedOn w:val="691"/>
-    <w:next w:val="691"/>
+    <w:basedOn w:val="885"/>
+    <w:next w:val="885"/>
     <w:uiPriority w:val="39"/>
     <w:unhideWhenUsed/>
     <w:pPr>
@@ -34286,10 +34529,10 @@
       <w:ind w:left="1320"/>
     </w:pPr>
   </w:style>
-  <w:style w:type="paragraph" w:styleId="196">
+  <w:style w:type="paragraph" w:styleId="880">
     <w:name w:val="toc 8"/>
-    <w:basedOn w:val="691"/>
-    <w:next w:val="691"/>
+    <w:basedOn w:val="885"/>
+    <w:next w:val="885"/>
     <w:uiPriority w:val="39"/>
     <w:unhideWhenUsed/>
     <w:pPr>
@@ -34298,10 +34541,10 @@
       <w:ind w:left="1540"/>
     </w:pPr>
   </w:style>
-  <w:style w:type="paragraph" w:styleId="197">
+  <w:style w:type="paragraph" w:styleId="881">
     <w:name w:val="toc 9"/>
-    <w:basedOn w:val="691"/>
-    <w:next w:val="691"/>
+    <w:basedOn w:val="885"/>
+    <w:next w:val="885"/>
     <w:uiPriority w:val="39"/>
     <w:unhideWhenUsed/>
     <w:pPr>
@@ -34310,9 +34553,9 @@
       <w:ind w:left="1760"/>
     </w:pPr>
   </w:style>
-  <w:style w:type="character" w:styleId="198">
+  <w:style w:type="character" w:styleId="882">
     <w:name w:val="Placeholder Text"/>
-    <w:basedOn w:val="701"/>
+    <w:basedOn w:val="895"/>
     <w:uiPriority w:val="99"/>
     <w:semiHidden/>
     <w:pPr>
@@ -34324,7 +34567,7 @@
       <w:color w:val="666666"/>
     </w:rPr>
   </w:style>
-  <w:style w:type="paragraph" w:styleId="208">
+  <w:style w:type="paragraph" w:styleId="883">
     <w:name w:val="TOC Heading"/>
     <w:uiPriority w:val="39"/>
     <w:unhideWhenUsed/>
@@ -34334,10 +34577,10 @@
       <w:ind/>
     </w:pPr>
   </w:style>
-  <w:style w:type="paragraph" w:styleId="209">
+  <w:style w:type="paragraph" w:styleId="884">
     <w:name w:val="table of figures"/>
-    <w:basedOn w:val="691"/>
-    <w:next w:val="691"/>
+    <w:basedOn w:val="885"/>
+    <w:next w:val="885"/>
     <w:uiPriority w:val="99"/>
     <w:unhideWhenUsed/>
     <w:pPr>
@@ -34346,7 +34589,7 @@
       <w:ind/>
     </w:pPr>
   </w:style>
-  <w:style w:type="paragraph" w:styleId="691" w:default="1">
+  <w:style w:type="paragraph" w:styleId="885" w:default="1">
     <w:name w:val="Normal"/>
     <w:qFormat/>
     <w:pPr>
@@ -34361,11 +34604,11 @@
       <w14:ligatures w14:val="none"/>
     </w:rPr>
   </w:style>
-  <w:style w:type="paragraph" w:styleId="692">
+  <w:style w:type="paragraph" w:styleId="886">
     <w:name w:val="Heading 1"/>
-    <w:basedOn w:val="691"/>
-    <w:next w:val="691"/>
-    <w:link w:val="704"/>
+    <w:basedOn w:val="885"/>
+    <w:next w:val="885"/>
+    <w:link w:val="898"/>
     <w:uiPriority w:val="9"/>
     <w:qFormat/>
     <w:pPr>
@@ -34383,11 +34626,11 @@
       <w:szCs w:val="40"/>
     </w:rPr>
   </w:style>
-  <w:style w:type="paragraph" w:styleId="693">
+  <w:style w:type="paragraph" w:styleId="887">
     <w:name w:val="Heading 2"/>
-    <w:basedOn w:val="691"/>
-    <w:next w:val="691"/>
-    <w:link w:val="705"/>
+    <w:basedOn w:val="885"/>
+    <w:next w:val="885"/>
+    <w:link w:val="899"/>
     <w:uiPriority w:val="9"/>
     <w:unhideWhenUsed/>
     <w:qFormat/>
@@ -34406,11 +34649,11 @@
       <w:szCs w:val="32"/>
     </w:rPr>
   </w:style>
-  <w:style w:type="paragraph" w:styleId="694">
+  <w:style w:type="paragraph" w:styleId="888">
     <w:name w:val="Heading 3"/>
-    <w:basedOn w:val="691"/>
-    <w:next w:val="691"/>
-    <w:link w:val="706"/>
+    <w:basedOn w:val="885"/>
+    <w:next w:val="885"/>
+    <w:link w:val="900"/>
     <w:uiPriority w:val="9"/>
     <w:semiHidden/>
     <w:unhideWhenUsed/>
@@ -34430,11 +34673,11 @@
       <w:szCs w:val="28"/>
     </w:rPr>
   </w:style>
-  <w:style w:type="paragraph" w:styleId="695">
+  <w:style w:type="paragraph" w:styleId="889">
     <w:name w:val="Heading 4"/>
-    <w:basedOn w:val="691"/>
-    <w:next w:val="691"/>
-    <w:link w:val="707"/>
+    <w:basedOn w:val="885"/>
+    <w:next w:val="885"/>
+    <w:link w:val="901"/>
     <w:uiPriority w:val="9"/>
     <w:semiHidden/>
     <w:unhideWhenUsed/>
@@ -34454,11 +34697,11 @@
       <w:color w:val="0f4761" w:themeColor="accent1" w:themeShade="BF"/>
     </w:rPr>
   </w:style>
-  <w:style w:type="paragraph" w:styleId="696">
+  <w:style w:type="paragraph" w:styleId="890">
     <w:name w:val="Heading 5"/>
-    <w:basedOn w:val="691"/>
-    <w:next w:val="691"/>
-    <w:link w:val="708"/>
+    <w:basedOn w:val="885"/>
+    <w:next w:val="885"/>
+    <w:link w:val="902"/>
     <w:uiPriority w:val="9"/>
     <w:semiHidden/>
     <w:unhideWhenUsed/>
@@ -34476,11 +34719,11 @@
       <w:color w:val="0f4761" w:themeColor="accent1" w:themeShade="BF"/>
     </w:rPr>
   </w:style>
-  <w:style w:type="paragraph" w:styleId="697">
+  <w:style w:type="paragraph" w:styleId="891">
     <w:name w:val="Heading 6"/>
-    <w:basedOn w:val="691"/>
-    <w:next w:val="691"/>
-    <w:link w:val="709"/>
+    <w:basedOn w:val="885"/>
+    <w:next w:val="885"/>
+    <w:link w:val="903"/>
     <w:uiPriority w:val="9"/>
     <w:semiHidden/>
     <w:unhideWhenUsed/>
@@ -34500,11 +34743,11 @@
       <w:color w:val="595959" w:themeColor="text1" w:themeTint="A6"/>
     </w:rPr>
   </w:style>
-  <w:style w:type="paragraph" w:styleId="698">
+  <w:style w:type="paragraph" w:styleId="892">
     <w:name w:val="Heading 7"/>
-    <w:basedOn w:val="691"/>
-    <w:next w:val="691"/>
-    <w:link w:val="710"/>
+    <w:basedOn w:val="885"/>
+    <w:next w:val="885"/>
+    <w:link w:val="904"/>
     <w:uiPriority w:val="9"/>
     <w:semiHidden/>
     <w:unhideWhenUsed/>
@@ -34522,11 +34765,11 @@
       <w:color w:val="595959" w:themeColor="text1" w:themeTint="A6"/>
     </w:rPr>
   </w:style>
-  <w:style w:type="paragraph" w:styleId="699">
+  <w:style w:type="paragraph" w:styleId="893">
     <w:name w:val="Heading 8"/>
-    <w:basedOn w:val="691"/>
-    <w:next w:val="691"/>
-    <w:link w:val="711"/>
+    <w:basedOn w:val="885"/>
+    <w:next w:val="885"/>
+    <w:link w:val="905"/>
     <w:uiPriority w:val="9"/>
     <w:semiHidden/>
     <w:unhideWhenUsed/>
@@ -34546,11 +34789,11 @@
       <w:color w:val="272727" w:themeColor="text1" w:themeTint="D8"/>
     </w:rPr>
   </w:style>
-  <w:style w:type="paragraph" w:styleId="700">
+  <w:style w:type="paragraph" w:styleId="894">
     <w:name w:val="Heading 9"/>
-    <w:basedOn w:val="691"/>
-    <w:next w:val="691"/>
-    <w:link w:val="712"/>
+    <w:basedOn w:val="885"/>
+    <w:next w:val="885"/>
+    <w:link w:val="906"/>
     <w:uiPriority w:val="9"/>
     <w:semiHidden/>
     <w:unhideWhenUsed/>
@@ -34568,7 +34811,7 @@
       <w:color w:val="272727" w:themeColor="text1" w:themeTint="D8"/>
     </w:rPr>
   </w:style>
-  <w:style w:type="character" w:styleId="701" w:default="1">
+  <w:style w:type="character" w:styleId="895" w:default="1">
     <w:name w:val="Default Paragraph Font"/>
     <w:uiPriority w:val="1"/>
     <w:semiHidden/>
@@ -34579,7 +34822,7 @@
       <w:ind/>
     </w:pPr>
   </w:style>
-  <w:style w:type="table" w:styleId="702" w:default="1">
+  <w:style w:type="table" w:styleId="896" w:default="1">
     <w:name w:val="Normal Table"/>
     <w:uiPriority w:val="99"/>
     <w:semiHidden/>
@@ -34772,7 +35015,7 @@
       </w:tcPr>
     </w:tblStylePr>
   </w:style>
-  <w:style w:type="numbering" w:styleId="703" w:default="1">
+  <w:style w:type="numbering" w:styleId="897" w:default="1">
     <w:name w:val="No List"/>
     <w:uiPriority w:val="99"/>
     <w:semiHidden/>
@@ -34783,10 +35026,10 @@
       <w:ind/>
     </w:pPr>
   </w:style>
-  <w:style w:type="character" w:styleId="704" w:customStyle="1">
+  <w:style w:type="character" w:styleId="898" w:customStyle="1">
     <w:name w:val="Heading 1 Char"/>
-    <w:basedOn w:val="701"/>
-    <w:link w:val="692"/>
+    <w:basedOn w:val="895"/>
+    <w:link w:val="886"/>
     <w:uiPriority w:val="9"/>
     <w:pPr>
       <w:pBdr/>
@@ -34800,10 +35043,10 @@
       <w:szCs w:val="40"/>
     </w:rPr>
   </w:style>
-  <w:style w:type="character" w:styleId="705" w:customStyle="1">
+  <w:style w:type="character" w:styleId="899" w:customStyle="1">
     <w:name w:val="Heading 2 Char"/>
-    <w:basedOn w:val="701"/>
-    <w:link w:val="693"/>
+    <w:basedOn w:val="895"/>
+    <w:link w:val="887"/>
     <w:uiPriority w:val="9"/>
     <w:pPr>
       <w:pBdr/>
@@ -34817,10 +35060,10 @@
       <w:szCs w:val="32"/>
     </w:rPr>
   </w:style>
-  <w:style w:type="character" w:styleId="706" w:customStyle="1">
+  <w:style w:type="character" w:styleId="900" w:customStyle="1">
     <w:name w:val="Heading 3 Char"/>
-    <w:basedOn w:val="701"/>
-    <w:link w:val="694"/>
+    <w:basedOn w:val="895"/>
+    <w:link w:val="888"/>
     <w:uiPriority w:val="9"/>
     <w:semiHidden/>
     <w:pPr>
@@ -34835,10 +35078,10 @@
       <w:szCs w:val="28"/>
     </w:rPr>
   </w:style>
-  <w:style w:type="character" w:styleId="707" w:customStyle="1">
+  <w:style w:type="character" w:styleId="901" w:customStyle="1">
     <w:name w:val="Heading 4 Char"/>
-    <w:basedOn w:val="701"/>
-    <w:link w:val="695"/>
+    <w:basedOn w:val="895"/>
+    <w:link w:val="889"/>
     <w:uiPriority w:val="9"/>
     <w:semiHidden/>
     <w:pPr>
@@ -34853,10 +35096,10 @@
       <w:color w:val="0f4761" w:themeColor="accent1" w:themeShade="BF"/>
     </w:rPr>
   </w:style>
-  <w:style w:type="character" w:styleId="708" w:customStyle="1">
+  <w:style w:type="character" w:styleId="902" w:customStyle="1">
     <w:name w:val="Heading 5 Char"/>
-    <w:basedOn w:val="701"/>
-    <w:link w:val="696"/>
+    <w:basedOn w:val="895"/>
+    <w:link w:val="890"/>
     <w:uiPriority w:val="9"/>
     <w:semiHidden/>
     <w:pPr>
@@ -34869,10 +35112,10 @@
       <w:color w:val="0f4761" w:themeColor="accent1" w:themeShade="BF"/>
     </w:rPr>
   </w:style>
-  <w:style w:type="character" w:styleId="709" w:customStyle="1">
+  <w:style w:type="character" w:styleId="903" w:customStyle="1">
     <w:name w:val="Heading 6 Char"/>
-    <w:basedOn w:val="701"/>
-    <w:link w:val="697"/>
+    <w:basedOn w:val="895"/>
+    <w:link w:val="891"/>
     <w:uiPriority w:val="9"/>
     <w:semiHidden/>
     <w:pPr>
@@ -34887,10 +35130,10 @@
       <w:color w:val="595959" w:themeColor="text1" w:themeTint="A6"/>
     </w:rPr>
   </w:style>
-  <w:style w:type="character" w:styleId="710" w:customStyle="1">
+  <w:style w:type="character" w:styleId="904" w:customStyle="1">
     <w:name w:val="Heading 7 Char"/>
-    <w:basedOn w:val="701"/>
-    <w:link w:val="698"/>
+    <w:basedOn w:val="895"/>
+    <w:link w:val="892"/>
     <w:uiPriority w:val="9"/>
     <w:semiHidden/>
     <w:pPr>
@@ -34903,10 +35146,10 @@
       <w:color w:val="595959" w:themeColor="text1" w:themeTint="A6"/>
     </w:rPr>
   </w:style>
-  <w:style w:type="character" w:styleId="711" w:customStyle="1">
+  <w:style w:type="character" w:styleId="905" w:customStyle="1">
     <w:name w:val="Heading 8 Char"/>
-    <w:basedOn w:val="701"/>
-    <w:link w:val="699"/>
+    <w:basedOn w:val="895"/>
+    <w:link w:val="893"/>
     <w:uiPriority w:val="9"/>
     <w:semiHidden/>
     <w:pPr>
@@ -34921,10 +35164,10 @@
       <w:color w:val="272727" w:themeColor="text1" w:themeTint="D8"/>
     </w:rPr>
   </w:style>
-  <w:style w:type="character" w:styleId="712" w:customStyle="1">
+  <w:style w:type="character" w:styleId="906" w:customStyle="1">
     <w:name w:val="Heading 9 Char"/>
-    <w:basedOn w:val="701"/>
-    <w:link w:val="700"/>
+    <w:basedOn w:val="895"/>
+    <w:link w:val="894"/>
     <w:uiPriority w:val="9"/>
     <w:semiHidden/>
     <w:pPr>
@@ -34937,11 +35180,11 @@
       <w:color w:val="272727" w:themeColor="text1" w:themeTint="D8"/>
     </w:rPr>
   </w:style>
-  <w:style w:type="paragraph" w:styleId="713">
+  <w:style w:type="paragraph" w:styleId="907">
     <w:name w:val="Title"/>
-    <w:basedOn w:val="691"/>
-    <w:next w:val="691"/>
-    <w:link w:val="714"/>
+    <w:basedOn w:val="885"/>
+    <w:next w:val="885"/>
+    <w:link w:val="908"/>
     <w:uiPriority w:val="10"/>
     <w:qFormat/>
     <w:pPr>
@@ -34957,10 +35200,10 @@
       <w:szCs w:val="56"/>
     </w:rPr>
   </w:style>
-  <w:style w:type="character" w:styleId="714" w:customStyle="1">
+  <w:style w:type="character" w:styleId="908" w:customStyle="1">
     <w:name w:val="Title Char"/>
-    <w:basedOn w:val="701"/>
-    <w:link w:val="713"/>
+    <w:basedOn w:val="895"/>
+    <w:link w:val="907"/>
     <w:uiPriority w:val="10"/>
     <w:pPr>
       <w:pBdr/>
@@ -34974,11 +35217,11 @@
       <w:szCs w:val="56"/>
     </w:rPr>
   </w:style>
-  <w:style w:type="paragraph" w:styleId="715">
+  <w:style w:type="paragraph" w:styleId="909">
     <w:name w:val="Subtitle"/>
-    <w:basedOn w:val="691"/>
-    <w:next w:val="691"/>
-    <w:link w:val="716"/>
+    <w:basedOn w:val="885"/>
+    <w:next w:val="885"/>
+    <w:link w:val="910"/>
     <w:uiPriority w:val="11"/>
     <w:qFormat/>
     <w:pPr>
@@ -34997,10 +35240,10 @@
       <w:szCs w:val="28"/>
     </w:rPr>
   </w:style>
-  <w:style w:type="character" w:styleId="716" w:customStyle="1">
+  <w:style w:type="character" w:styleId="910" w:customStyle="1">
     <w:name w:val="Subtitle Char"/>
-    <w:basedOn w:val="701"/>
-    <w:link w:val="715"/>
+    <w:basedOn w:val="895"/>
+    <w:link w:val="909"/>
     <w:uiPriority w:val="11"/>
     <w:pPr>
       <w:pBdr/>
@@ -35015,11 +35258,11 @@
       <w:szCs w:val="28"/>
     </w:rPr>
   </w:style>
-  <w:style w:type="paragraph" w:styleId="717">
+  <w:style w:type="paragraph" w:styleId="911">
     <w:name w:val="Quote"/>
-    <w:basedOn w:val="691"/>
-    <w:next w:val="691"/>
-    <w:link w:val="718"/>
+    <w:basedOn w:val="885"/>
+    <w:next w:val="885"/>
+    <w:link w:val="912"/>
     <w:uiPriority w:val="29"/>
     <w:qFormat/>
     <w:pPr>
@@ -35034,10 +35277,10 @@
       <w:color w:val="404040" w:themeColor="text1" w:themeTint="BF"/>
     </w:rPr>
   </w:style>
-  <w:style w:type="character" w:styleId="718" w:customStyle="1">
+  <w:style w:type="character" w:styleId="912" w:customStyle="1">
     <w:name w:val="Quote Char"/>
-    <w:basedOn w:val="701"/>
-    <w:link w:val="717"/>
+    <w:basedOn w:val="895"/>
+    <w:link w:val="911"/>
     <w:uiPriority w:val="29"/>
     <w:pPr>
       <w:pBdr/>
@@ -35050,9 +35293,9 @@
       <w:color w:val="404040" w:themeColor="text1" w:themeTint="BF"/>
     </w:rPr>
   </w:style>
-  <w:style w:type="paragraph" w:styleId="719">
+  <w:style w:type="paragraph" w:styleId="913">
     <w:name w:val="List Paragraph"/>
-    <w:basedOn w:val="691"/>
+    <w:basedOn w:val="885"/>
     <w:qFormat/>
     <w:pPr>
       <w:pBdr/>
@@ -35061,9 +35304,9 @@
       <w:contextualSpacing w:val="true"/>
     </w:pPr>
   </w:style>
-  <w:style w:type="character" w:styleId="720">
+  <w:style w:type="character" w:styleId="914">
     <w:name w:val="Intense Emphasis"/>
-    <w:basedOn w:val="701"/>
+    <w:basedOn w:val="895"/>
     <w:uiPriority w:val="21"/>
     <w:qFormat/>
     <w:pPr>
@@ -35077,11 +35320,11 @@
       <w:color w:val="0f4761" w:themeColor="accent1" w:themeShade="BF"/>
     </w:rPr>
   </w:style>
-  <w:style w:type="paragraph" w:styleId="721">
+  <w:style w:type="paragraph" w:styleId="915">
     <w:name w:val="Intense Quote"/>
-    <w:basedOn w:val="691"/>
-    <w:next w:val="691"/>
-    <w:link w:val="722"/>
+    <w:basedOn w:val="885"/>
+    <w:next w:val="885"/>
+    <w:link w:val="916"/>
     <w:uiPriority w:val="30"/>
     <w:qFormat/>
     <w:pPr>
@@ -35099,10 +35342,10 @@
       <w:color w:val="0f4761" w:themeColor="accent1" w:themeShade="BF"/>
     </w:rPr>
   </w:style>
-  <w:style w:type="character" w:styleId="722" w:customStyle="1">
+  <w:style w:type="character" w:styleId="916" w:customStyle="1">
     <w:name w:val="Intense Quote Char"/>
-    <w:basedOn w:val="701"/>
-    <w:link w:val="721"/>
+    <w:basedOn w:val="895"/>
+    <w:link w:val="915"/>
     <w:uiPriority w:val="30"/>
     <w:pPr>
       <w:pBdr/>
@@ -35115,9 +35358,9 @@
       <w:color w:val="0f4761" w:themeColor="accent1" w:themeShade="BF"/>
     </w:rPr>
   </w:style>
-  <w:style w:type="character" w:styleId="723">
+  <w:style w:type="character" w:styleId="917">
     <w:name w:val="Intense Reference"/>
-    <w:basedOn w:val="701"/>
+    <w:basedOn w:val="895"/>
     <w:uiPriority w:val="32"/>
     <w:qFormat/>
     <w:pPr>
